--- a/Fase 2/Evidencias del Proyecto/SICMA_STK_v1.1.docx
+++ b/Fase 2/Evidencias del Proyecto/SICMA_STK_v1.1.docx
@@ -102,22 +102,6 @@
         </w:rPr>
         <w:t>SICMA-STK</w:t>
       </w:r>
-      <w:r>
-        <w:rPr>
-          <w:color w:val="5A6672"/>
-          <w:sz w:val="26"/>
-        </w:rPr>
-        <w:t xml:space="preserve">  ·  </w:t>
-      </w:r>
-      <w:r>
-        <w:rPr>
-          <w:b/>
-          <w:color w:val="FFFFFF"/>
-          <w:sz w:val="21"/>
-          <w:shd w:val="clear" w:color="auto" w:fill="002840"/>
-        </w:rPr>
-        <w:t xml:space="preserve"> VIGENTE </w:t>
-      </w:r>
     </w:p>
     <w:p>
       <w:pPr>
@@ -1102,7 +1086,7 @@
               <w:rPr>
                 <w:sz w:val="18"/>
               </w:rPr>
-              <w:t xml:space="preserve">Se rehace el registro con los stakeholders del documento Gestión de stakeholders de la Fase 1: 4 interesados reales y 7 roles del escenario. Se quitan las tecnologías, los proveedores, las instituciones y los departamentos que figuraban como stakeholders</w:t>
+              <w:t>Se rehace el registro con los stakeholders del documento Gestión de stakeholders de la Fase 1: 4 interesados reales y 7 roles del escenario. Se quitan las tecnologías, los proveedores, las instituciones y los departamentos que figuraban como stakeholders Se quita la etiqueta Vigente de la portada.</w:t>
             </w:r>
           </w:p>
         </w:tc>

--- a/Fase 2/Evidencias del Proyecto/SICMA_STK_v1.1.docx
+++ b/Fase 2/Evidencias del Proyecto/SICMA_STK_v1.1.docx
@@ -118,13 +118,13 @@
         <w:tblInd w:w="108" w:type="dxa"/>
       </w:tblPr>
       <w:tblGrid>
-        <w:gridCol w:w="4873"/>
-        <w:gridCol w:w="4873"/>
+        <w:gridCol w:w="4365"/>
+        <w:gridCol w:w="4365"/>
       </w:tblGrid>
       <w:tr>
         <w:tc>
           <w:tcPr>
-            <w:tcW w:type="dxa" w:w="4762"/>
+            <w:tcW w:type="dxa" w:w="4265"/>
             <w:tcMar>
               <w:top w:w="160" w:type="dxa"/>
               <w:left w:w="0" w:type="dxa"/>
@@ -204,7 +204,7 @@
         </w:tc>
         <w:tc>
           <w:tcPr>
-            <w:tcW w:type="dxa" w:w="4762"/>
+            <w:tcW w:type="dxa" w:w="4265"/>
             <w:tcMar>
               <w:top w:w="160" w:type="dxa"/>
               <w:left w:w="0" w:type="dxa"/>
@@ -427,7 +427,7 @@
         <w:tab/>
       </w:r>
       <w:r>
-        <w:t>3</w:t>
+        <w:t>4</w:t>
       </w:r>
     </w:p>
     <w:p>
@@ -483,7 +483,7 @@
         <w:tab/>
       </w:r>
       <w:r>
-        <w:t>5</w:t>
+        <w:t>6</w:t>
       </w:r>
     </w:p>
     <w:p>
@@ -497,7 +497,7 @@
         <w:tab/>
       </w:r>
       <w:r>
-        <w:t>6</w:t>
+        <w:t>7</w:t>
       </w:r>
     </w:p>
     <w:p>
@@ -511,7 +511,7 @@
         <w:tab/>
       </w:r>
       <w:r>
-        <w:t>6</w:t>
+        <w:t>7</w:t>
       </w:r>
     </w:p>
     <w:p>
@@ -525,7 +525,7 @@
         <w:tab/>
       </w:r>
       <w:r>
-        <w:t>7</w:t>
+        <w:t>8</w:t>
       </w:r>
     </w:p>
     <w:p>
@@ -539,7 +539,7 @@
         <w:tab/>
       </w:r>
       <w:r>
-        <w:t>7</w:t>
+        <w:t>8</w:t>
       </w:r>
     </w:p>
     <w:p>
@@ -553,7 +553,7 @@
         <w:tab/>
       </w:r>
       <w:r>
-        <w:t>7</w:t>
+        <w:t>9</w:t>
       </w:r>
     </w:p>
     <w:p>
@@ -567,7 +567,7 @@
         <w:tab/>
       </w:r>
       <w:r>
-        <w:t>8</w:t>
+        <w:t>9</w:t>
       </w:r>
     </w:p>
     <w:p>
@@ -581,7 +581,7 @@
         <w:tab/>
       </w:r>
       <w:r>
-        <w:t>8</w:t>
+        <w:t>9</w:t>
       </w:r>
     </w:p>
     <w:p>
@@ -595,7 +595,7 @@
         <w:tab/>
       </w:r>
       <w:r>
-        <w:t>8</w:t>
+        <w:t>9</w:t>
       </w:r>
     </w:p>
     <w:p>
@@ -609,7 +609,7 @@
         <w:tab/>
       </w:r>
       <w:r>
-        <w:t>9</w:t>
+        <w:t>10</w:t>
       </w:r>
     </w:p>
     <w:p>
@@ -623,7 +623,7 @@
         <w:tab/>
       </w:r>
       <w:r>
-        <w:t>9</w:t>
+        <w:t>10</w:t>
       </w:r>
       <w:r>
         <w:fldChar w:fldCharType="end"/>
@@ -642,8 +642,14 @@
     <w:p>
       <w:pPr>
         <w:pStyle w:val="FirstParagraph"/>
-      </w:pPr>
-      <w:r>
+        <w:spacing w:line="360" w:lineRule="auto" w:before="160" w:after="0"/>
+        <w:ind w:firstLine="709"/>
+        <w:jc w:val="both"/>
+      </w:pPr>
+      <w:r>
+        <w:rPr>
+          <w:sz w:val="22"/>
+        </w:rPr>
         <w:t xml:space="preserve">Versión vigente 1.1 del documento SICMA-STK. Reemplaza a la versión 1.0; el detalle de cada versión está en la tabla de versiones.</w:t>
       </w:r>
     </w:p>
@@ -885,10 +891,10 @@
         </w:tblBorders>
       </w:tblPr>
       <w:tblGrid>
-        <w:gridCol w:w="1980"/>
-        <w:gridCol w:w="1980"/>
-        <w:gridCol w:w="1980"/>
-        <w:gridCol w:w="1980"/>
+        <w:gridCol w:w="972"/>
+        <w:gridCol w:w="1237"/>
+        <w:gridCol w:w="1502"/>
+        <w:gridCol w:w="5126"/>
       </w:tblGrid>
       <w:tr>
         <w:trPr>
@@ -896,6 +902,7 @@
         </w:trPr>
         <w:tc>
           <w:tcPr>
+            <w:tcW w:w="972" w:type="dxa"/>
             <w:shd w:val="clear" w:color="auto" w:fill="D9E2F3"/>
           </w:tcPr>
           <w:p>
@@ -914,6 +921,7 @@
         </w:tc>
         <w:tc>
           <w:tcPr>
+            <w:tcW w:w="1237" w:type="dxa"/>
             <w:shd w:val="clear" w:color="auto" w:fill="D9E2F3"/>
           </w:tcPr>
           <w:p>
@@ -932,6 +940,7 @@
         </w:tc>
         <w:tc>
           <w:tcPr>
+            <w:tcW w:w="1502" w:type="dxa"/>
             <w:shd w:val="clear" w:color="auto" w:fill="D9E2F3"/>
           </w:tcPr>
           <w:p>
@@ -950,6 +959,7 @@
         </w:tc>
         <w:tc>
           <w:tcPr>
+            <w:tcW w:w="5126" w:type="dxa"/>
             <w:shd w:val="clear" w:color="auto" w:fill="D9E2F3"/>
           </w:tcPr>
           <w:p>
@@ -969,7 +979,9 @@
       </w:tr>
       <w:tr>
         <w:tc>
-          <w:tcPr/>
+          <w:tcPr>
+            <w:tcW w:w="972" w:type="dxa"/>
+          </w:tcPr>
           <w:p>
             <w:pPr>
               <w:pStyle w:val="Compact"/>
@@ -984,7 +996,9 @@
           </w:p>
         </w:tc>
         <w:tc>
-          <w:tcPr/>
+          <w:tcPr>
+            <w:tcW w:w="1237" w:type="dxa"/>
+          </w:tcPr>
           <w:p>
             <w:pPr>
               <w:pStyle w:val="Compact"/>
@@ -999,7 +1013,9 @@
           </w:p>
         </w:tc>
         <w:tc>
-          <w:tcPr/>
+          <w:tcPr>
+            <w:tcW w:w="1502" w:type="dxa"/>
+          </w:tcPr>
           <w:p>
             <w:pPr>
               <w:pStyle w:val="Compact"/>
@@ -1014,24 +1030,28 @@
           </w:p>
         </w:tc>
         <w:tc>
-          <w:tcPr/>
-          <w:p>
-            <w:pPr>
-              <w:pStyle w:val="Compact"/>
-              <w:jc w:val="left"/>
-            </w:pPr>
-            <w:r>
-              <w:rPr>
-                <w:sz w:val="18"/>
-              </w:rPr>
-              <w:t xml:space="preserve">Primera versión del registro y análisis de stakeholders de SICMA</w:t>
-            </w:r>
-          </w:p>
-        </w:tc>
-      </w:tr>
-      <w:tr>
-        <w:tc>
-          <w:tcPr/>
+          <w:tcPr>
+            <w:tcW w:w="5126" w:type="dxa"/>
+          </w:tcPr>
+          <w:p>
+            <w:pPr>
+              <w:pStyle w:val="Compact"/>
+              <w:jc w:val="left"/>
+            </w:pPr>
+            <w:r>
+              <w:rPr>
+                <w:sz w:val="18"/>
+              </w:rPr>
+              <w:t>Primera versión del registro y análisis de stakeholders de SICMA Se aplica el formato de entrega (márgenes de 3 cm, interlineado 1,5, sangría y texto justificado).</w:t>
+            </w:r>
+          </w:p>
+        </w:tc>
+      </w:tr>
+      <w:tr>
+        <w:tc>
+          <w:tcPr>
+            <w:tcW w:w="972" w:type="dxa"/>
+          </w:tcPr>
           <w:p>
             <w:pPr>
               <w:pStyle w:val="Compact"/>
@@ -1046,7 +1066,9 @@
           </w:p>
         </w:tc>
         <w:tc>
-          <w:tcPr/>
+          <w:tcPr>
+            <w:tcW w:w="1237" w:type="dxa"/>
+          </w:tcPr>
           <w:p>
             <w:pPr>
               <w:pStyle w:val="Compact"/>
@@ -1061,7 +1083,9 @@
           </w:p>
         </w:tc>
         <w:tc>
-          <w:tcPr/>
+          <w:tcPr>
+            <w:tcW w:w="1502" w:type="dxa"/>
+          </w:tcPr>
           <w:p>
             <w:pPr>
               <w:pStyle w:val="Compact"/>
@@ -1076,7 +1100,9 @@
           </w:p>
         </w:tc>
         <w:tc>
-          <w:tcPr/>
+          <w:tcPr>
+            <w:tcW w:w="5126" w:type="dxa"/>
+          </w:tcPr>
           <w:p>
             <w:pPr>
               <w:pStyle w:val="Compact"/>
@@ -1105,16 +1131,28 @@
     <w:p>
       <w:pPr>
         <w:pStyle w:val="FirstParagraph"/>
-      </w:pPr>
-      <w:r>
+        <w:spacing w:line="360" w:lineRule="auto" w:before="160" w:after="0"/>
+        <w:ind w:firstLine="709"/>
+        <w:jc w:val="both"/>
+      </w:pPr>
+      <w:r>
+        <w:rPr>
+          <w:sz w:val="22"/>
+        </w:rPr>
         <w:t xml:space="preserve">Este documento identifica a las personas y los roles que participan en SICMA, lo evalúan o representan necesidades de uso. Define qué necesita cada uno, cómo interviene en la revisión de los entregables y qué evidencia conserva el equipo. Su propósito es mantener un alcance compartido y resolver a tiempo las decisiones del semestre.</w:t>
       </w:r>
     </w:p>
     <w:p>
       <w:pPr>
         <w:pStyle w:val="BodyText"/>
-      </w:pPr>
-      <w:r>
+        <w:spacing w:line="360" w:lineRule="auto" w:before="160" w:after="0"/>
+        <w:ind w:firstLine="709"/>
+        <w:jc w:val="both"/>
+      </w:pPr>
+      <w:r>
+        <w:rPr>
+          <w:sz w:val="22"/>
+        </w:rPr>
         <w:t xml:space="preserve">El registro tiene 11 stakeholders, los mismos del documento de stakeholders de la Fase 1:</w:t>
       </w:r>
     </w:p>
@@ -1165,16 +1203,28 @@
     <w:p>
       <w:pPr>
         <w:pStyle w:val="FirstParagraph"/>
-      </w:pPr>
-      <w:r>
+        <w:spacing w:line="360" w:lineRule="auto" w:before="160" w:after="0"/>
+        <w:ind w:firstLine="709"/>
+        <w:jc w:val="both"/>
+      </w:pPr>
+      <w:r>
+        <w:rPr>
+          <w:sz w:val="22"/>
+        </w:rPr>
         <w:t xml:space="preserve">SICMA se desarrolla y se prueba en un entorno simulado, sin autorización para intervenir infraestructura productiva. Por eso las revisiones de los roles del escenario no se presentan como aceptación de un cliente real, y este documento no acredita reuniones, entrevistas ni aprobaciones que no estén registradas.</w:t>
       </w:r>
     </w:p>
     <w:p>
       <w:pPr>
         <w:pStyle w:val="BodyText"/>
-      </w:pPr>
-      <w:r>
+        <w:spacing w:line="360" w:lineRule="auto" w:before="160" w:after="0"/>
+        <w:ind w:firstLine="709"/>
+        <w:jc w:val="both"/>
+      </w:pPr>
+      <w:r>
+        <w:rPr>
+          <w:sz w:val="22"/>
+        </w:rPr>
         <w:t xml:space="preserve">No incluye datos personales de contacto.</w:t>
       </w:r>
     </w:p>
@@ -1191,54 +1241,84 @@
     <w:p>
       <w:pPr>
         <w:pStyle w:val="FirstParagraph"/>
+        <w:spacing w:line="360" w:lineRule="auto" w:before="160" w:after="0"/>
+        <w:ind w:firstLine="709"/>
+        <w:jc w:val="both"/>
       </w:pPr>
       <w:r>
         <w:rPr>
           <w:bCs/>
           <w:b/>
+          <w:sz w:val="22"/>
         </w:rPr>
         <w:t xml:space="preserve">Quién es un stakeholder.</w:t>
       </w:r>
       <w:r>
+        <w:rPr>
+          <w:sz w:val="22"/>
+        </w:rPr>
         <w:t xml:space="preserve"> </w:t>
       </w:r>
       <w:r>
+        <w:rPr>
+          <w:sz w:val="22"/>
+        </w:rPr>
         <w:t xml:space="preserve">Una persona o un rol que participa en el proyecto, que lo evalúa o que representa una necesidad de uso.</w:t>
       </w:r>
     </w:p>
     <w:p>
       <w:pPr>
         <w:pStyle w:val="BodyText"/>
+        <w:spacing w:line="360" w:lineRule="auto" w:before="160" w:after="0"/>
+        <w:ind w:firstLine="709"/>
+        <w:jc w:val="both"/>
       </w:pPr>
       <w:r>
         <w:rPr>
           <w:bCs/>
           <w:b/>
+          <w:sz w:val="22"/>
         </w:rPr>
         <w:t xml:space="preserve">Qué queda fuera del registro.</w:t>
       </w:r>
       <w:r>
+        <w:rPr>
+          <w:sz w:val="22"/>
+        </w:rPr>
         <w:t xml:space="preserve"> </w:t>
       </w:r>
       <w:r>
+        <w:rPr>
+          <w:sz w:val="22"/>
+        </w:rPr>
         <w:t xml:space="preserve">Los componentes y las dependencias técnicas (ESP32, lector de huellas, Zabbix, Power BI, MySQL, y los servicios de Microsoft Forms, Teams y Power Automate) no son stakeholders. Tampoco se registran instituciones, departamentos ni proveedores sin participación confirmada. Las dependencias técnicas y de acceso se gestionan como riesgos en SICMA-PRY (por ejemplo, R-02).</w:t>
       </w:r>
     </w:p>
     <w:p>
       <w:pPr>
         <w:pStyle w:val="BodyText"/>
+        <w:spacing w:line="360" w:lineRule="auto" w:before="160" w:after="0"/>
+        <w:ind w:firstLine="709"/>
+        <w:jc w:val="both"/>
       </w:pPr>
       <w:r>
         <w:rPr>
           <w:bCs/>
           <w:b/>
+          <w:sz w:val="22"/>
         </w:rPr>
         <w:t xml:space="preserve">Criterios de análisis.</w:t>
       </w:r>
       <w:r>
+        <w:rPr>
+          <w:sz w:val="22"/>
+        </w:rPr>
         <w:t xml:space="preserve"> </w:t>
       </w:r>
       <w:r>
+        <w:rPr>
+          <w:sz w:val="22"/>
+        </w:rPr>
         <w:t xml:space="preserve">Las valoraciones son una propuesta del equipo, no resultado de entrevistas, y se confirman en la primera revisión (D-01).</w:t>
       </w:r>
     </w:p>
@@ -1466,8 +1546,14 @@
     <w:p>
       <w:pPr>
         <w:pStyle w:val="BodyText"/>
-      </w:pPr>
-      <w:r>
+        <w:spacing w:line="360" w:lineRule="auto" w:before="160" w:after="0"/>
+        <w:ind w:firstLine="709"/>
+        <w:jc w:val="both"/>
+      </w:pPr>
+      <w:r>
+        <w:rPr>
+          <w:sz w:val="22"/>
+        </w:rPr>
         <w:t xml:space="preserve">Para los roles del escenario, la influencia se interpreta dentro de la validación y no representa autoridad de una organización real sobre el proyecto académico.</w:t>
       </w:r>
     </w:p>
@@ -2108,16 +2194,28 @@
     <w:p>
       <w:pPr>
         <w:pStyle w:val="BodyText"/>
-      </w:pPr>
-      <w:r>
+        <w:spacing w:line="360" w:lineRule="auto" w:before="160" w:after="0"/>
+        <w:ind w:firstLine="709"/>
+        <w:jc w:val="both"/>
+      </w:pPr>
+      <w:r>
+        <w:rPr>
+          <w:sz w:val="22"/>
+        </w:rPr>
         <w:t xml:space="preserve">El equipo decide el diseño del sistema. El docente orienta y evalúa dentro de la asignatura, y no tiene la responsabilidad de desarrollar el sistema, administrar el datacenter simulado ni aprobar cada cambio técnico. La participación prevista de ST-01 a ST-03 sigue SICMA-PRY v1.0 (D-02).</w:t>
       </w:r>
     </w:p>
     <w:p>
       <w:pPr>
         <w:pStyle w:val="BodyText"/>
-      </w:pPr>
-      <w:r>
+        <w:spacing w:line="360" w:lineRule="auto" w:before="160" w:after="0"/>
+        <w:ind w:firstLine="709"/>
+        <w:jc w:val="both"/>
+      </w:pPr>
+      <w:r>
+        <w:rPr>
+          <w:sz w:val="22"/>
+        </w:rPr>
         <w:t xml:space="preserve">La dedicación es de 15 horas semanales por integrante, que suman 810 horas-persona en las 18 semanas del semestre.</w:t>
       </w:r>
     </w:p>
@@ -2667,16 +2765,28 @@
     <w:p>
       <w:pPr>
         <w:pStyle w:val="BodyText"/>
-      </w:pPr>
-      <w:r>
+        <w:spacing w:line="360" w:lineRule="auto" w:before="160" w:after="0"/>
+        <w:ind w:firstLine="709"/>
+        <w:jc w:val="both"/>
+      </w:pPr>
+      <w:r>
+        <w:rPr>
+          <w:sz w:val="22"/>
+        </w:rPr>
         <w:t xml:space="preserve">Los roles los representan integrantes del equipo con cuentas e identidades de prueba. La persona autorizada para el acceso físico es independiente del usuario de la aplicación. Ser stakeholder no da acceso a datos ni permite aprobar cambios fuera del rol autorizado. Los permisos de cada rol en el sistema los definen los documentos de diseño.</w:t>
       </w:r>
     </w:p>
     <w:p>
       <w:pPr>
         <w:pStyle w:val="BodyText"/>
-      </w:pPr>
-      <w:r>
+        <w:spacing w:line="360" w:lineRule="auto" w:before="160" w:after="0"/>
+        <w:ind w:firstLine="709"/>
+        <w:jc w:val="both"/>
+      </w:pPr>
+      <w:r>
+        <w:rPr>
+          <w:sz w:val="22"/>
+        </w:rPr>
         <w:t xml:space="preserve">Según SICMA-REQ, la Jefatura aprueba las intervenciones y el Administrador asigna al técnico. El key user no aprueba ni asigna: solo recibe avisos.</w:t>
       </w:r>
     </w:p>
@@ -3659,8 +3769,14 @@
     <w:p>
       <w:pPr>
         <w:pStyle w:val="BodyText"/>
-      </w:pPr>
-      <w:r>
+        <w:spacing w:line="360" w:lineRule="auto" w:before="160" w:after="0"/>
+        <w:ind w:firstLine="709"/>
+        <w:jc w:val="both"/>
+      </w:pPr>
+      <w:r>
+        <w:rPr>
+          <w:sz w:val="22"/>
+        </w:rPr>
         <w:t xml:space="preserve">Las valoraciones de ST-01 a ST-09 son las del documento de la Fase 1. Las de ST-10 y ST-11 las propone este documento, porque el de la Fase 1 no las valoró.</w:t>
       </w:r>
     </w:p>
@@ -4046,8 +4162,14 @@
     <w:p>
       <w:pPr>
         <w:pStyle w:val="FirstParagraph"/>
-      </w:pPr>
-      <w:r>
+        <w:spacing w:line="360" w:lineRule="auto" w:before="160" w:after="0"/>
+        <w:ind w:firstLine="709"/>
+        <w:jc w:val="both"/>
+      </w:pPr>
+      <w:r>
+        <w:rPr>
+          <w:sz w:val="22"/>
+        </w:rPr>
         <w:t xml:space="preserve">Las frecuencias son propuestas de trabajo y no representan reuniones ya realizadas. SICMA-PRY deja abierta la frecuencia de las revisiones (D-06 de ese documento).</w:t>
       </w:r>
     </w:p>
@@ -4401,24 +4523,42 @@
     <w:p>
       <w:pPr>
         <w:pStyle w:val="BodyText"/>
-      </w:pPr>
-      <w:r>
+        <w:spacing w:line="360" w:lineRule="auto" w:before="160" w:after="0"/>
+        <w:ind w:firstLine="709"/>
+        <w:jc w:val="both"/>
+      </w:pPr>
+      <w:r>
+        <w:rPr>
+          <w:sz w:val="22"/>
+        </w:rPr>
         <w:t xml:space="preserve">Las actas registran los participantes reales, los acuerdos, el responsable de cada acción, el plazo y el estado. La coordinación de cada reunión puede rotar entre los tres integrantes: quien coordina consolida los acuerdos y comparte el registro, y los demás revisan que refleje lo conversado. Las observaciones del docente se guardan con su fecha y contexto, sin atribuirle decisiones que no comunicó.</w:t>
       </w:r>
     </w:p>
     <w:p>
       <w:pPr>
         <w:pStyle w:val="BodyText"/>
-      </w:pPr>
-      <w:r>
+        <w:spacing w:line="360" w:lineRule="auto" w:before="160" w:after="0"/>
+        <w:ind w:firstLine="709"/>
+        <w:jc w:val="both"/>
+      </w:pPr>
+      <w:r>
+        <w:rPr>
+          <w:sz w:val="22"/>
+        </w:rPr>
         <w:t xml:space="preserve">Un commit demuestra una modificación, no por sí solo la aprobación del equipo. Mientras no exista una revisión, su estado es Pendiente.</w:t>
       </w:r>
     </w:p>
     <w:p>
       <w:pPr>
         <w:pStyle w:val="BodyText"/>
-      </w:pPr>
-      <w:r>
+        <w:spacing w:line="360" w:lineRule="auto" w:before="160" w:after="0"/>
+        <w:ind w:firstLine="709"/>
+        <w:jc w:val="both"/>
+      </w:pPr>
+      <w:r>
+        <w:rPr>
+          <w:sz w:val="22"/>
+        </w:rPr>
         <w:t xml:space="preserve">Para revisar un entregable, un compañero distinto de su autor representa al rol del escenario, y el registro de revisión indica quién tuvo cada papel.</w:t>
       </w:r>
     </w:p>
@@ -4730,26 +4870,42 @@
     <w:p>
       <w:pPr>
         <w:pStyle w:val="FirstParagraph"/>
-      </w:pPr>
-      <w:r>
+        <w:spacing w:line="360" w:lineRule="auto" w:before="160" w:after="0"/>
+        <w:ind w:firstLine="709"/>
+        <w:jc w:val="both"/>
+      </w:pPr>
+      <w:r>
+        <w:rPr>
+          <w:sz w:val="22"/>
+        </w:rPr>
         <w:t xml:space="preserve">Los tres integrantes revisan este documento en cada hito y cuando cambia el alcance, aparece un interesado real o se modifica una responsabilidad. La versión siguiente indica qué cambió y por qué. No se alteran evidencias anteriores para aparentar una aprobación retrospectiva.</w:t>
       </w:r>
     </w:p>
     <w:p>
       <w:pPr>
         <w:pStyle w:val="BodyText"/>
+        <w:spacing w:line="360" w:lineRule="auto" w:before="160" w:after="0"/>
+        <w:ind w:firstLine="709"/>
+        <w:jc w:val="both"/>
       </w:pPr>
       <w:r>
         <w:rPr>
           <w:bCs/>
           <w:b/>
+          <w:sz w:val="22"/>
         </w:rPr>
         <w:t xml:space="preserve">Tratamiento de una observación.</w:t>
       </w:r>
       <w:r>
+        <w:rPr>
+          <w:sz w:val="22"/>
+        </w:rPr>
         <w:t xml:space="preserve"> </w:t>
       </w:r>
       <w:r>
+        <w:rPr>
+          <w:sz w:val="22"/>
+        </w:rPr>
         <w:t xml:space="preserve">Se registra el stakeholder, la fecha, el requisito o la pantalla afectada, la descripción y la evidencia. Se evalúa su efecto en el alcance, el plazo y las dependencias. El equipo acuerda aceptar, ajustar, posponer o rechazar, con su motivo, asigna un responsable y una fecha, y comprueba el resultado antes de cerrar.</w:t>
       </w:r>
     </w:p>
@@ -5960,10 +6116,15 @@
     <w:p>
       <w:pPr>
         <w:pStyle w:val="BodyText"/>
+        <w:keepNext/>
+        <w:spacing w:line="360" w:lineRule="auto" w:before="160" w:after="0"/>
+        <w:ind w:firstLine="709"/>
+        <w:jc w:val="both"/>
       </w:pPr>
       <w:r>
         <w:rPr>
           <w:b/>
+          <w:sz w:val="22"/>
         </w:rPr>
         <w:t>Documentos del proyecto</w:t>
       </w:r>
@@ -6049,10 +6210,15 @@
     <w:p>
       <w:pPr>
         <w:pStyle w:val="BodyText"/>
+        <w:keepNext/>
+        <w:spacing w:line="360" w:lineRule="auto" w:before="160" w:after="0"/>
+        <w:ind w:firstLine="709"/>
+        <w:jc w:val="both"/>
       </w:pPr>
       <w:r>
         <w:rPr>
           <w:b/>
+          <w:sz w:val="22"/>
         </w:rPr>
         <w:t>Normas y fuentes externas</w:t>
       </w:r>
@@ -6392,7 +6558,7 @@
     <w:sectPr>
       <w:footerReference w:type="default" r:id="rId9"/>
       <w:pgSz w:w="12240" w:h="15840"/>
-      <w:pgMar w:left="1247" w:right="1247" w:top="1247" w:bottom="1247"/>
+      <w:pgMar w:left="1701" w:right="1701" w:top="1701" w:bottom="1701" w:header="850" w:footer="964"/>
       <w:titlePg/>
     </w:sectPr>
   </w:body>
@@ -7461,7 +7627,7 @@
     <w:basedOn w:val="Normal"/>
     <w:pPr>
       <w:tabs>
-        <w:tab w:pos="9746" w:val="right" w:leader="dot"/>
+        <w:tab w:pos="8838" w:val="right" w:leader="dot"/>
       </w:tabs>
       <w:spacing w:after="60" w:before="80"/>
       <w:ind w:left="0"/>
@@ -7476,7 +7642,7 @@
     <w:basedOn w:val="Normal"/>
     <w:pPr>
       <w:tabs>
-        <w:tab w:pos="9746" w:val="right" w:leader="dot"/>
+        <w:tab w:pos="8838" w:val="right" w:leader="dot"/>
       </w:tabs>
       <w:spacing w:after="40" w:before="0"/>
       <w:ind w:left="283"/>
@@ -7491,7 +7657,7 @@
     <w:basedOn w:val="Normal"/>
     <w:pPr>
       <w:tabs>
-        <w:tab w:pos="9746" w:val="right" w:leader="dot"/>
+        <w:tab w:pos="8838" w:val="right" w:leader="dot"/>
       </w:tabs>
       <w:spacing w:after="40" w:before="0"/>
       <w:ind w:left="567"/>
@@ -7506,7 +7672,7 @@
     <w:basedOn w:val="Normal"/>
     <w:pPr>
       <w:tabs>
-        <w:tab w:pos="9746" w:val="right" w:leader="dot"/>
+        <w:tab w:pos="8838" w:val="right" w:leader="dot"/>
       </w:tabs>
       <w:spacing w:after="40" w:before="0"/>
       <w:ind w:left="850"/>

--- a/Fase 2/Evidencias del Proyecto/SICMA_STK_v1.1.docx
+++ b/Fase 2/Evidencias del Proyecto/SICMA_STK_v1.1.docx
@@ -497,7 +497,7 @@
         <w:tab/>
       </w:r>
       <w:r>
-        <w:t>7</w:t>
+        <w:t>6</w:t>
       </w:r>
     </w:p>
     <w:p>
@@ -511,7 +511,7 @@
         <w:tab/>
       </w:r>
       <w:r>
-        <w:t>7</w:t>
+        <w:t>6</w:t>
       </w:r>
     </w:p>
     <w:p>
@@ -525,7 +525,7 @@
         <w:tab/>
       </w:r>
       <w:r>
-        <w:t>8</w:t>
+        <w:t>7</w:t>
       </w:r>
     </w:p>
     <w:p>
@@ -539,7 +539,7 @@
         <w:tab/>
       </w:r>
       <w:r>
-        <w:t>8</w:t>
+        <w:t>7</w:t>
       </w:r>
     </w:p>
     <w:p>
@@ -553,7 +553,7 @@
         <w:tab/>
       </w:r>
       <w:r>
-        <w:t>9</w:t>
+        <w:t>8</w:t>
       </w:r>
     </w:p>
     <w:p>
@@ -567,7 +567,7 @@
         <w:tab/>
       </w:r>
       <w:r>
-        <w:t>9</w:t>
+        <w:t>8</w:t>
       </w:r>
     </w:p>
     <w:p>
@@ -609,7 +609,7 @@
         <w:tab/>
       </w:r>
       <w:r>
-        <w:t>10</w:t>
+        <w:t>9</w:t>
       </w:r>
     </w:p>
     <w:p>
@@ -623,7 +623,7 @@
         <w:tab/>
       </w:r>
       <w:r>
-        <w:t>10</w:t>
+        <w:t>9</w:t>
       </w:r>
       <w:r>
         <w:fldChar w:fldCharType="end"/>
@@ -669,8 +669,8 @@
         </w:tblBorders>
       </w:tblPr>
       <w:tblGrid>
-        <w:gridCol w:w="3960"/>
-        <w:gridCol w:w="3960"/>
+        <w:gridCol w:w="3393"/>
+        <w:gridCol w:w="4524"/>
       </w:tblGrid>
       <w:tr>
         <w:trPr>
@@ -678,6 +678,7 @@
         </w:trPr>
         <w:tc>
           <w:tcPr>
+            <w:tcW w:w="3393" w:type="dxa"/>
             <w:shd w:val="clear" w:color="auto" w:fill="D9E2F3"/>
           </w:tcPr>
           <w:p>
@@ -696,6 +697,7 @@
         </w:tc>
         <w:tc>
           <w:tcPr>
+            <w:tcW w:w="4524" w:type="dxa"/>
             <w:shd w:val="clear" w:color="auto" w:fill="D9E2F3"/>
           </w:tcPr>
           <w:p>
@@ -715,7 +717,9 @@
       </w:tr>
       <w:tr>
         <w:tc>
-          <w:tcPr/>
+          <w:tcPr>
+            <w:tcW w:w="3393" w:type="dxa"/>
+          </w:tcPr>
           <w:p>
             <w:pPr>
               <w:pStyle w:val="Compact"/>
@@ -730,7 +734,9 @@
           </w:p>
         </w:tc>
         <w:tc>
-          <w:tcPr/>
+          <w:tcPr>
+            <w:tcW w:w="4524" w:type="dxa"/>
+          </w:tcPr>
           <w:p>
             <w:pPr>
               <w:pStyle w:val="Compact"/>
@@ -747,7 +753,9 @@
       </w:tr>
       <w:tr>
         <w:tc>
-          <w:tcPr/>
+          <w:tcPr>
+            <w:tcW w:w="3393" w:type="dxa"/>
+          </w:tcPr>
           <w:p>
             <w:pPr>
               <w:pStyle w:val="Compact"/>
@@ -762,7 +770,9 @@
           </w:p>
         </w:tc>
         <w:tc>
-          <w:tcPr/>
+          <w:tcPr>
+            <w:tcW w:w="4524" w:type="dxa"/>
+          </w:tcPr>
           <w:p>
             <w:pPr>
               <w:pStyle w:val="Compact"/>
@@ -779,7 +789,9 @@
       </w:tr>
       <w:tr>
         <w:tc>
-          <w:tcPr/>
+          <w:tcPr>
+            <w:tcW w:w="3393" w:type="dxa"/>
+          </w:tcPr>
           <w:p>
             <w:pPr>
               <w:pStyle w:val="Compact"/>
@@ -794,7 +806,9 @@
           </w:p>
         </w:tc>
         <w:tc>
-          <w:tcPr/>
+          <w:tcPr>
+            <w:tcW w:w="4524" w:type="dxa"/>
+          </w:tcPr>
           <w:p>
             <w:pPr>
               <w:pStyle w:val="Compact"/>
@@ -811,7 +825,9 @@
       </w:tr>
       <w:tr>
         <w:tc>
-          <w:tcPr/>
+          <w:tcPr>
+            <w:tcW w:w="3393" w:type="dxa"/>
+          </w:tcPr>
           <w:p>
             <w:pPr>
               <w:pStyle w:val="Compact"/>
@@ -826,7 +842,9 @@
           </w:p>
         </w:tc>
         <w:tc>
-          <w:tcPr/>
+          <w:tcPr>
+            <w:tcW w:w="4524" w:type="dxa"/>
+          </w:tcPr>
           <w:p>
             <w:pPr>
               <w:pStyle w:val="Compact"/>
@@ -843,7 +861,9 @@
       </w:tr>
       <w:tr>
         <w:tc>
-          <w:tcPr/>
+          <w:tcPr>
+            <w:tcW w:w="3393" w:type="dxa"/>
+          </w:tcPr>
           <w:p>
             <w:pPr>
               <w:pStyle w:val="Compact"/>
@@ -858,7 +878,9 @@
           </w:p>
         </w:tc>
         <w:tc>
-          <w:tcPr/>
+          <w:tcPr>
+            <w:tcW w:w="4524" w:type="dxa"/>
+          </w:tcPr>
           <w:p>
             <w:pPr>
               <w:pStyle w:val="Compact"/>
@@ -1042,7 +1064,7 @@
               <w:rPr>
                 <w:sz w:val="18"/>
               </w:rPr>
-              <w:t>Primera versión del registro y análisis de stakeholders de SICMA Se aplica el formato de entrega (márgenes de 3 cm, interlineado 1,5, sangría y texto justificado).</w:t>
+              <w:t>Primera versión del registro y análisis de stakeholders de SICMA Se aplica el formato de entrega (márgenes de 3 cm, interlineado 1,5, sangría y texto justificado). Se ajusta el ancho de las columnas de las tablas.</w:t>
             </w:r>
           </w:p>
         </w:tc>
@@ -1338,9 +1360,9 @@
         </w:tblBorders>
       </w:tblPr>
       <w:tblGrid>
-        <w:gridCol w:w="2640"/>
-        <w:gridCol w:w="2640"/>
-        <w:gridCol w:w="2640"/>
+        <w:gridCol w:w="1510"/>
+        <w:gridCol w:w="3522"/>
+        <w:gridCol w:w="2884"/>
       </w:tblGrid>
       <w:tr>
         <w:trPr>
@@ -1348,6 +1370,7 @@
         </w:trPr>
         <w:tc>
           <w:tcPr>
+            <w:tcW w:w="1510" w:type="dxa"/>
             <w:shd w:val="clear" w:color="auto" w:fill="D9E2F3"/>
           </w:tcPr>
           <w:p>
@@ -1366,6 +1389,7 @@
         </w:tc>
         <w:tc>
           <w:tcPr>
+            <w:tcW w:w="3522" w:type="dxa"/>
             <w:shd w:val="clear" w:color="auto" w:fill="D9E2F3"/>
           </w:tcPr>
           <w:p>
@@ -1384,6 +1408,7 @@
         </w:tc>
         <w:tc>
           <w:tcPr>
+            <w:tcW w:w="2884" w:type="dxa"/>
             <w:shd w:val="clear" w:color="auto" w:fill="D9E2F3"/>
           </w:tcPr>
           <w:p>
@@ -1403,7 +1428,9 @@
       </w:tr>
       <w:tr>
         <w:tc>
-          <w:tcPr/>
+          <w:tcPr>
+            <w:tcW w:w="1510" w:type="dxa"/>
+          </w:tcPr>
           <w:p>
             <w:pPr>
               <w:pStyle w:val="Compact"/>
@@ -1418,7 +1445,9 @@
           </w:p>
         </w:tc>
         <w:tc>
-          <w:tcPr/>
+          <w:tcPr>
+            <w:tcW w:w="3522" w:type="dxa"/>
+          </w:tcPr>
           <w:p>
             <w:pPr>
               <w:pStyle w:val="Compact"/>
@@ -1433,7 +1462,9 @@
           </w:p>
         </w:tc>
         <w:tc>
-          <w:tcPr/>
+          <w:tcPr>
+            <w:tcW w:w="2884" w:type="dxa"/>
+          </w:tcPr>
           <w:p>
             <w:pPr>
               <w:pStyle w:val="Compact"/>
@@ -1450,7 +1481,9 @@
       </w:tr>
       <w:tr>
         <w:tc>
-          <w:tcPr/>
+          <w:tcPr>
+            <w:tcW w:w="1510" w:type="dxa"/>
+          </w:tcPr>
           <w:p>
             <w:pPr>
               <w:pStyle w:val="Compact"/>
@@ -1465,7 +1498,9 @@
           </w:p>
         </w:tc>
         <w:tc>
-          <w:tcPr/>
+          <w:tcPr>
+            <w:tcW w:w="3522" w:type="dxa"/>
+          </w:tcPr>
           <w:p>
             <w:pPr>
               <w:pStyle w:val="Compact"/>
@@ -1480,7 +1515,9 @@
           </w:p>
         </w:tc>
         <w:tc>
-          <w:tcPr/>
+          <w:tcPr>
+            <w:tcW w:w="2884" w:type="dxa"/>
+          </w:tcPr>
           <w:p>
             <w:pPr>
               <w:pStyle w:val="Compact"/>
@@ -1497,7 +1534,9 @@
       </w:tr>
       <w:tr>
         <w:tc>
-          <w:tcPr/>
+          <w:tcPr>
+            <w:tcW w:w="1510" w:type="dxa"/>
+          </w:tcPr>
           <w:p>
             <w:pPr>
               <w:pStyle w:val="Compact"/>
@@ -1512,7 +1551,9 @@
           </w:p>
         </w:tc>
         <w:tc>
-          <w:tcPr/>
+          <w:tcPr>
+            <w:tcW w:w="3522" w:type="dxa"/>
+          </w:tcPr>
           <w:p>
             <w:pPr>
               <w:pStyle w:val="Compact"/>
@@ -1527,7 +1568,9 @@
           </w:p>
         </w:tc>
         <w:tc>
-          <w:tcPr/>
+          <w:tcPr>
+            <w:tcW w:w="2884" w:type="dxa"/>
+          </w:tcPr>
           <w:p>
             <w:pPr>
               <w:pStyle w:val="Compact"/>
@@ -1573,9 +1616,9 @@
         </w:tblBorders>
       </w:tblPr>
       <w:tblGrid>
-        <w:gridCol w:w="2640"/>
-        <w:gridCol w:w="2640"/>
-        <w:gridCol w:w="2640"/>
+        <w:gridCol w:w="1954"/>
+        <w:gridCol w:w="1906"/>
+        <w:gridCol w:w="4055"/>
       </w:tblGrid>
       <w:tr>
         <w:trPr>
@@ -1583,6 +1626,7 @@
         </w:trPr>
         <w:tc>
           <w:tcPr>
+            <w:tcW w:w="1954" w:type="dxa"/>
             <w:shd w:val="clear" w:color="auto" w:fill="D9E2F3"/>
           </w:tcPr>
           <w:p>
@@ -1601,6 +1645,7 @@
         </w:tc>
         <w:tc>
           <w:tcPr>
+            <w:tcW w:w="1906" w:type="dxa"/>
             <w:shd w:val="clear" w:color="auto" w:fill="D9E2F3"/>
           </w:tcPr>
           <w:p>
@@ -1619,6 +1664,7 @@
         </w:tc>
         <w:tc>
           <w:tcPr>
+            <w:tcW w:w="4055" w:type="dxa"/>
             <w:shd w:val="clear" w:color="auto" w:fill="D9E2F3"/>
           </w:tcPr>
           <w:p>
@@ -1638,7 +1684,9 @@
       </w:tr>
       <w:tr>
         <w:tc>
-          <w:tcPr/>
+          <w:tcPr>
+            <w:tcW w:w="1954" w:type="dxa"/>
+          </w:tcPr>
           <w:p>
             <w:pPr>
               <w:pStyle w:val="Compact"/>
@@ -1653,7 +1701,9 @@
           </w:p>
         </w:tc>
         <w:tc>
-          <w:tcPr/>
+          <w:tcPr>
+            <w:tcW w:w="1906" w:type="dxa"/>
+          </w:tcPr>
           <w:p>
             <w:pPr>
               <w:pStyle w:val="Compact"/>
@@ -1668,7 +1718,9 @@
           </w:p>
         </w:tc>
         <w:tc>
-          <w:tcPr/>
+          <w:tcPr>
+            <w:tcW w:w="4055" w:type="dxa"/>
+          </w:tcPr>
           <w:p>
             <w:pPr>
               <w:pStyle w:val="Compact"/>
@@ -1685,7 +1737,9 @@
       </w:tr>
       <w:tr>
         <w:tc>
-          <w:tcPr/>
+          <w:tcPr>
+            <w:tcW w:w="1954" w:type="dxa"/>
+          </w:tcPr>
           <w:p>
             <w:pPr>
               <w:pStyle w:val="Compact"/>
@@ -1700,7 +1754,9 @@
           </w:p>
         </w:tc>
         <w:tc>
-          <w:tcPr/>
+          <w:tcPr>
+            <w:tcW w:w="1906" w:type="dxa"/>
+          </w:tcPr>
           <w:p>
             <w:pPr>
               <w:pStyle w:val="Compact"/>
@@ -1715,7 +1771,9 @@
           </w:p>
         </w:tc>
         <w:tc>
-          <w:tcPr/>
+          <w:tcPr>
+            <w:tcW w:w="4055" w:type="dxa"/>
+          </w:tcPr>
           <w:p>
             <w:pPr>
               <w:pStyle w:val="Compact"/>
@@ -1732,7 +1790,9 @@
       </w:tr>
       <w:tr>
         <w:tc>
-          <w:tcPr/>
+          <w:tcPr>
+            <w:tcW w:w="1954" w:type="dxa"/>
+          </w:tcPr>
           <w:p>
             <w:pPr>
               <w:pStyle w:val="Compact"/>
@@ -1747,7 +1807,9 @@
           </w:p>
         </w:tc>
         <w:tc>
-          <w:tcPr/>
+          <w:tcPr>
+            <w:tcW w:w="1906" w:type="dxa"/>
+          </w:tcPr>
           <w:p>
             <w:pPr>
               <w:pStyle w:val="Compact"/>
@@ -1762,7 +1824,9 @@
           </w:p>
         </w:tc>
         <w:tc>
-          <w:tcPr/>
+          <w:tcPr>
+            <w:tcW w:w="4055" w:type="dxa"/>
+          </w:tcPr>
           <w:p>
             <w:pPr>
               <w:pStyle w:val="Compact"/>
@@ -1779,7 +1843,9 @@
       </w:tr>
       <w:tr>
         <w:tc>
-          <w:tcPr/>
+          <w:tcPr>
+            <w:tcW w:w="1954" w:type="dxa"/>
+          </w:tcPr>
           <w:p>
             <w:pPr>
               <w:pStyle w:val="Compact"/>
@@ -1794,7 +1860,9 @@
           </w:p>
         </w:tc>
         <w:tc>
-          <w:tcPr/>
+          <w:tcPr>
+            <w:tcW w:w="1906" w:type="dxa"/>
+          </w:tcPr>
           <w:p>
             <w:pPr>
               <w:pStyle w:val="Compact"/>
@@ -1809,7 +1877,9 @@
           </w:p>
         </w:tc>
         <w:tc>
-          <w:tcPr/>
+          <w:tcPr>
+            <w:tcW w:w="4055" w:type="dxa"/>
+          </w:tcPr>
           <w:p>
             <w:pPr>
               <w:pStyle w:val="Compact"/>
@@ -1860,10 +1930,10 @@
         </w:tblBorders>
       </w:tblPr>
       <w:tblGrid>
-        <w:gridCol w:w="1980"/>
-        <w:gridCol w:w="1980"/>
-        <w:gridCol w:w="1980"/>
-        <w:gridCol w:w="1980"/>
+        <w:gridCol w:w="1071"/>
+        <w:gridCol w:w="1628"/>
+        <w:gridCol w:w="2474"/>
+        <w:gridCol w:w="2741"/>
       </w:tblGrid>
       <w:tr>
         <w:trPr>
@@ -1871,6 +1941,7 @@
         </w:trPr>
         <w:tc>
           <w:tcPr>
+            <w:tcW w:w="1071" w:type="dxa"/>
             <w:shd w:val="clear" w:color="auto" w:fill="D9E2F3"/>
           </w:tcPr>
           <w:p>
@@ -1889,6 +1960,7 @@
         </w:tc>
         <w:tc>
           <w:tcPr>
+            <w:tcW w:w="1628" w:type="dxa"/>
             <w:shd w:val="clear" w:color="auto" w:fill="D9E2F3"/>
           </w:tcPr>
           <w:p>
@@ -1907,6 +1979,7 @@
         </w:tc>
         <w:tc>
           <w:tcPr>
+            <w:tcW w:w="2474" w:type="dxa"/>
             <w:shd w:val="clear" w:color="auto" w:fill="D9E2F3"/>
           </w:tcPr>
           <w:p>
@@ -1925,6 +1998,7 @@
         </w:tc>
         <w:tc>
           <w:tcPr>
+            <w:tcW w:w="2741" w:type="dxa"/>
             <w:shd w:val="clear" w:color="auto" w:fill="D9E2F3"/>
           </w:tcPr>
           <w:p>
@@ -1944,7 +2018,9 @@
       </w:tr>
       <w:tr>
         <w:tc>
-          <w:tcPr/>
+          <w:tcPr>
+            <w:tcW w:w="1071" w:type="dxa"/>
+          </w:tcPr>
           <w:p>
             <w:pPr>
               <w:pStyle w:val="Compact"/>
@@ -1959,7 +2035,9 @@
           </w:p>
         </w:tc>
         <w:tc>
-          <w:tcPr/>
+          <w:tcPr>
+            <w:tcW w:w="1628" w:type="dxa"/>
+          </w:tcPr>
           <w:p>
             <w:pPr>
               <w:pStyle w:val="Compact"/>
@@ -1974,7 +2052,9 @@
           </w:p>
         </w:tc>
         <w:tc>
-          <w:tcPr/>
+          <w:tcPr>
+            <w:tcW w:w="2474" w:type="dxa"/>
+          </w:tcPr>
           <w:p>
             <w:pPr>
               <w:pStyle w:val="Compact"/>
@@ -1989,7 +2069,9 @@
           </w:p>
         </w:tc>
         <w:tc>
-          <w:tcPr/>
+          <w:tcPr>
+            <w:tcW w:w="2741" w:type="dxa"/>
+          </w:tcPr>
           <w:p>
             <w:pPr>
               <w:pStyle w:val="Compact"/>
@@ -2006,7 +2088,9 @@
       </w:tr>
       <w:tr>
         <w:tc>
-          <w:tcPr/>
+          <w:tcPr>
+            <w:tcW w:w="1071" w:type="dxa"/>
+          </w:tcPr>
           <w:p>
             <w:pPr>
               <w:pStyle w:val="Compact"/>
@@ -2021,7 +2105,9 @@
           </w:p>
         </w:tc>
         <w:tc>
-          <w:tcPr/>
+          <w:tcPr>
+            <w:tcW w:w="1628" w:type="dxa"/>
+          </w:tcPr>
           <w:p>
             <w:pPr>
               <w:pStyle w:val="Compact"/>
@@ -2036,7 +2122,9 @@
           </w:p>
         </w:tc>
         <w:tc>
-          <w:tcPr/>
+          <w:tcPr>
+            <w:tcW w:w="2474" w:type="dxa"/>
+          </w:tcPr>
           <w:p>
             <w:pPr>
               <w:pStyle w:val="Compact"/>
@@ -2051,7 +2139,9 @@
           </w:p>
         </w:tc>
         <w:tc>
-          <w:tcPr/>
+          <w:tcPr>
+            <w:tcW w:w="2741" w:type="dxa"/>
+          </w:tcPr>
           <w:p>
             <w:pPr>
               <w:pStyle w:val="Compact"/>
@@ -2068,7 +2158,9 @@
       </w:tr>
       <w:tr>
         <w:tc>
-          <w:tcPr/>
+          <w:tcPr>
+            <w:tcW w:w="1071" w:type="dxa"/>
+          </w:tcPr>
           <w:p>
             <w:pPr>
               <w:pStyle w:val="Compact"/>
@@ -2083,7 +2175,9 @@
           </w:p>
         </w:tc>
         <w:tc>
-          <w:tcPr/>
+          <w:tcPr>
+            <w:tcW w:w="1628" w:type="dxa"/>
+          </w:tcPr>
           <w:p>
             <w:pPr>
               <w:pStyle w:val="Compact"/>
@@ -2098,7 +2192,9 @@
           </w:p>
         </w:tc>
         <w:tc>
-          <w:tcPr/>
+          <w:tcPr>
+            <w:tcW w:w="2474" w:type="dxa"/>
+          </w:tcPr>
           <w:p>
             <w:pPr>
               <w:pStyle w:val="Compact"/>
@@ -2113,7 +2209,9 @@
           </w:p>
         </w:tc>
         <w:tc>
-          <w:tcPr/>
+          <w:tcPr>
+            <w:tcW w:w="2741" w:type="dxa"/>
+          </w:tcPr>
           <w:p>
             <w:pPr>
               <w:pStyle w:val="Compact"/>
@@ -2130,7 +2228,9 @@
       </w:tr>
       <w:tr>
         <w:tc>
-          <w:tcPr/>
+          <w:tcPr>
+            <w:tcW w:w="1071" w:type="dxa"/>
+          </w:tcPr>
           <w:p>
             <w:pPr>
               <w:pStyle w:val="Compact"/>
@@ -2145,7 +2245,9 @@
           </w:p>
         </w:tc>
         <w:tc>
-          <w:tcPr/>
+          <w:tcPr>
+            <w:tcW w:w="1628" w:type="dxa"/>
+          </w:tcPr>
           <w:p>
             <w:pPr>
               <w:pStyle w:val="Compact"/>
@@ -2160,7 +2262,9 @@
           </w:p>
         </w:tc>
         <w:tc>
-          <w:tcPr/>
+          <w:tcPr>
+            <w:tcW w:w="2474" w:type="dxa"/>
+          </w:tcPr>
           <w:p>
             <w:pPr>
               <w:pStyle w:val="Compact"/>
@@ -2175,7 +2279,9 @@
           </w:p>
         </w:tc>
         <w:tc>
-          <w:tcPr/>
+          <w:tcPr>
+            <w:tcW w:w="2741" w:type="dxa"/>
+          </w:tcPr>
           <w:p>
             <w:pPr>
               <w:pStyle w:val="Compact"/>
@@ -2245,10 +2351,10 @@
         </w:tblBorders>
       </w:tblPr>
       <w:tblGrid>
-        <w:gridCol w:w="1980"/>
-        <w:gridCol w:w="1980"/>
-        <w:gridCol w:w="1980"/>
-        <w:gridCol w:w="1980"/>
+        <w:gridCol w:w="1023"/>
+        <w:gridCol w:w="1371"/>
+        <w:gridCol w:w="2757"/>
+        <w:gridCol w:w="2762"/>
       </w:tblGrid>
       <w:tr>
         <w:trPr>
@@ -2256,6 +2362,7 @@
         </w:trPr>
         <w:tc>
           <w:tcPr>
+            <w:tcW w:w="1023" w:type="dxa"/>
             <w:shd w:val="clear" w:color="auto" w:fill="D9E2F3"/>
           </w:tcPr>
           <w:p>
@@ -2274,6 +2381,7 @@
         </w:tc>
         <w:tc>
           <w:tcPr>
+            <w:tcW w:w="1371" w:type="dxa"/>
             <w:shd w:val="clear" w:color="auto" w:fill="D9E2F3"/>
           </w:tcPr>
           <w:p>
@@ -2292,6 +2400,7 @@
         </w:tc>
         <w:tc>
           <w:tcPr>
+            <w:tcW w:w="2757" w:type="dxa"/>
             <w:shd w:val="clear" w:color="auto" w:fill="D9E2F3"/>
           </w:tcPr>
           <w:p>
@@ -2310,6 +2419,7 @@
         </w:tc>
         <w:tc>
           <w:tcPr>
+            <w:tcW w:w="2762" w:type="dxa"/>
             <w:shd w:val="clear" w:color="auto" w:fill="D9E2F3"/>
           </w:tcPr>
           <w:p>
@@ -2329,7 +2439,9 @@
       </w:tr>
       <w:tr>
         <w:tc>
-          <w:tcPr/>
+          <w:tcPr>
+            <w:tcW w:w="1023" w:type="dxa"/>
+          </w:tcPr>
           <w:p>
             <w:pPr>
               <w:pStyle w:val="Compact"/>
@@ -2344,7 +2456,9 @@
           </w:p>
         </w:tc>
         <w:tc>
-          <w:tcPr/>
+          <w:tcPr>
+            <w:tcW w:w="1371" w:type="dxa"/>
+          </w:tcPr>
           <w:p>
             <w:pPr>
               <w:pStyle w:val="Compact"/>
@@ -2359,7 +2473,9 @@
           </w:p>
         </w:tc>
         <w:tc>
-          <w:tcPr/>
+          <w:tcPr>
+            <w:tcW w:w="2757" w:type="dxa"/>
+          </w:tcPr>
           <w:p>
             <w:pPr>
               <w:pStyle w:val="Compact"/>
@@ -2374,7 +2490,9 @@
           </w:p>
         </w:tc>
         <w:tc>
-          <w:tcPr/>
+          <w:tcPr>
+            <w:tcW w:w="2762" w:type="dxa"/>
+          </w:tcPr>
           <w:p>
             <w:pPr>
               <w:pStyle w:val="Compact"/>
@@ -2391,7 +2509,9 @@
       </w:tr>
       <w:tr>
         <w:tc>
-          <w:tcPr/>
+          <w:tcPr>
+            <w:tcW w:w="1023" w:type="dxa"/>
+          </w:tcPr>
           <w:p>
             <w:pPr>
               <w:pStyle w:val="Compact"/>
@@ -2406,7 +2526,9 @@
           </w:p>
         </w:tc>
         <w:tc>
-          <w:tcPr/>
+          <w:tcPr>
+            <w:tcW w:w="1371" w:type="dxa"/>
+          </w:tcPr>
           <w:p>
             <w:pPr>
               <w:pStyle w:val="Compact"/>
@@ -2421,7 +2543,9 @@
           </w:p>
         </w:tc>
         <w:tc>
-          <w:tcPr/>
+          <w:tcPr>
+            <w:tcW w:w="2757" w:type="dxa"/>
+          </w:tcPr>
           <w:p>
             <w:pPr>
               <w:pStyle w:val="Compact"/>
@@ -2436,7 +2560,9 @@
           </w:p>
         </w:tc>
         <w:tc>
-          <w:tcPr/>
+          <w:tcPr>
+            <w:tcW w:w="2762" w:type="dxa"/>
+          </w:tcPr>
           <w:p>
             <w:pPr>
               <w:pStyle w:val="Compact"/>
@@ -2453,7 +2579,9 @@
       </w:tr>
       <w:tr>
         <w:tc>
-          <w:tcPr/>
+          <w:tcPr>
+            <w:tcW w:w="1023" w:type="dxa"/>
+          </w:tcPr>
           <w:p>
             <w:pPr>
               <w:pStyle w:val="Compact"/>
@@ -2468,7 +2596,9 @@
           </w:p>
         </w:tc>
         <w:tc>
-          <w:tcPr/>
+          <w:tcPr>
+            <w:tcW w:w="1371" w:type="dxa"/>
+          </w:tcPr>
           <w:p>
             <w:pPr>
               <w:pStyle w:val="Compact"/>
@@ -2483,7 +2613,9 @@
           </w:p>
         </w:tc>
         <w:tc>
-          <w:tcPr/>
+          <w:tcPr>
+            <w:tcW w:w="2757" w:type="dxa"/>
+          </w:tcPr>
           <w:p>
             <w:pPr>
               <w:pStyle w:val="Compact"/>
@@ -2498,7 +2630,9 @@
           </w:p>
         </w:tc>
         <w:tc>
-          <w:tcPr/>
+          <w:tcPr>
+            <w:tcW w:w="2762" w:type="dxa"/>
+          </w:tcPr>
           <w:p>
             <w:pPr>
               <w:pStyle w:val="Compact"/>
@@ -2515,7 +2649,9 @@
       </w:tr>
       <w:tr>
         <w:tc>
-          <w:tcPr/>
+          <w:tcPr>
+            <w:tcW w:w="1023" w:type="dxa"/>
+          </w:tcPr>
           <w:p>
             <w:pPr>
               <w:pStyle w:val="Compact"/>
@@ -2530,7 +2666,9 @@
           </w:p>
         </w:tc>
         <w:tc>
-          <w:tcPr/>
+          <w:tcPr>
+            <w:tcW w:w="1371" w:type="dxa"/>
+          </w:tcPr>
           <w:p>
             <w:pPr>
               <w:pStyle w:val="Compact"/>
@@ -2545,7 +2683,9 @@
           </w:p>
         </w:tc>
         <w:tc>
-          <w:tcPr/>
+          <w:tcPr>
+            <w:tcW w:w="2757" w:type="dxa"/>
+          </w:tcPr>
           <w:p>
             <w:pPr>
               <w:pStyle w:val="Compact"/>
@@ -2560,7 +2700,9 @@
           </w:p>
         </w:tc>
         <w:tc>
-          <w:tcPr/>
+          <w:tcPr>
+            <w:tcW w:w="2762" w:type="dxa"/>
+          </w:tcPr>
           <w:p>
             <w:pPr>
               <w:pStyle w:val="Compact"/>
@@ -2577,7 +2719,9 @@
       </w:tr>
       <w:tr>
         <w:tc>
-          <w:tcPr/>
+          <w:tcPr>
+            <w:tcW w:w="1023" w:type="dxa"/>
+          </w:tcPr>
           <w:p>
             <w:pPr>
               <w:pStyle w:val="Compact"/>
@@ -2592,7 +2736,9 @@
           </w:p>
         </w:tc>
         <w:tc>
-          <w:tcPr/>
+          <w:tcPr>
+            <w:tcW w:w="1371" w:type="dxa"/>
+          </w:tcPr>
           <w:p>
             <w:pPr>
               <w:pStyle w:val="Compact"/>
@@ -2607,7 +2753,9 @@
           </w:p>
         </w:tc>
         <w:tc>
-          <w:tcPr/>
+          <w:tcPr>
+            <w:tcW w:w="2757" w:type="dxa"/>
+          </w:tcPr>
           <w:p>
             <w:pPr>
               <w:pStyle w:val="Compact"/>
@@ -2622,7 +2770,9 @@
           </w:p>
         </w:tc>
         <w:tc>
-          <w:tcPr/>
+          <w:tcPr>
+            <w:tcW w:w="2762" w:type="dxa"/>
+          </w:tcPr>
           <w:p>
             <w:pPr>
               <w:pStyle w:val="Compact"/>
@@ -2639,7 +2789,9 @@
       </w:tr>
       <w:tr>
         <w:tc>
-          <w:tcPr/>
+          <w:tcPr>
+            <w:tcW w:w="1023" w:type="dxa"/>
+          </w:tcPr>
           <w:p>
             <w:pPr>
               <w:pStyle w:val="Compact"/>
@@ -2654,7 +2806,9 @@
           </w:p>
         </w:tc>
         <w:tc>
-          <w:tcPr/>
+          <w:tcPr>
+            <w:tcW w:w="1371" w:type="dxa"/>
+          </w:tcPr>
           <w:p>
             <w:pPr>
               <w:pStyle w:val="Compact"/>
@@ -2669,7 +2823,9 @@
           </w:p>
         </w:tc>
         <w:tc>
-          <w:tcPr/>
+          <w:tcPr>
+            <w:tcW w:w="2757" w:type="dxa"/>
+          </w:tcPr>
           <w:p>
             <w:pPr>
               <w:pStyle w:val="Compact"/>
@@ -2684,7 +2840,9 @@
           </w:p>
         </w:tc>
         <w:tc>
-          <w:tcPr/>
+          <w:tcPr>
+            <w:tcW w:w="2762" w:type="dxa"/>
+          </w:tcPr>
           <w:p>
             <w:pPr>
               <w:pStyle w:val="Compact"/>
@@ -2701,7 +2859,9 @@
       </w:tr>
       <w:tr>
         <w:tc>
-          <w:tcPr/>
+          <w:tcPr>
+            <w:tcW w:w="1023" w:type="dxa"/>
+          </w:tcPr>
           <w:p>
             <w:pPr>
               <w:pStyle w:val="Compact"/>
@@ -2716,7 +2876,9 @@
           </w:p>
         </w:tc>
         <w:tc>
-          <w:tcPr/>
+          <w:tcPr>
+            <w:tcW w:w="1371" w:type="dxa"/>
+          </w:tcPr>
           <w:p>
             <w:pPr>
               <w:pStyle w:val="Compact"/>
@@ -2731,7 +2893,9 @@
           </w:p>
         </w:tc>
         <w:tc>
-          <w:tcPr/>
+          <w:tcPr>
+            <w:tcW w:w="2757" w:type="dxa"/>
+          </w:tcPr>
           <w:p>
             <w:pPr>
               <w:pStyle w:val="Compact"/>
@@ -2746,7 +2910,9 @@
           </w:p>
         </w:tc>
         <w:tc>
-          <w:tcPr/>
+          <w:tcPr>
+            <w:tcW w:w="2762" w:type="dxa"/>
+          </w:tcPr>
           <w:p>
             <w:pPr>
               <w:pStyle w:val="Compact"/>
@@ -2817,11 +2983,11 @@
         </w:tblBorders>
       </w:tblPr>
       <w:tblGrid>
-        <w:gridCol w:w="1584"/>
-        <w:gridCol w:w="1584"/>
-        <w:gridCol w:w="1584"/>
-        <w:gridCol w:w="1584"/>
-        <w:gridCol w:w="1584"/>
+        <w:gridCol w:w="1345"/>
+        <w:gridCol w:w="1925"/>
+        <w:gridCol w:w="1345"/>
+        <w:gridCol w:w="1332"/>
+        <w:gridCol w:w="1965"/>
       </w:tblGrid>
       <w:tr>
         <w:trPr>
@@ -2829,6 +2995,7 @@
         </w:trPr>
         <w:tc>
           <w:tcPr>
+            <w:tcW w:w="1345" w:type="dxa"/>
             <w:shd w:val="clear" w:color="auto" w:fill="D9E2F3"/>
           </w:tcPr>
           <w:p>
@@ -2847,6 +3014,7 @@
         </w:tc>
         <w:tc>
           <w:tcPr>
+            <w:tcW w:w="1925" w:type="dxa"/>
             <w:shd w:val="clear" w:color="auto" w:fill="D9E2F3"/>
           </w:tcPr>
           <w:p>
@@ -2865,6 +3033,7 @@
         </w:tc>
         <w:tc>
           <w:tcPr>
+            <w:tcW w:w="1345" w:type="dxa"/>
             <w:shd w:val="clear" w:color="auto" w:fill="D9E2F3"/>
           </w:tcPr>
           <w:p>
@@ -2883,6 +3052,7 @@
         </w:tc>
         <w:tc>
           <w:tcPr>
+            <w:tcW w:w="1332" w:type="dxa"/>
             <w:shd w:val="clear" w:color="auto" w:fill="D9E2F3"/>
           </w:tcPr>
           <w:p>
@@ -2901,6 +3071,7 @@
         </w:tc>
         <w:tc>
           <w:tcPr>
+            <w:tcW w:w="1965" w:type="dxa"/>
             <w:shd w:val="clear" w:color="auto" w:fill="D9E2F3"/>
           </w:tcPr>
           <w:p>
@@ -2920,7 +3091,9 @@
       </w:tr>
       <w:tr>
         <w:tc>
-          <w:tcPr/>
+          <w:tcPr>
+            <w:tcW w:w="1345" w:type="dxa"/>
+          </w:tcPr>
           <w:p>
             <w:pPr>
               <w:pStyle w:val="Compact"/>
@@ -2935,7 +3108,9 @@
           </w:p>
         </w:tc>
         <w:tc>
-          <w:tcPr/>
+          <w:tcPr>
+            <w:tcW w:w="1925" w:type="dxa"/>
+          </w:tcPr>
           <w:p>
             <w:pPr>
               <w:pStyle w:val="Compact"/>
@@ -2950,7 +3125,9 @@
           </w:p>
         </w:tc>
         <w:tc>
-          <w:tcPr/>
+          <w:tcPr>
+            <w:tcW w:w="1345" w:type="dxa"/>
+          </w:tcPr>
           <w:p>
             <w:pPr>
               <w:pStyle w:val="Compact"/>
@@ -2965,7 +3142,9 @@
           </w:p>
         </w:tc>
         <w:tc>
-          <w:tcPr/>
+          <w:tcPr>
+            <w:tcW w:w="1332" w:type="dxa"/>
+          </w:tcPr>
           <w:p>
             <w:pPr>
               <w:pStyle w:val="Compact"/>
@@ -2980,7 +3159,9 @@
           </w:p>
         </w:tc>
         <w:tc>
-          <w:tcPr/>
+          <w:tcPr>
+            <w:tcW w:w="1965" w:type="dxa"/>
+          </w:tcPr>
           <w:p>
             <w:pPr>
               <w:pStyle w:val="Compact"/>
@@ -2997,7 +3178,9 @@
       </w:tr>
       <w:tr>
         <w:tc>
-          <w:tcPr/>
+          <w:tcPr>
+            <w:tcW w:w="1345" w:type="dxa"/>
+          </w:tcPr>
           <w:p>
             <w:pPr>
               <w:pStyle w:val="Compact"/>
@@ -3012,7 +3195,9 @@
           </w:p>
         </w:tc>
         <w:tc>
-          <w:tcPr/>
+          <w:tcPr>
+            <w:tcW w:w="1925" w:type="dxa"/>
+          </w:tcPr>
           <w:p>
             <w:pPr>
               <w:pStyle w:val="Compact"/>
@@ -3027,7 +3212,9 @@
           </w:p>
         </w:tc>
         <w:tc>
-          <w:tcPr/>
+          <w:tcPr>
+            <w:tcW w:w="1345" w:type="dxa"/>
+          </w:tcPr>
           <w:p>
             <w:pPr>
               <w:pStyle w:val="Compact"/>
@@ -3042,7 +3229,9 @@
           </w:p>
         </w:tc>
         <w:tc>
-          <w:tcPr/>
+          <w:tcPr>
+            <w:tcW w:w="1332" w:type="dxa"/>
+          </w:tcPr>
           <w:p>
             <w:pPr>
               <w:pStyle w:val="Compact"/>
@@ -3057,7 +3246,9 @@
           </w:p>
         </w:tc>
         <w:tc>
-          <w:tcPr/>
+          <w:tcPr>
+            <w:tcW w:w="1965" w:type="dxa"/>
+          </w:tcPr>
           <w:p>
             <w:pPr>
               <w:pStyle w:val="Compact"/>
@@ -3074,7 +3265,9 @@
       </w:tr>
       <w:tr>
         <w:tc>
-          <w:tcPr/>
+          <w:tcPr>
+            <w:tcW w:w="1345" w:type="dxa"/>
+          </w:tcPr>
           <w:p>
             <w:pPr>
               <w:pStyle w:val="Compact"/>
@@ -3089,7 +3282,9 @@
           </w:p>
         </w:tc>
         <w:tc>
-          <w:tcPr/>
+          <w:tcPr>
+            <w:tcW w:w="1925" w:type="dxa"/>
+          </w:tcPr>
           <w:p>
             <w:pPr>
               <w:pStyle w:val="Compact"/>
@@ -3104,7 +3299,9 @@
           </w:p>
         </w:tc>
         <w:tc>
-          <w:tcPr/>
+          <w:tcPr>
+            <w:tcW w:w="1345" w:type="dxa"/>
+          </w:tcPr>
           <w:p>
             <w:pPr>
               <w:pStyle w:val="Compact"/>
@@ -3119,7 +3316,9 @@
           </w:p>
         </w:tc>
         <w:tc>
-          <w:tcPr/>
+          <w:tcPr>
+            <w:tcW w:w="1332" w:type="dxa"/>
+          </w:tcPr>
           <w:p>
             <w:pPr>
               <w:pStyle w:val="Compact"/>
@@ -3134,7 +3333,9 @@
           </w:p>
         </w:tc>
         <w:tc>
-          <w:tcPr/>
+          <w:tcPr>
+            <w:tcW w:w="1965" w:type="dxa"/>
+          </w:tcPr>
           <w:p>
             <w:pPr>
               <w:pStyle w:val="Compact"/>
@@ -3151,7 +3352,9 @@
       </w:tr>
       <w:tr>
         <w:tc>
-          <w:tcPr/>
+          <w:tcPr>
+            <w:tcW w:w="1345" w:type="dxa"/>
+          </w:tcPr>
           <w:p>
             <w:pPr>
               <w:pStyle w:val="Compact"/>
@@ -3166,7 +3369,9 @@
           </w:p>
         </w:tc>
         <w:tc>
-          <w:tcPr/>
+          <w:tcPr>
+            <w:tcW w:w="1925" w:type="dxa"/>
+          </w:tcPr>
           <w:p>
             <w:pPr>
               <w:pStyle w:val="Compact"/>
@@ -3181,7 +3386,9 @@
           </w:p>
         </w:tc>
         <w:tc>
-          <w:tcPr/>
+          <w:tcPr>
+            <w:tcW w:w="1345" w:type="dxa"/>
+          </w:tcPr>
           <w:p>
             <w:pPr>
               <w:pStyle w:val="Compact"/>
@@ -3196,7 +3403,9 @@
           </w:p>
         </w:tc>
         <w:tc>
-          <w:tcPr/>
+          <w:tcPr>
+            <w:tcW w:w="1332" w:type="dxa"/>
+          </w:tcPr>
           <w:p>
             <w:pPr>
               <w:pStyle w:val="Compact"/>
@@ -3211,7 +3420,9 @@
           </w:p>
         </w:tc>
         <w:tc>
-          <w:tcPr/>
+          <w:tcPr>
+            <w:tcW w:w="1965" w:type="dxa"/>
+          </w:tcPr>
           <w:p>
             <w:pPr>
               <w:pStyle w:val="Compact"/>
@@ -3228,7 +3439,9 @@
       </w:tr>
       <w:tr>
         <w:tc>
-          <w:tcPr/>
+          <w:tcPr>
+            <w:tcW w:w="1345" w:type="dxa"/>
+          </w:tcPr>
           <w:p>
             <w:pPr>
               <w:pStyle w:val="Compact"/>
@@ -3243,7 +3456,9 @@
           </w:p>
         </w:tc>
         <w:tc>
-          <w:tcPr/>
+          <w:tcPr>
+            <w:tcW w:w="1925" w:type="dxa"/>
+          </w:tcPr>
           <w:p>
             <w:pPr>
               <w:pStyle w:val="Compact"/>
@@ -3258,7 +3473,9 @@
           </w:p>
         </w:tc>
         <w:tc>
-          <w:tcPr/>
+          <w:tcPr>
+            <w:tcW w:w="1345" w:type="dxa"/>
+          </w:tcPr>
           <w:p>
             <w:pPr>
               <w:pStyle w:val="Compact"/>
@@ -3273,7 +3490,9 @@
           </w:p>
         </w:tc>
         <w:tc>
-          <w:tcPr/>
+          <w:tcPr>
+            <w:tcW w:w="1332" w:type="dxa"/>
+          </w:tcPr>
           <w:p>
             <w:pPr>
               <w:pStyle w:val="Compact"/>
@@ -3288,7 +3507,9 @@
           </w:p>
         </w:tc>
         <w:tc>
-          <w:tcPr/>
+          <w:tcPr>
+            <w:tcW w:w="1965" w:type="dxa"/>
+          </w:tcPr>
           <w:p>
             <w:pPr>
               <w:pStyle w:val="Compact"/>
@@ -3305,7 +3526,9 @@
       </w:tr>
       <w:tr>
         <w:tc>
-          <w:tcPr/>
+          <w:tcPr>
+            <w:tcW w:w="1345" w:type="dxa"/>
+          </w:tcPr>
           <w:p>
             <w:pPr>
               <w:pStyle w:val="Compact"/>
@@ -3320,7 +3543,9 @@
           </w:p>
         </w:tc>
         <w:tc>
-          <w:tcPr/>
+          <w:tcPr>
+            <w:tcW w:w="1925" w:type="dxa"/>
+          </w:tcPr>
           <w:p>
             <w:pPr>
               <w:pStyle w:val="Compact"/>
@@ -3335,7 +3560,9 @@
           </w:p>
         </w:tc>
         <w:tc>
-          <w:tcPr/>
+          <w:tcPr>
+            <w:tcW w:w="1345" w:type="dxa"/>
+          </w:tcPr>
           <w:p>
             <w:pPr>
               <w:pStyle w:val="Compact"/>
@@ -3350,7 +3577,9 @@
           </w:p>
         </w:tc>
         <w:tc>
-          <w:tcPr/>
+          <w:tcPr>
+            <w:tcW w:w="1332" w:type="dxa"/>
+          </w:tcPr>
           <w:p>
             <w:pPr>
               <w:pStyle w:val="Compact"/>
@@ -3365,7 +3594,9 @@
           </w:p>
         </w:tc>
         <w:tc>
-          <w:tcPr/>
+          <w:tcPr>
+            <w:tcW w:w="1965" w:type="dxa"/>
+          </w:tcPr>
           <w:p>
             <w:pPr>
               <w:pStyle w:val="Compact"/>
@@ -3382,7 +3613,9 @@
       </w:tr>
       <w:tr>
         <w:tc>
-          <w:tcPr/>
+          <w:tcPr>
+            <w:tcW w:w="1345" w:type="dxa"/>
+          </w:tcPr>
           <w:p>
             <w:pPr>
               <w:pStyle w:val="Compact"/>
@@ -3397,7 +3630,9 @@
           </w:p>
         </w:tc>
         <w:tc>
-          <w:tcPr/>
+          <w:tcPr>
+            <w:tcW w:w="1925" w:type="dxa"/>
+          </w:tcPr>
           <w:p>
             <w:pPr>
               <w:pStyle w:val="Compact"/>
@@ -3412,7 +3647,9 @@
           </w:p>
         </w:tc>
         <w:tc>
-          <w:tcPr/>
+          <w:tcPr>
+            <w:tcW w:w="1345" w:type="dxa"/>
+          </w:tcPr>
           <w:p>
             <w:pPr>
               <w:pStyle w:val="Compact"/>
@@ -3427,7 +3664,9 @@
           </w:p>
         </w:tc>
         <w:tc>
-          <w:tcPr/>
+          <w:tcPr>
+            <w:tcW w:w="1332" w:type="dxa"/>
+          </w:tcPr>
           <w:p>
             <w:pPr>
               <w:pStyle w:val="Compact"/>
@@ -3442,7 +3681,9 @@
           </w:p>
         </w:tc>
         <w:tc>
-          <w:tcPr/>
+          <w:tcPr>
+            <w:tcW w:w="1965" w:type="dxa"/>
+          </w:tcPr>
           <w:p>
             <w:pPr>
               <w:pStyle w:val="Compact"/>
@@ -3459,7 +3700,9 @@
       </w:tr>
       <w:tr>
         <w:tc>
-          <w:tcPr/>
+          <w:tcPr>
+            <w:tcW w:w="1345" w:type="dxa"/>
+          </w:tcPr>
           <w:p>
             <w:pPr>
               <w:pStyle w:val="Compact"/>
@@ -3474,7 +3717,9 @@
           </w:p>
         </w:tc>
         <w:tc>
-          <w:tcPr/>
+          <w:tcPr>
+            <w:tcW w:w="1925" w:type="dxa"/>
+          </w:tcPr>
           <w:p>
             <w:pPr>
               <w:pStyle w:val="Compact"/>
@@ -3489,7 +3734,9 @@
           </w:p>
         </w:tc>
         <w:tc>
-          <w:tcPr/>
+          <w:tcPr>
+            <w:tcW w:w="1345" w:type="dxa"/>
+          </w:tcPr>
           <w:p>
             <w:pPr>
               <w:pStyle w:val="Compact"/>
@@ -3504,7 +3751,9 @@
           </w:p>
         </w:tc>
         <w:tc>
-          <w:tcPr/>
+          <w:tcPr>
+            <w:tcW w:w="1332" w:type="dxa"/>
+          </w:tcPr>
           <w:p>
             <w:pPr>
               <w:pStyle w:val="Compact"/>
@@ -3519,7 +3768,9 @@
           </w:p>
         </w:tc>
         <w:tc>
-          <w:tcPr/>
+          <w:tcPr>
+            <w:tcW w:w="1965" w:type="dxa"/>
+          </w:tcPr>
           <w:p>
             <w:pPr>
               <w:pStyle w:val="Compact"/>
@@ -3536,7 +3787,9 @@
       </w:tr>
       <w:tr>
         <w:tc>
-          <w:tcPr/>
+          <w:tcPr>
+            <w:tcW w:w="1345" w:type="dxa"/>
+          </w:tcPr>
           <w:p>
             <w:pPr>
               <w:pStyle w:val="Compact"/>
@@ -3551,7 +3804,9 @@
           </w:p>
         </w:tc>
         <w:tc>
-          <w:tcPr/>
+          <w:tcPr>
+            <w:tcW w:w="1925" w:type="dxa"/>
+          </w:tcPr>
           <w:p>
             <w:pPr>
               <w:pStyle w:val="Compact"/>
@@ -3566,7 +3821,9 @@
           </w:p>
         </w:tc>
         <w:tc>
-          <w:tcPr/>
+          <w:tcPr>
+            <w:tcW w:w="1345" w:type="dxa"/>
+          </w:tcPr>
           <w:p>
             <w:pPr>
               <w:pStyle w:val="Compact"/>
@@ -3581,7 +3838,9 @@
           </w:p>
         </w:tc>
         <w:tc>
-          <w:tcPr/>
+          <w:tcPr>
+            <w:tcW w:w="1332" w:type="dxa"/>
+          </w:tcPr>
           <w:p>
             <w:pPr>
               <w:pStyle w:val="Compact"/>
@@ -3596,7 +3855,9 @@
           </w:p>
         </w:tc>
         <w:tc>
-          <w:tcPr/>
+          <w:tcPr>
+            <w:tcW w:w="1965" w:type="dxa"/>
+          </w:tcPr>
           <w:p>
             <w:pPr>
               <w:pStyle w:val="Compact"/>
@@ -3613,7 +3874,9 @@
       </w:tr>
       <w:tr>
         <w:tc>
-          <w:tcPr/>
+          <w:tcPr>
+            <w:tcW w:w="1345" w:type="dxa"/>
+          </w:tcPr>
           <w:p>
             <w:pPr>
               <w:pStyle w:val="Compact"/>
@@ -3628,7 +3891,9 @@
           </w:p>
         </w:tc>
         <w:tc>
-          <w:tcPr/>
+          <w:tcPr>
+            <w:tcW w:w="1925" w:type="dxa"/>
+          </w:tcPr>
           <w:p>
             <w:pPr>
               <w:pStyle w:val="Compact"/>
@@ -3643,7 +3908,9 @@
           </w:p>
         </w:tc>
         <w:tc>
-          <w:tcPr/>
+          <w:tcPr>
+            <w:tcW w:w="1345" w:type="dxa"/>
+          </w:tcPr>
           <w:p>
             <w:pPr>
               <w:pStyle w:val="Compact"/>
@@ -3658,7 +3925,9 @@
           </w:p>
         </w:tc>
         <w:tc>
-          <w:tcPr/>
+          <w:tcPr>
+            <w:tcW w:w="1332" w:type="dxa"/>
+          </w:tcPr>
           <w:p>
             <w:pPr>
               <w:pStyle w:val="Compact"/>
@@ -3673,7 +3942,9 @@
           </w:p>
         </w:tc>
         <w:tc>
-          <w:tcPr/>
+          <w:tcPr>
+            <w:tcW w:w="1965" w:type="dxa"/>
+          </w:tcPr>
           <w:p>
             <w:pPr>
               <w:pStyle w:val="Compact"/>
@@ -3690,7 +3961,9 @@
       </w:tr>
       <w:tr>
         <w:tc>
-          <w:tcPr/>
+          <w:tcPr>
+            <w:tcW w:w="1345" w:type="dxa"/>
+          </w:tcPr>
           <w:p>
             <w:pPr>
               <w:pStyle w:val="Compact"/>
@@ -3705,7 +3978,9 @@
           </w:p>
         </w:tc>
         <w:tc>
-          <w:tcPr/>
+          <w:tcPr>
+            <w:tcW w:w="1925" w:type="dxa"/>
+          </w:tcPr>
           <w:p>
             <w:pPr>
               <w:pStyle w:val="Compact"/>
@@ -3720,7 +3995,9 @@
           </w:p>
         </w:tc>
         <w:tc>
-          <w:tcPr/>
+          <w:tcPr>
+            <w:tcW w:w="1345" w:type="dxa"/>
+          </w:tcPr>
           <w:p>
             <w:pPr>
               <w:pStyle w:val="Compact"/>
@@ -3735,7 +4012,9 @@
           </w:p>
         </w:tc>
         <w:tc>
-          <w:tcPr/>
+          <w:tcPr>
+            <w:tcW w:w="1332" w:type="dxa"/>
+          </w:tcPr>
           <w:p>
             <w:pPr>
               <w:pStyle w:val="Compact"/>
@@ -3750,7 +4029,9 @@
           </w:p>
         </w:tc>
         <w:tc>
-          <w:tcPr/>
+          <w:tcPr>
+            <w:tcW w:w="1965" w:type="dxa"/>
+          </w:tcPr>
           <w:p>
             <w:pPr>
               <w:pStyle w:val="Compact"/>
@@ -3796,9 +4077,9 @@
         </w:tblBorders>
       </w:tblPr>
       <w:tblGrid>
-        <w:gridCol w:w="2640"/>
-        <w:gridCol w:w="2640"/>
-        <w:gridCol w:w="2640"/>
+        <w:gridCol w:w="2120"/>
+        <w:gridCol w:w="2665"/>
+        <w:gridCol w:w="3131"/>
       </w:tblGrid>
       <w:tr>
         <w:trPr>
@@ -3806,6 +4087,7 @@
         </w:trPr>
         <w:tc>
           <w:tcPr>
+            <w:tcW w:w="2120" w:type="dxa"/>
             <w:shd w:val="clear" w:color="auto" w:fill="D9E2F3"/>
           </w:tcPr>
           <w:p>
@@ -3816,6 +4098,7 @@
         </w:tc>
         <w:tc>
           <w:tcPr>
+            <w:tcW w:w="2665" w:type="dxa"/>
             <w:shd w:val="clear" w:color="auto" w:fill="D9E2F3"/>
           </w:tcPr>
           <w:p>
@@ -3834,6 +4117,7 @@
         </w:tc>
         <w:tc>
           <w:tcPr>
+            <w:tcW w:w="3131" w:type="dxa"/>
             <w:shd w:val="clear" w:color="auto" w:fill="D9E2F3"/>
           </w:tcPr>
           <w:p>
@@ -3853,7 +4137,9 @@
       </w:tr>
       <w:tr>
         <w:tc>
-          <w:tcPr/>
+          <w:tcPr>
+            <w:tcW w:w="2120" w:type="dxa"/>
+          </w:tcPr>
           <w:p>
             <w:pPr>
               <w:pStyle w:val="Compact"/>
@@ -3870,7 +4156,9 @@
           </w:p>
         </w:tc>
         <w:tc>
-          <w:tcPr/>
+          <w:tcPr>
+            <w:tcW w:w="2665" w:type="dxa"/>
+          </w:tcPr>
           <w:p>
             <w:pPr>
               <w:pStyle w:val="Compact"/>
@@ -3885,7 +4173,9 @@
           </w:p>
         </w:tc>
         <w:tc>
-          <w:tcPr/>
+          <w:tcPr>
+            <w:tcW w:w="3131" w:type="dxa"/>
+          </w:tcPr>
           <w:p>
             <w:pPr>
               <w:pStyle w:val="Compact"/>
@@ -3902,7 +4192,9 @@
       </w:tr>
       <w:tr>
         <w:tc>
-          <w:tcPr/>
+          <w:tcPr>
+            <w:tcW w:w="2120" w:type="dxa"/>
+          </w:tcPr>
           <w:p>
             <w:pPr>
               <w:pStyle w:val="Compact"/>
@@ -3919,7 +4211,9 @@
           </w:p>
         </w:tc>
         <w:tc>
-          <w:tcPr/>
+          <w:tcPr>
+            <w:tcW w:w="2665" w:type="dxa"/>
+          </w:tcPr>
           <w:p>
             <w:pPr>
               <w:pStyle w:val="Compact"/>
@@ -3934,7 +4228,9 @@
           </w:p>
         </w:tc>
         <w:tc>
-          <w:tcPr/>
+          <w:tcPr>
+            <w:tcW w:w="3131" w:type="dxa"/>
+          </w:tcPr>
           <w:p>
             <w:pPr>
               <w:pStyle w:val="Compact"/>
@@ -3976,8 +4272,8 @@
         </w:tblBorders>
       </w:tblPr>
       <w:tblGrid>
-        <w:gridCol w:w="3960"/>
-        <w:gridCol w:w="3960"/>
+        <w:gridCol w:w="3565"/>
+        <w:gridCol w:w="4352"/>
       </w:tblGrid>
       <w:tr>
         <w:trPr>
@@ -3985,6 +4281,7 @@
         </w:trPr>
         <w:tc>
           <w:tcPr>
+            <w:tcW w:w="3565" w:type="dxa"/>
             <w:shd w:val="clear" w:color="auto" w:fill="D9E2F3"/>
           </w:tcPr>
           <w:p>
@@ -4003,6 +4300,7 @@
         </w:tc>
         <w:tc>
           <w:tcPr>
+            <w:tcW w:w="4352" w:type="dxa"/>
             <w:shd w:val="clear" w:color="auto" w:fill="D9E2F3"/>
           </w:tcPr>
           <w:p>
@@ -4022,7 +4320,9 @@
       </w:tr>
       <w:tr>
         <w:tc>
-          <w:tcPr/>
+          <w:tcPr>
+            <w:tcW w:w="3565" w:type="dxa"/>
+          </w:tcPr>
           <w:p>
             <w:pPr>
               <w:pStyle w:val="Compact"/>
@@ -4037,7 +4337,9 @@
           </w:p>
         </w:tc>
         <w:tc>
-          <w:tcPr/>
+          <w:tcPr>
+            <w:tcW w:w="4352" w:type="dxa"/>
+          </w:tcPr>
           <w:p>
             <w:pPr>
               <w:pStyle w:val="Compact"/>
@@ -4054,7 +4356,9 @@
       </w:tr>
       <w:tr>
         <w:tc>
-          <w:tcPr/>
+          <w:tcPr>
+            <w:tcW w:w="3565" w:type="dxa"/>
+          </w:tcPr>
           <w:p>
             <w:pPr>
               <w:pStyle w:val="Compact"/>
@@ -4069,7 +4373,9 @@
           </w:p>
         </w:tc>
         <w:tc>
-          <w:tcPr/>
+          <w:tcPr>
+            <w:tcW w:w="4352" w:type="dxa"/>
+          </w:tcPr>
           <w:p>
             <w:pPr>
               <w:pStyle w:val="Compact"/>
@@ -4086,7 +4392,9 @@
       </w:tr>
       <w:tr>
         <w:tc>
-          <w:tcPr/>
+          <w:tcPr>
+            <w:tcW w:w="3565" w:type="dxa"/>
+          </w:tcPr>
           <w:p>
             <w:pPr>
               <w:pStyle w:val="Compact"/>
@@ -4101,7 +4409,9 @@
           </w:p>
         </w:tc>
         <w:tc>
-          <w:tcPr/>
+          <w:tcPr>
+            <w:tcW w:w="4352" w:type="dxa"/>
+          </w:tcPr>
           <w:p>
             <w:pPr>
               <w:pStyle w:val="Compact"/>
@@ -4118,7 +4428,9 @@
       </w:tr>
       <w:tr>
         <w:tc>
-          <w:tcPr/>
+          <w:tcPr>
+            <w:tcW w:w="3565" w:type="dxa"/>
+          </w:tcPr>
           <w:p>
             <w:pPr>
               <w:pStyle w:val="Compact"/>
@@ -4133,7 +4445,9 @@
           </w:p>
         </w:tc>
         <w:tc>
-          <w:tcPr/>
+          <w:tcPr>
+            <w:tcW w:w="4352" w:type="dxa"/>
+          </w:tcPr>
           <w:p>
             <w:pPr>
               <w:pStyle w:val="Compact"/>
@@ -4189,10 +4503,10 @@
         </w:tblBorders>
       </w:tblPr>
       <w:tblGrid>
-        <w:gridCol w:w="1980"/>
-        <w:gridCol w:w="1980"/>
-        <w:gridCol w:w="1980"/>
-        <w:gridCol w:w="1980"/>
+        <w:gridCol w:w="1518"/>
+        <w:gridCol w:w="1710"/>
+        <w:gridCol w:w="2520"/>
+        <w:gridCol w:w="2165"/>
       </w:tblGrid>
       <w:tr>
         <w:trPr>
@@ -4200,6 +4514,7 @@
         </w:trPr>
         <w:tc>
           <w:tcPr>
+            <w:tcW w:w="1518" w:type="dxa"/>
             <w:shd w:val="clear" w:color="auto" w:fill="D9E2F3"/>
           </w:tcPr>
           <w:p>
@@ -4218,6 +4533,7 @@
         </w:tc>
         <w:tc>
           <w:tcPr>
+            <w:tcW w:w="1710" w:type="dxa"/>
             <w:shd w:val="clear" w:color="auto" w:fill="D9E2F3"/>
           </w:tcPr>
           <w:p>
@@ -4236,6 +4552,7 @@
         </w:tc>
         <w:tc>
           <w:tcPr>
+            <w:tcW w:w="2520" w:type="dxa"/>
             <w:shd w:val="clear" w:color="auto" w:fill="D9E2F3"/>
           </w:tcPr>
           <w:p>
@@ -4254,6 +4571,7 @@
         </w:tc>
         <w:tc>
           <w:tcPr>
+            <w:tcW w:w="2165" w:type="dxa"/>
             <w:shd w:val="clear" w:color="auto" w:fill="D9E2F3"/>
           </w:tcPr>
           <w:p>
@@ -4273,7 +4591,9 @@
       </w:tr>
       <w:tr>
         <w:tc>
-          <w:tcPr/>
+          <w:tcPr>
+            <w:tcW w:w="1518" w:type="dxa"/>
+          </w:tcPr>
           <w:p>
             <w:pPr>
               <w:pStyle w:val="Compact"/>
@@ -4288,7 +4608,9 @@
           </w:p>
         </w:tc>
         <w:tc>
-          <w:tcPr/>
+          <w:tcPr>
+            <w:tcW w:w="1710" w:type="dxa"/>
+          </w:tcPr>
           <w:p>
             <w:pPr>
               <w:pStyle w:val="Compact"/>
@@ -4303,7 +4625,9 @@
           </w:p>
         </w:tc>
         <w:tc>
-          <w:tcPr/>
+          <w:tcPr>
+            <w:tcW w:w="2520" w:type="dxa"/>
+          </w:tcPr>
           <w:p>
             <w:pPr>
               <w:pStyle w:val="Compact"/>
@@ -4318,7 +4642,9 @@
           </w:p>
         </w:tc>
         <w:tc>
-          <w:tcPr/>
+          <w:tcPr>
+            <w:tcW w:w="2165" w:type="dxa"/>
+          </w:tcPr>
           <w:p>
             <w:pPr>
               <w:pStyle w:val="Compact"/>
@@ -4335,7 +4661,9 @@
       </w:tr>
       <w:tr>
         <w:tc>
-          <w:tcPr/>
+          <w:tcPr>
+            <w:tcW w:w="1518" w:type="dxa"/>
+          </w:tcPr>
           <w:p>
             <w:pPr>
               <w:pStyle w:val="Compact"/>
@@ -4350,7 +4678,9 @@
           </w:p>
         </w:tc>
         <w:tc>
-          <w:tcPr/>
+          <w:tcPr>
+            <w:tcW w:w="1710" w:type="dxa"/>
+          </w:tcPr>
           <w:p>
             <w:pPr>
               <w:pStyle w:val="Compact"/>
@@ -4365,7 +4695,9 @@
           </w:p>
         </w:tc>
         <w:tc>
-          <w:tcPr/>
+          <w:tcPr>
+            <w:tcW w:w="2520" w:type="dxa"/>
+          </w:tcPr>
           <w:p>
             <w:pPr>
               <w:pStyle w:val="Compact"/>
@@ -4380,7 +4712,9 @@
           </w:p>
         </w:tc>
         <w:tc>
-          <w:tcPr/>
+          <w:tcPr>
+            <w:tcW w:w="2165" w:type="dxa"/>
+          </w:tcPr>
           <w:p>
             <w:pPr>
               <w:pStyle w:val="Compact"/>
@@ -4397,7 +4731,9 @@
       </w:tr>
       <w:tr>
         <w:tc>
-          <w:tcPr/>
+          <w:tcPr>
+            <w:tcW w:w="1518" w:type="dxa"/>
+          </w:tcPr>
           <w:p>
             <w:pPr>
               <w:pStyle w:val="Compact"/>
@@ -4412,7 +4748,9 @@
           </w:p>
         </w:tc>
         <w:tc>
-          <w:tcPr/>
+          <w:tcPr>
+            <w:tcW w:w="1710" w:type="dxa"/>
+          </w:tcPr>
           <w:p>
             <w:pPr>
               <w:pStyle w:val="Compact"/>
@@ -4427,7 +4765,9 @@
           </w:p>
         </w:tc>
         <w:tc>
-          <w:tcPr/>
+          <w:tcPr>
+            <w:tcW w:w="2520" w:type="dxa"/>
+          </w:tcPr>
           <w:p>
             <w:pPr>
               <w:pStyle w:val="Compact"/>
@@ -4442,7 +4782,9 @@
           </w:p>
         </w:tc>
         <w:tc>
-          <w:tcPr/>
+          <w:tcPr>
+            <w:tcW w:w="2165" w:type="dxa"/>
+          </w:tcPr>
           <w:p>
             <w:pPr>
               <w:pStyle w:val="Compact"/>
@@ -4459,7 +4801,9 @@
       </w:tr>
       <w:tr>
         <w:tc>
-          <w:tcPr/>
+          <w:tcPr>
+            <w:tcW w:w="1518" w:type="dxa"/>
+          </w:tcPr>
           <w:p>
             <w:pPr>
               <w:pStyle w:val="Compact"/>
@@ -4474,7 +4818,9 @@
           </w:p>
         </w:tc>
         <w:tc>
-          <w:tcPr/>
+          <w:tcPr>
+            <w:tcW w:w="1710" w:type="dxa"/>
+          </w:tcPr>
           <w:p>
             <w:pPr>
               <w:pStyle w:val="Compact"/>
@@ -4489,7 +4835,9 @@
           </w:p>
         </w:tc>
         <w:tc>
-          <w:tcPr/>
+          <w:tcPr>
+            <w:tcW w:w="2520" w:type="dxa"/>
+          </w:tcPr>
           <w:p>
             <w:pPr>
               <w:pStyle w:val="Compact"/>
@@ -4504,7 +4852,9 @@
           </w:p>
         </w:tc>
         <w:tc>
-          <w:tcPr/>
+          <w:tcPr>
+            <w:tcW w:w="2165" w:type="dxa"/>
+          </w:tcPr>
           <w:p>
             <w:pPr>
               <w:pStyle w:val="Compact"/>
@@ -4588,8 +4938,8 @@
         </w:tblBorders>
       </w:tblPr>
       <w:tblGrid>
-        <w:gridCol w:w="3960"/>
-        <w:gridCol w:w="3960"/>
+        <w:gridCol w:w="3354"/>
+        <w:gridCol w:w="4563"/>
       </w:tblGrid>
       <w:tr>
         <w:trPr>
@@ -4597,6 +4947,7 @@
         </w:trPr>
         <w:tc>
           <w:tcPr>
+            <w:tcW w:w="3354" w:type="dxa"/>
             <w:shd w:val="clear" w:color="auto" w:fill="D9E2F3"/>
           </w:tcPr>
           <w:p>
@@ -4615,6 +4966,7 @@
         </w:tc>
         <w:tc>
           <w:tcPr>
+            <w:tcW w:w="4563" w:type="dxa"/>
             <w:shd w:val="clear" w:color="auto" w:fill="D9E2F3"/>
           </w:tcPr>
           <w:p>
@@ -4634,7 +4986,9 @@
       </w:tr>
       <w:tr>
         <w:tc>
-          <w:tcPr/>
+          <w:tcPr>
+            <w:tcW w:w="3354" w:type="dxa"/>
+          </w:tcPr>
           <w:p>
             <w:pPr>
               <w:pStyle w:val="Compact"/>
@@ -4649,7 +5003,9 @@
           </w:p>
         </w:tc>
         <w:tc>
-          <w:tcPr/>
+          <w:tcPr>
+            <w:tcW w:w="4563" w:type="dxa"/>
+          </w:tcPr>
           <w:p>
             <w:pPr>
               <w:pStyle w:val="Compact"/>
@@ -4666,7 +5022,9 @@
       </w:tr>
       <w:tr>
         <w:tc>
-          <w:tcPr/>
+          <w:tcPr>
+            <w:tcW w:w="3354" w:type="dxa"/>
+          </w:tcPr>
           <w:p>
             <w:pPr>
               <w:pStyle w:val="Compact"/>
@@ -4681,7 +5039,9 @@
           </w:p>
         </w:tc>
         <w:tc>
-          <w:tcPr/>
+          <w:tcPr>
+            <w:tcW w:w="4563" w:type="dxa"/>
+          </w:tcPr>
           <w:p>
             <w:pPr>
               <w:pStyle w:val="Compact"/>
@@ -4698,7 +5058,9 @@
       </w:tr>
       <w:tr>
         <w:tc>
-          <w:tcPr/>
+          <w:tcPr>
+            <w:tcW w:w="3354" w:type="dxa"/>
+          </w:tcPr>
           <w:p>
             <w:pPr>
               <w:pStyle w:val="Compact"/>
@@ -4713,7 +5075,9 @@
           </w:p>
         </w:tc>
         <w:tc>
-          <w:tcPr/>
+          <w:tcPr>
+            <w:tcW w:w="4563" w:type="dxa"/>
+          </w:tcPr>
           <w:p>
             <w:pPr>
               <w:pStyle w:val="Compact"/>
@@ -4730,7 +5094,9 @@
       </w:tr>
       <w:tr>
         <w:tc>
-          <w:tcPr/>
+          <w:tcPr>
+            <w:tcW w:w="3354" w:type="dxa"/>
+          </w:tcPr>
           <w:p>
             <w:pPr>
               <w:pStyle w:val="Compact"/>
@@ -4745,7 +5111,9 @@
           </w:p>
         </w:tc>
         <w:tc>
-          <w:tcPr/>
+          <w:tcPr>
+            <w:tcW w:w="4563" w:type="dxa"/>
+          </w:tcPr>
           <w:p>
             <w:pPr>
               <w:pStyle w:val="Compact"/>
@@ -4762,7 +5130,9 @@
       </w:tr>
       <w:tr>
         <w:tc>
-          <w:tcPr/>
+          <w:tcPr>
+            <w:tcW w:w="3354" w:type="dxa"/>
+          </w:tcPr>
           <w:p>
             <w:pPr>
               <w:pStyle w:val="Compact"/>
@@ -4777,7 +5147,9 @@
           </w:p>
         </w:tc>
         <w:tc>
-          <w:tcPr/>
+          <w:tcPr>
+            <w:tcW w:w="4563" w:type="dxa"/>
+          </w:tcPr>
           <w:p>
             <w:pPr>
               <w:pStyle w:val="Compact"/>
@@ -4794,7 +5166,9 @@
       </w:tr>
       <w:tr>
         <w:tc>
-          <w:tcPr/>
+          <w:tcPr>
+            <w:tcW w:w="3354" w:type="dxa"/>
+          </w:tcPr>
           <w:p>
             <w:pPr>
               <w:pStyle w:val="Compact"/>
@@ -4809,7 +5183,9 @@
           </w:p>
         </w:tc>
         <w:tc>
-          <w:tcPr/>
+          <w:tcPr>
+            <w:tcW w:w="4563" w:type="dxa"/>
+          </w:tcPr>
           <w:p>
             <w:pPr>
               <w:pStyle w:val="Compact"/>
@@ -4826,7 +5202,9 @@
       </w:tr>
       <w:tr>
         <w:tc>
-          <w:tcPr/>
+          <w:tcPr>
+            <w:tcW w:w="3354" w:type="dxa"/>
+          </w:tcPr>
           <w:p>
             <w:pPr>
               <w:pStyle w:val="Compact"/>
@@ -4841,7 +5219,9 @@
           </w:p>
         </w:tc>
         <w:tc>
-          <w:tcPr/>
+          <w:tcPr>
+            <w:tcW w:w="4563" w:type="dxa"/>
+          </w:tcPr>
           <w:p>
             <w:pPr>
               <w:pStyle w:val="Compact"/>
@@ -4925,8 +5305,8 @@
         </w:tblBorders>
       </w:tblPr>
       <w:tblGrid>
-        <w:gridCol w:w="3960"/>
-        <w:gridCol w:w="3960"/>
+        <w:gridCol w:w="2692"/>
+        <w:gridCol w:w="5225"/>
       </w:tblGrid>
       <w:tr>
         <w:trPr>
@@ -4934,6 +5314,7 @@
         </w:trPr>
         <w:tc>
           <w:tcPr>
+            <w:tcW w:w="2692" w:type="dxa"/>
             <w:shd w:val="clear" w:color="auto" w:fill="D9E2F3"/>
           </w:tcPr>
           <w:p>
@@ -4952,6 +5333,7 @@
         </w:tc>
         <w:tc>
           <w:tcPr>
+            <w:tcW w:w="5225" w:type="dxa"/>
             <w:shd w:val="clear" w:color="auto" w:fill="D9E2F3"/>
           </w:tcPr>
           <w:p>
@@ -4971,7 +5353,9 @@
       </w:tr>
       <w:tr>
         <w:tc>
-          <w:tcPr/>
+          <w:tcPr>
+            <w:tcW w:w="2692" w:type="dxa"/>
+          </w:tcPr>
           <w:p>
             <w:pPr>
               <w:pStyle w:val="Compact"/>
@@ -4986,7 +5370,9 @@
           </w:p>
         </w:tc>
         <w:tc>
-          <w:tcPr/>
+          <w:tcPr>
+            <w:tcW w:w="5225" w:type="dxa"/>
+          </w:tcPr>
           <w:p>
             <w:pPr>
               <w:pStyle w:val="Compact"/>
@@ -5003,7 +5389,9 @@
       </w:tr>
       <w:tr>
         <w:tc>
-          <w:tcPr/>
+          <w:tcPr>
+            <w:tcW w:w="2692" w:type="dxa"/>
+          </w:tcPr>
           <w:p>
             <w:pPr>
               <w:pStyle w:val="Compact"/>
@@ -5018,7 +5406,9 @@
           </w:p>
         </w:tc>
         <w:tc>
-          <w:tcPr/>
+          <w:tcPr>
+            <w:tcW w:w="5225" w:type="dxa"/>
+          </w:tcPr>
           <w:p>
             <w:pPr>
               <w:pStyle w:val="Compact"/>
@@ -5035,7 +5425,9 @@
       </w:tr>
       <w:tr>
         <w:tc>
-          <w:tcPr/>
+          <w:tcPr>
+            <w:tcW w:w="2692" w:type="dxa"/>
+          </w:tcPr>
           <w:p>
             <w:pPr>
               <w:pStyle w:val="Compact"/>
@@ -5050,7 +5442,9 @@
           </w:p>
         </w:tc>
         <w:tc>
-          <w:tcPr/>
+          <w:tcPr>
+            <w:tcW w:w="5225" w:type="dxa"/>
+          </w:tcPr>
           <w:p>
             <w:pPr>
               <w:pStyle w:val="Compact"/>
@@ -5067,7 +5461,9 @@
       </w:tr>
       <w:tr>
         <w:tc>
-          <w:tcPr/>
+          <w:tcPr>
+            <w:tcW w:w="2692" w:type="dxa"/>
+          </w:tcPr>
           <w:p>
             <w:pPr>
               <w:pStyle w:val="Compact"/>
@@ -5082,7 +5478,9 @@
           </w:p>
         </w:tc>
         <w:tc>
-          <w:tcPr/>
+          <w:tcPr>
+            <w:tcW w:w="5225" w:type="dxa"/>
+          </w:tcPr>
           <w:p>
             <w:pPr>
               <w:pStyle w:val="Compact"/>
@@ -5124,8 +5522,8 @@
         </w:tblBorders>
       </w:tblPr>
       <w:tblGrid>
-        <w:gridCol w:w="3960"/>
-        <w:gridCol w:w="3960"/>
+        <w:gridCol w:w="3352"/>
+        <w:gridCol w:w="4565"/>
       </w:tblGrid>
       <w:tr>
         <w:trPr>
@@ -5133,6 +5531,7 @@
         </w:trPr>
         <w:tc>
           <w:tcPr>
+            <w:tcW w:w="3352" w:type="dxa"/>
             <w:shd w:val="clear" w:color="auto" w:fill="D9E2F3"/>
           </w:tcPr>
           <w:p>
@@ -5151,6 +5550,7 @@
         </w:tc>
         <w:tc>
           <w:tcPr>
+            <w:tcW w:w="4565" w:type="dxa"/>
             <w:shd w:val="clear" w:color="auto" w:fill="D9E2F3"/>
           </w:tcPr>
           <w:p>
@@ -5170,7 +5570,9 @@
       </w:tr>
       <w:tr>
         <w:tc>
-          <w:tcPr/>
+          <w:tcPr>
+            <w:tcW w:w="3352" w:type="dxa"/>
+          </w:tcPr>
           <w:p>
             <w:pPr>
               <w:pStyle w:val="Compact"/>
@@ -5185,7 +5587,9 @@
           </w:p>
         </w:tc>
         <w:tc>
-          <w:tcPr/>
+          <w:tcPr>
+            <w:tcW w:w="4565" w:type="dxa"/>
+          </w:tcPr>
           <w:p>
             <w:pPr>
               <w:pStyle w:val="Compact"/>
@@ -5202,7 +5606,9 @@
       </w:tr>
       <w:tr>
         <w:tc>
-          <w:tcPr/>
+          <w:tcPr>
+            <w:tcW w:w="3352" w:type="dxa"/>
+          </w:tcPr>
           <w:p>
             <w:pPr>
               <w:pStyle w:val="Compact"/>
@@ -5217,7 +5623,9 @@
           </w:p>
         </w:tc>
         <w:tc>
-          <w:tcPr/>
+          <w:tcPr>
+            <w:tcW w:w="4565" w:type="dxa"/>
+          </w:tcPr>
           <w:p>
             <w:pPr>
               <w:pStyle w:val="Compact"/>
@@ -5234,7 +5642,9 @@
       </w:tr>
       <w:tr>
         <w:tc>
-          <w:tcPr/>
+          <w:tcPr>
+            <w:tcW w:w="3352" w:type="dxa"/>
+          </w:tcPr>
           <w:p>
             <w:pPr>
               <w:pStyle w:val="Compact"/>
@@ -5249,7 +5659,9 @@
           </w:p>
         </w:tc>
         <w:tc>
-          <w:tcPr/>
+          <w:tcPr>
+            <w:tcW w:w="4565" w:type="dxa"/>
+          </w:tcPr>
           <w:p>
             <w:pPr>
               <w:pStyle w:val="Compact"/>
@@ -5266,7 +5678,9 @@
       </w:tr>
       <w:tr>
         <w:tc>
-          <w:tcPr/>
+          <w:tcPr>
+            <w:tcW w:w="3352" w:type="dxa"/>
+          </w:tcPr>
           <w:p>
             <w:pPr>
               <w:pStyle w:val="Compact"/>
@@ -5281,7 +5695,9 @@
           </w:p>
         </w:tc>
         <w:tc>
-          <w:tcPr/>
+          <w:tcPr>
+            <w:tcW w:w="4565" w:type="dxa"/>
+          </w:tcPr>
           <w:p>
             <w:pPr>
               <w:pStyle w:val="Compact"/>
@@ -5298,7 +5714,9 @@
       </w:tr>
       <w:tr>
         <w:tc>
-          <w:tcPr/>
+          <w:tcPr>
+            <w:tcW w:w="3352" w:type="dxa"/>
+          </w:tcPr>
           <w:p>
             <w:pPr>
               <w:pStyle w:val="Compact"/>
@@ -5313,7 +5731,9 @@
           </w:p>
         </w:tc>
         <w:tc>
-          <w:tcPr/>
+          <w:tcPr>
+            <w:tcW w:w="4565" w:type="dxa"/>
+          </w:tcPr>
           <w:p>
             <w:pPr>
               <w:pStyle w:val="Compact"/>
@@ -5355,10 +5775,10 @@
         </w:tblBorders>
       </w:tblPr>
       <w:tblGrid>
-        <w:gridCol w:w="1980"/>
-        <w:gridCol w:w="1980"/>
-        <w:gridCol w:w="1980"/>
-        <w:gridCol w:w="1980"/>
+        <w:gridCol w:w="1156"/>
+        <w:gridCol w:w="1984"/>
+        <w:gridCol w:w="3403"/>
+        <w:gridCol w:w="1371"/>
       </w:tblGrid>
       <w:tr>
         <w:trPr>
@@ -5366,6 +5786,7 @@
         </w:trPr>
         <w:tc>
           <w:tcPr>
+            <w:tcW w:w="1156" w:type="dxa"/>
             <w:shd w:val="clear" w:color="auto" w:fill="D9E2F3"/>
           </w:tcPr>
           <w:p>
@@ -5384,6 +5805,7 @@
         </w:tc>
         <w:tc>
           <w:tcPr>
+            <w:tcW w:w="1984" w:type="dxa"/>
             <w:shd w:val="clear" w:color="auto" w:fill="D9E2F3"/>
           </w:tcPr>
           <w:p>
@@ -5402,6 +5824,7 @@
         </w:tc>
         <w:tc>
           <w:tcPr>
+            <w:tcW w:w="3403" w:type="dxa"/>
             <w:shd w:val="clear" w:color="auto" w:fill="D9E2F3"/>
           </w:tcPr>
           <w:p>
@@ -5420,6 +5843,7 @@
         </w:tc>
         <w:tc>
           <w:tcPr>
+            <w:tcW w:w="1371" w:type="dxa"/>
             <w:shd w:val="clear" w:color="auto" w:fill="D9E2F3"/>
           </w:tcPr>
           <w:p>
@@ -5439,7 +5863,9 @@
       </w:tr>
       <w:tr>
         <w:tc>
-          <w:tcPr/>
+          <w:tcPr>
+            <w:tcW w:w="1156" w:type="dxa"/>
+          </w:tcPr>
           <w:p>
             <w:pPr>
               <w:pStyle w:val="Compact"/>
@@ -5454,7 +5880,9 @@
           </w:p>
         </w:tc>
         <w:tc>
-          <w:tcPr/>
+          <w:tcPr>
+            <w:tcW w:w="1984" w:type="dxa"/>
+          </w:tcPr>
           <w:p>
             <w:pPr>
               <w:pStyle w:val="Compact"/>
@@ -5469,7 +5897,9 @@
           </w:p>
         </w:tc>
         <w:tc>
-          <w:tcPr/>
+          <w:tcPr>
+            <w:tcW w:w="3403" w:type="dxa"/>
+          </w:tcPr>
           <w:p>
             <w:pPr>
               <w:pStyle w:val="Compact"/>
@@ -5484,7 +5914,9 @@
           </w:p>
         </w:tc>
         <w:tc>
-          <w:tcPr/>
+          <w:tcPr>
+            <w:tcW w:w="1371" w:type="dxa"/>
+          </w:tcPr>
           <w:p>
             <w:pPr>
               <w:pStyle w:val="Compact"/>
@@ -5501,7 +5933,9 @@
       </w:tr>
       <w:tr>
         <w:tc>
-          <w:tcPr/>
+          <w:tcPr>
+            <w:tcW w:w="1156" w:type="dxa"/>
+          </w:tcPr>
           <w:p>
             <w:pPr>
               <w:pStyle w:val="Compact"/>
@@ -5516,7 +5950,9 @@
           </w:p>
         </w:tc>
         <w:tc>
-          <w:tcPr/>
+          <w:tcPr>
+            <w:tcW w:w="1984" w:type="dxa"/>
+          </w:tcPr>
           <w:p>
             <w:pPr>
               <w:pStyle w:val="Compact"/>
@@ -5531,7 +5967,9 @@
           </w:p>
         </w:tc>
         <w:tc>
-          <w:tcPr/>
+          <w:tcPr>
+            <w:tcW w:w="3403" w:type="dxa"/>
+          </w:tcPr>
           <w:p>
             <w:pPr>
               <w:pStyle w:val="Compact"/>
@@ -5546,7 +5984,9 @@
           </w:p>
         </w:tc>
         <w:tc>
-          <w:tcPr/>
+          <w:tcPr>
+            <w:tcW w:w="1371" w:type="dxa"/>
+          </w:tcPr>
           <w:p>
             <w:pPr>
               <w:pStyle w:val="Compact"/>
@@ -5563,7 +6003,9 @@
       </w:tr>
       <w:tr>
         <w:tc>
-          <w:tcPr/>
+          <w:tcPr>
+            <w:tcW w:w="1156" w:type="dxa"/>
+          </w:tcPr>
           <w:p>
             <w:pPr>
               <w:pStyle w:val="Compact"/>
@@ -5578,7 +6020,9 @@
           </w:p>
         </w:tc>
         <w:tc>
-          <w:tcPr/>
+          <w:tcPr>
+            <w:tcW w:w="1984" w:type="dxa"/>
+          </w:tcPr>
           <w:p>
             <w:pPr>
               <w:pStyle w:val="Compact"/>
@@ -5593,7 +6037,9 @@
           </w:p>
         </w:tc>
         <w:tc>
-          <w:tcPr/>
+          <w:tcPr>
+            <w:tcW w:w="3403" w:type="dxa"/>
+          </w:tcPr>
           <w:p>
             <w:pPr>
               <w:pStyle w:val="Compact"/>
@@ -5608,7 +6054,9 @@
           </w:p>
         </w:tc>
         <w:tc>
-          <w:tcPr/>
+          <w:tcPr>
+            <w:tcW w:w="1371" w:type="dxa"/>
+          </w:tcPr>
           <w:p>
             <w:pPr>
               <w:pStyle w:val="Compact"/>
@@ -5625,7 +6073,9 @@
       </w:tr>
       <w:tr>
         <w:tc>
-          <w:tcPr/>
+          <w:tcPr>
+            <w:tcW w:w="1156" w:type="dxa"/>
+          </w:tcPr>
           <w:p>
             <w:pPr>
               <w:pStyle w:val="Compact"/>
@@ -5640,7 +6090,9 @@
           </w:p>
         </w:tc>
         <w:tc>
-          <w:tcPr/>
+          <w:tcPr>
+            <w:tcW w:w="1984" w:type="dxa"/>
+          </w:tcPr>
           <w:p>
             <w:pPr>
               <w:pStyle w:val="Compact"/>
@@ -5655,7 +6107,9 @@
           </w:p>
         </w:tc>
         <w:tc>
-          <w:tcPr/>
+          <w:tcPr>
+            <w:tcW w:w="3403" w:type="dxa"/>
+          </w:tcPr>
           <w:p>
             <w:pPr>
               <w:pStyle w:val="Compact"/>
@@ -5670,7 +6124,9 @@
           </w:p>
         </w:tc>
         <w:tc>
-          <w:tcPr/>
+          <w:tcPr>
+            <w:tcW w:w="1371" w:type="dxa"/>
+          </w:tcPr>
           <w:p>
             <w:pPr>
               <w:pStyle w:val="Compact"/>
@@ -5687,7 +6143,9 @@
       </w:tr>
       <w:tr>
         <w:tc>
-          <w:tcPr/>
+          <w:tcPr>
+            <w:tcW w:w="1156" w:type="dxa"/>
+          </w:tcPr>
           <w:p>
             <w:pPr>
               <w:pStyle w:val="Compact"/>
@@ -5702,7 +6160,9 @@
           </w:p>
         </w:tc>
         <w:tc>
-          <w:tcPr/>
+          <w:tcPr>
+            <w:tcW w:w="1984" w:type="dxa"/>
+          </w:tcPr>
           <w:p>
             <w:pPr>
               <w:pStyle w:val="Compact"/>
@@ -5717,7 +6177,9 @@
           </w:p>
         </w:tc>
         <w:tc>
-          <w:tcPr/>
+          <w:tcPr>
+            <w:tcW w:w="3403" w:type="dxa"/>
+          </w:tcPr>
           <w:p>
             <w:pPr>
               <w:pStyle w:val="Compact"/>
@@ -5732,7 +6194,9 @@
           </w:p>
         </w:tc>
         <w:tc>
-          <w:tcPr/>
+          <w:tcPr>
+            <w:tcW w:w="1371" w:type="dxa"/>
+          </w:tcPr>
           <w:p>
             <w:pPr>
               <w:pStyle w:val="Compact"/>
@@ -5749,7 +6213,9 @@
       </w:tr>
       <w:tr>
         <w:tc>
-          <w:tcPr/>
+          <w:tcPr>
+            <w:tcW w:w="1156" w:type="dxa"/>
+          </w:tcPr>
           <w:p>
             <w:pPr>
               <w:pStyle w:val="Compact"/>
@@ -5764,7 +6230,9 @@
           </w:p>
         </w:tc>
         <w:tc>
-          <w:tcPr/>
+          <w:tcPr>
+            <w:tcW w:w="1984" w:type="dxa"/>
+          </w:tcPr>
           <w:p>
             <w:pPr>
               <w:pStyle w:val="Compact"/>
@@ -5779,7 +6247,9 @@
           </w:p>
         </w:tc>
         <w:tc>
-          <w:tcPr/>
+          <w:tcPr>
+            <w:tcW w:w="3403" w:type="dxa"/>
+          </w:tcPr>
           <w:p>
             <w:pPr>
               <w:pStyle w:val="Compact"/>
@@ -5794,7 +6264,9 @@
           </w:p>
         </w:tc>
         <w:tc>
-          <w:tcPr/>
+          <w:tcPr>
+            <w:tcW w:w="1371" w:type="dxa"/>
+          </w:tcPr>
           <w:p>
             <w:pPr>
               <w:pStyle w:val="Compact"/>
@@ -5836,8 +6308,8 @@
         </w:tblBorders>
       </w:tblPr>
       <w:tblGrid>
-        <w:gridCol w:w="3960"/>
-        <w:gridCol w:w="3960"/>
+        <w:gridCol w:w="2632"/>
+        <w:gridCol w:w="5285"/>
       </w:tblGrid>
       <w:tr>
         <w:trPr>
@@ -5845,6 +6317,7 @@
         </w:trPr>
         <w:tc>
           <w:tcPr>
+            <w:tcW w:w="2632" w:type="dxa"/>
             <w:shd w:val="clear" w:color="auto" w:fill="D9E2F3"/>
           </w:tcPr>
           <w:p>
@@ -5863,6 +6336,7 @@
         </w:tc>
         <w:tc>
           <w:tcPr>
+            <w:tcW w:w="5285" w:type="dxa"/>
             <w:shd w:val="clear" w:color="auto" w:fill="D9E2F3"/>
           </w:tcPr>
           <w:p>
@@ -5882,7 +6356,9 @@
       </w:tr>
       <w:tr>
         <w:tc>
-          <w:tcPr/>
+          <w:tcPr>
+            <w:tcW w:w="2632" w:type="dxa"/>
+          </w:tcPr>
           <w:p>
             <w:pPr>
               <w:pStyle w:val="Compact"/>
@@ -5897,7 +6373,9 @@
           </w:p>
         </w:tc>
         <w:tc>
-          <w:tcPr/>
+          <w:tcPr>
+            <w:tcW w:w="5285" w:type="dxa"/>
+          </w:tcPr>
           <w:p>
             <w:pPr>
               <w:pStyle w:val="Compact"/>
@@ -5914,7 +6392,9 @@
       </w:tr>
       <w:tr>
         <w:tc>
-          <w:tcPr/>
+          <w:tcPr>
+            <w:tcW w:w="2632" w:type="dxa"/>
+          </w:tcPr>
           <w:p>
             <w:pPr>
               <w:pStyle w:val="Compact"/>
@@ -5929,7 +6409,9 @@
           </w:p>
         </w:tc>
         <w:tc>
-          <w:tcPr/>
+          <w:tcPr>
+            <w:tcW w:w="5285" w:type="dxa"/>
+          </w:tcPr>
           <w:p>
             <w:pPr>
               <w:pStyle w:val="Compact"/>
@@ -5946,7 +6428,9 @@
       </w:tr>
       <w:tr>
         <w:tc>
-          <w:tcPr/>
+          <w:tcPr>
+            <w:tcW w:w="2632" w:type="dxa"/>
+          </w:tcPr>
           <w:p>
             <w:pPr>
               <w:pStyle w:val="Compact"/>
@@ -5961,7 +6445,9 @@
           </w:p>
         </w:tc>
         <w:tc>
-          <w:tcPr/>
+          <w:tcPr>
+            <w:tcW w:w="5285" w:type="dxa"/>
+          </w:tcPr>
           <w:p>
             <w:pPr>
               <w:pStyle w:val="Compact"/>
@@ -5978,7 +6464,9 @@
       </w:tr>
       <w:tr>
         <w:tc>
-          <w:tcPr/>
+          <w:tcPr>
+            <w:tcW w:w="2632" w:type="dxa"/>
+          </w:tcPr>
           <w:p>
             <w:pPr>
               <w:pStyle w:val="Compact"/>
@@ -5993,7 +6481,9 @@
           </w:p>
         </w:tc>
         <w:tc>
-          <w:tcPr/>
+          <w:tcPr>
+            <w:tcW w:w="5285" w:type="dxa"/>
+          </w:tcPr>
           <w:p>
             <w:pPr>
               <w:pStyle w:val="Compact"/>
@@ -6010,7 +6500,9 @@
       </w:tr>
       <w:tr>
         <w:tc>
-          <w:tcPr/>
+          <w:tcPr>
+            <w:tcW w:w="2632" w:type="dxa"/>
+          </w:tcPr>
           <w:p>
             <w:pPr>
               <w:pStyle w:val="Compact"/>
@@ -6025,7 +6517,9 @@
           </w:p>
         </w:tc>
         <w:tc>
-          <w:tcPr/>
+          <w:tcPr>
+            <w:tcW w:w="5285" w:type="dxa"/>
+          </w:tcPr>
           <w:p>
             <w:pPr>
               <w:pStyle w:val="Compact"/>
@@ -6042,7 +6536,9 @@
       </w:tr>
       <w:tr>
         <w:tc>
-          <w:tcPr/>
+          <w:tcPr>
+            <w:tcW w:w="2632" w:type="dxa"/>
+          </w:tcPr>
           <w:p>
             <w:pPr>
               <w:pStyle w:val="Compact"/>
@@ -6057,7 +6553,9 @@
           </w:p>
         </w:tc>
         <w:tc>
-          <w:tcPr/>
+          <w:tcPr>
+            <w:tcW w:w="5285" w:type="dxa"/>
+          </w:tcPr>
           <w:p>
             <w:pPr>
               <w:pStyle w:val="Compact"/>
@@ -6074,7 +6572,9 @@
       </w:tr>
       <w:tr>
         <w:tc>
-          <w:tcPr/>
+          <w:tcPr>
+            <w:tcW w:w="2632" w:type="dxa"/>
+          </w:tcPr>
           <w:p>
             <w:pPr>
               <w:pStyle w:val="Compact"/>
@@ -6089,7 +6589,9 @@
           </w:p>
         </w:tc>
         <w:tc>
-          <w:tcPr/>
+          <w:tcPr>
+            <w:tcW w:w="5285" w:type="dxa"/>
+          </w:tcPr>
           <w:p>
             <w:pPr>
               <w:pStyle w:val="Compact"/>
@@ -6284,8 +6786,8 @@
         </w:tblBorders>
       </w:tblPr>
       <w:tblGrid>
-        <w:gridCol w:w="3960"/>
-        <w:gridCol w:w="3960"/>
+        <w:gridCol w:w="3355"/>
+        <w:gridCol w:w="4562"/>
       </w:tblGrid>
       <w:tr>
         <w:trPr>
@@ -6293,6 +6795,7 @@
         </w:trPr>
         <w:tc>
           <w:tcPr>
+            <w:tcW w:w="3355" w:type="dxa"/>
             <w:shd w:val="clear" w:color="auto" w:fill="D9E2F3"/>
           </w:tcPr>
           <w:p>
@@ -6311,6 +6814,7 @@
         </w:tc>
         <w:tc>
           <w:tcPr>
+            <w:tcW w:w="4562" w:type="dxa"/>
             <w:shd w:val="clear" w:color="auto" w:fill="D9E2F3"/>
           </w:tcPr>
           <w:p>
@@ -6330,7 +6834,9 @@
       </w:tr>
       <w:tr>
         <w:tc>
-          <w:tcPr/>
+          <w:tcPr>
+            <w:tcW w:w="3355" w:type="dxa"/>
+          </w:tcPr>
           <w:p>
             <w:pPr>
               <w:pStyle w:val="Compact"/>
@@ -6345,7 +6851,9 @@
           </w:p>
         </w:tc>
         <w:tc>
-          <w:tcPr/>
+          <w:tcPr>
+            <w:tcW w:w="4562" w:type="dxa"/>
+          </w:tcPr>
           <w:p>
             <w:pPr>
               <w:pStyle w:val="Compact"/>
@@ -6362,7 +6870,9 @@
       </w:tr>
       <w:tr>
         <w:tc>
-          <w:tcPr/>
+          <w:tcPr>
+            <w:tcW w:w="3355" w:type="dxa"/>
+          </w:tcPr>
           <w:p>
             <w:pPr>
               <w:pStyle w:val="Compact"/>
@@ -6377,7 +6887,9 @@
           </w:p>
         </w:tc>
         <w:tc>
-          <w:tcPr/>
+          <w:tcPr>
+            <w:tcW w:w="4562" w:type="dxa"/>
+          </w:tcPr>
           <w:p>
             <w:pPr>
               <w:pStyle w:val="Compact"/>
@@ -6394,7 +6906,9 @@
       </w:tr>
       <w:tr>
         <w:tc>
-          <w:tcPr/>
+          <w:tcPr>
+            <w:tcW w:w="3355" w:type="dxa"/>
+          </w:tcPr>
           <w:p>
             <w:pPr>
               <w:pStyle w:val="Compact"/>
@@ -6409,7 +6923,9 @@
           </w:p>
         </w:tc>
         <w:tc>
-          <w:tcPr/>
+          <w:tcPr>
+            <w:tcW w:w="4562" w:type="dxa"/>
+          </w:tcPr>
           <w:p>
             <w:pPr>
               <w:pStyle w:val="Compact"/>
@@ -6426,7 +6942,9 @@
       </w:tr>
       <w:tr>
         <w:tc>
-          <w:tcPr/>
+          <w:tcPr>
+            <w:tcW w:w="3355" w:type="dxa"/>
+          </w:tcPr>
           <w:p>
             <w:pPr>
               <w:pStyle w:val="Compact"/>
@@ -6441,7 +6959,9 @@
           </w:p>
         </w:tc>
         <w:tc>
-          <w:tcPr/>
+          <w:tcPr>
+            <w:tcW w:w="4562" w:type="dxa"/>
+          </w:tcPr>
           <w:p>
             <w:pPr>
               <w:pStyle w:val="Compact"/>
@@ -6458,7 +6978,9 @@
       </w:tr>
       <w:tr>
         <w:tc>
-          <w:tcPr/>
+          <w:tcPr>
+            <w:tcW w:w="3355" w:type="dxa"/>
+          </w:tcPr>
           <w:p>
             <w:pPr>
               <w:pStyle w:val="Compact"/>
@@ -6473,7 +6995,9 @@
           </w:p>
         </w:tc>
         <w:tc>
-          <w:tcPr/>
+          <w:tcPr>
+            <w:tcW w:w="4562" w:type="dxa"/>
+          </w:tcPr>
           <w:p>
             <w:pPr>
               <w:pStyle w:val="Compact"/>
@@ -6490,7 +7014,9 @@
       </w:tr>
       <w:tr>
         <w:tc>
-          <w:tcPr/>
+          <w:tcPr>
+            <w:tcW w:w="3355" w:type="dxa"/>
+          </w:tcPr>
           <w:p>
             <w:pPr>
               <w:pStyle w:val="Compact"/>
@@ -6505,7 +7031,9 @@
           </w:p>
         </w:tc>
         <w:tc>
-          <w:tcPr/>
+          <w:tcPr>
+            <w:tcW w:w="4562" w:type="dxa"/>
+          </w:tcPr>
           <w:p>
             <w:pPr>
               <w:pStyle w:val="Compact"/>
@@ -6522,7 +7050,9 @@
       </w:tr>
       <w:tr>
         <w:tc>
-          <w:tcPr/>
+          <w:tcPr>
+            <w:tcW w:w="3355" w:type="dxa"/>
+          </w:tcPr>
           <w:p>
             <w:pPr>
               <w:pStyle w:val="Compact"/>
@@ -6537,7 +7067,9 @@
           </w:p>
         </w:tc>
         <w:tc>
-          <w:tcPr/>
+          <w:tcPr>
+            <w:tcW w:w="4562" w:type="dxa"/>
+          </w:tcPr>
           <w:p>
             <w:pPr>
               <w:pStyle w:val="Compact"/>

--- a/Fase 2/Evidencias del Proyecto/SICMA_STK_v1.1.docx
+++ b/Fase 2/Evidencias del Proyecto/SICMA_STK_v1.1.docx
@@ -469,7 +469,7 @@
         <w:tab/>
       </w:r>
       <w:r>
-        <w:t>4</w:t>
+        <w:t>5</w:t>
       </w:r>
     </w:p>
     <w:p>
@@ -595,7 +595,7 @@
         <w:tab/>
       </w:r>
       <w:r>
-        <w:t>9</w:t>
+        <w:t>10</w:t>
       </w:r>
     </w:p>
     <w:p>
@@ -609,7 +609,7 @@
         <w:tab/>
       </w:r>
       <w:r>
-        <w:t>9</w:t>
+        <w:t>10</w:t>
       </w:r>
     </w:p>
     <w:p>
@@ -623,7 +623,7 @@
         <w:tab/>
       </w:r>
       <w:r>
-        <w:t>9</w:t>
+        <w:t>10</w:t>
       </w:r>
       <w:r>
         <w:fldChar w:fldCharType="end"/>
@@ -1064,7 +1064,7 @@
               <w:rPr>
                 <w:sz w:val="18"/>
               </w:rPr>
-              <w:t>Primera versión del registro y análisis de stakeholders de SICMA Se aplica el formato de entrega (márgenes de 3 cm, interlineado 1,5, sangría y texto justificado). Se ajusta el ancho de las columnas de las tablas.</w:t>
+              <w:t>Primera versión del registro y análisis de stakeholders de SICMA Se aplica el formato de entrega (márgenes de 3 cm, interlineado 1,5, sangría y texto justificado). Se ajusta el ancho de las columnas de las tablas. Las referencias pasan a una hoja aparte.</w:t>
             </w:r>
           </w:p>
         </w:tc>
@@ -1360,9 +1360,9 @@
         </w:tblBorders>
       </w:tblPr>
       <w:tblGrid>
-        <w:gridCol w:w="1510"/>
-        <w:gridCol w:w="3522"/>
-        <w:gridCol w:w="2884"/>
+        <w:gridCol w:w="1509"/>
+        <w:gridCol w:w="3521"/>
+        <w:gridCol w:w="2883"/>
       </w:tblGrid>
       <w:tr>
         <w:trPr>
@@ -1370,7 +1370,7 @@
         </w:trPr>
         <w:tc>
           <w:tcPr>
-            <w:tcW w:w="1510" w:type="dxa"/>
+            <w:tcW w:w="1509" w:type="dxa"/>
             <w:shd w:val="clear" w:color="auto" w:fill="D9E2F3"/>
           </w:tcPr>
           <w:p>
@@ -1389,7 +1389,7 @@
         </w:tc>
         <w:tc>
           <w:tcPr>
-            <w:tcW w:w="3522" w:type="dxa"/>
+            <w:tcW w:w="3521" w:type="dxa"/>
             <w:shd w:val="clear" w:color="auto" w:fill="D9E2F3"/>
           </w:tcPr>
           <w:p>
@@ -1408,7 +1408,7 @@
         </w:tc>
         <w:tc>
           <w:tcPr>
-            <w:tcW w:w="2884" w:type="dxa"/>
+            <w:tcW w:w="2883" w:type="dxa"/>
             <w:shd w:val="clear" w:color="auto" w:fill="D9E2F3"/>
           </w:tcPr>
           <w:p>
@@ -1429,7 +1429,7 @@
       <w:tr>
         <w:tc>
           <w:tcPr>
-            <w:tcW w:w="1510" w:type="dxa"/>
+            <w:tcW w:w="1509" w:type="dxa"/>
           </w:tcPr>
           <w:p>
             <w:pPr>
@@ -1446,7 +1446,7 @@
         </w:tc>
         <w:tc>
           <w:tcPr>
-            <w:tcW w:w="3522" w:type="dxa"/>
+            <w:tcW w:w="3521" w:type="dxa"/>
           </w:tcPr>
           <w:p>
             <w:pPr>
@@ -1463,7 +1463,7 @@
         </w:tc>
         <w:tc>
           <w:tcPr>
-            <w:tcW w:w="2884" w:type="dxa"/>
+            <w:tcW w:w="2883" w:type="dxa"/>
           </w:tcPr>
           <w:p>
             <w:pPr>
@@ -1482,7 +1482,7 @@
       <w:tr>
         <w:tc>
           <w:tcPr>
-            <w:tcW w:w="1510" w:type="dxa"/>
+            <w:tcW w:w="1509" w:type="dxa"/>
           </w:tcPr>
           <w:p>
             <w:pPr>
@@ -1499,7 +1499,7 @@
         </w:tc>
         <w:tc>
           <w:tcPr>
-            <w:tcW w:w="3522" w:type="dxa"/>
+            <w:tcW w:w="3521" w:type="dxa"/>
           </w:tcPr>
           <w:p>
             <w:pPr>
@@ -1516,7 +1516,7 @@
         </w:tc>
         <w:tc>
           <w:tcPr>
-            <w:tcW w:w="2884" w:type="dxa"/>
+            <w:tcW w:w="2883" w:type="dxa"/>
           </w:tcPr>
           <w:p>
             <w:pPr>
@@ -1535,7 +1535,7 @@
       <w:tr>
         <w:tc>
           <w:tcPr>
-            <w:tcW w:w="1510" w:type="dxa"/>
+            <w:tcW w:w="1509" w:type="dxa"/>
           </w:tcPr>
           <w:p>
             <w:pPr>
@@ -1552,7 +1552,7 @@
         </w:tc>
         <w:tc>
           <w:tcPr>
-            <w:tcW w:w="3522" w:type="dxa"/>
+            <w:tcW w:w="3521" w:type="dxa"/>
           </w:tcPr>
           <w:p>
             <w:pPr>
@@ -1569,7 +1569,7 @@
         </w:tc>
         <w:tc>
           <w:tcPr>
-            <w:tcW w:w="2884" w:type="dxa"/>
+            <w:tcW w:w="2883" w:type="dxa"/>
           </w:tcPr>
           <w:p>
             <w:pPr>
@@ -1616,9 +1616,9 @@
         </w:tblBorders>
       </w:tblPr>
       <w:tblGrid>
-        <w:gridCol w:w="1954"/>
-        <w:gridCol w:w="1906"/>
-        <w:gridCol w:w="4055"/>
+        <w:gridCol w:w="1953"/>
+        <w:gridCol w:w="1905"/>
+        <w:gridCol w:w="4053"/>
       </w:tblGrid>
       <w:tr>
         <w:trPr>
@@ -1626,7 +1626,7 @@
         </w:trPr>
         <w:tc>
           <w:tcPr>
-            <w:tcW w:w="1954" w:type="dxa"/>
+            <w:tcW w:w="1953" w:type="dxa"/>
             <w:shd w:val="clear" w:color="auto" w:fill="D9E2F3"/>
           </w:tcPr>
           <w:p>
@@ -1645,7 +1645,7 @@
         </w:tc>
         <w:tc>
           <w:tcPr>
-            <w:tcW w:w="1906" w:type="dxa"/>
+            <w:tcW w:w="1905" w:type="dxa"/>
             <w:shd w:val="clear" w:color="auto" w:fill="D9E2F3"/>
           </w:tcPr>
           <w:p>
@@ -1664,7 +1664,7 @@
         </w:tc>
         <w:tc>
           <w:tcPr>
-            <w:tcW w:w="4055" w:type="dxa"/>
+            <w:tcW w:w="4053" w:type="dxa"/>
             <w:shd w:val="clear" w:color="auto" w:fill="D9E2F3"/>
           </w:tcPr>
           <w:p>
@@ -1685,7 +1685,7 @@
       <w:tr>
         <w:tc>
           <w:tcPr>
-            <w:tcW w:w="1954" w:type="dxa"/>
+            <w:tcW w:w="1953" w:type="dxa"/>
           </w:tcPr>
           <w:p>
             <w:pPr>
@@ -1702,7 +1702,7 @@
         </w:tc>
         <w:tc>
           <w:tcPr>
-            <w:tcW w:w="1906" w:type="dxa"/>
+            <w:tcW w:w="1905" w:type="dxa"/>
           </w:tcPr>
           <w:p>
             <w:pPr>
@@ -1719,7 +1719,7 @@
         </w:tc>
         <w:tc>
           <w:tcPr>
-            <w:tcW w:w="4055" w:type="dxa"/>
+            <w:tcW w:w="4053" w:type="dxa"/>
           </w:tcPr>
           <w:p>
             <w:pPr>
@@ -1738,7 +1738,7 @@
       <w:tr>
         <w:tc>
           <w:tcPr>
-            <w:tcW w:w="1954" w:type="dxa"/>
+            <w:tcW w:w="1953" w:type="dxa"/>
           </w:tcPr>
           <w:p>
             <w:pPr>
@@ -1755,7 +1755,7 @@
         </w:tc>
         <w:tc>
           <w:tcPr>
-            <w:tcW w:w="1906" w:type="dxa"/>
+            <w:tcW w:w="1905" w:type="dxa"/>
           </w:tcPr>
           <w:p>
             <w:pPr>
@@ -1772,7 +1772,7 @@
         </w:tc>
         <w:tc>
           <w:tcPr>
-            <w:tcW w:w="4055" w:type="dxa"/>
+            <w:tcW w:w="4053" w:type="dxa"/>
           </w:tcPr>
           <w:p>
             <w:pPr>
@@ -1791,7 +1791,7 @@
       <w:tr>
         <w:tc>
           <w:tcPr>
-            <w:tcW w:w="1954" w:type="dxa"/>
+            <w:tcW w:w="1953" w:type="dxa"/>
           </w:tcPr>
           <w:p>
             <w:pPr>
@@ -1808,7 +1808,7 @@
         </w:tc>
         <w:tc>
           <w:tcPr>
-            <w:tcW w:w="1906" w:type="dxa"/>
+            <w:tcW w:w="1905" w:type="dxa"/>
           </w:tcPr>
           <w:p>
             <w:pPr>
@@ -1825,7 +1825,7 @@
         </w:tc>
         <w:tc>
           <w:tcPr>
-            <w:tcW w:w="4055" w:type="dxa"/>
+            <w:tcW w:w="4053" w:type="dxa"/>
           </w:tcPr>
           <w:p>
             <w:pPr>
@@ -1844,7 +1844,7 @@
       <w:tr>
         <w:tc>
           <w:tcPr>
-            <w:tcW w:w="1954" w:type="dxa"/>
+            <w:tcW w:w="1953" w:type="dxa"/>
           </w:tcPr>
           <w:p>
             <w:pPr>
@@ -1861,7 +1861,7 @@
         </w:tc>
         <w:tc>
           <w:tcPr>
-            <w:tcW w:w="1906" w:type="dxa"/>
+            <w:tcW w:w="1905" w:type="dxa"/>
           </w:tcPr>
           <w:p>
             <w:pPr>
@@ -1878,7 +1878,7 @@
         </w:tc>
         <w:tc>
           <w:tcPr>
-            <w:tcW w:w="4055" w:type="dxa"/>
+            <w:tcW w:w="4053" w:type="dxa"/>
           </w:tcPr>
           <w:p>
             <w:pPr>
@@ -1930,10 +1930,10 @@
         </w:tblBorders>
       </w:tblPr>
       <w:tblGrid>
-        <w:gridCol w:w="1071"/>
-        <w:gridCol w:w="1628"/>
-        <w:gridCol w:w="2474"/>
-        <w:gridCol w:w="2741"/>
+        <w:gridCol w:w="1070"/>
+        <w:gridCol w:w="1627"/>
+        <w:gridCol w:w="2473"/>
+        <w:gridCol w:w="2740"/>
       </w:tblGrid>
       <w:tr>
         <w:trPr>
@@ -1941,7 +1941,7 @@
         </w:trPr>
         <w:tc>
           <w:tcPr>
-            <w:tcW w:w="1071" w:type="dxa"/>
+            <w:tcW w:w="1070" w:type="dxa"/>
             <w:shd w:val="clear" w:color="auto" w:fill="D9E2F3"/>
           </w:tcPr>
           <w:p>
@@ -1960,7 +1960,7 @@
         </w:tc>
         <w:tc>
           <w:tcPr>
-            <w:tcW w:w="1628" w:type="dxa"/>
+            <w:tcW w:w="1627" w:type="dxa"/>
             <w:shd w:val="clear" w:color="auto" w:fill="D9E2F3"/>
           </w:tcPr>
           <w:p>
@@ -1979,7 +1979,7 @@
         </w:tc>
         <w:tc>
           <w:tcPr>
-            <w:tcW w:w="2474" w:type="dxa"/>
+            <w:tcW w:w="2473" w:type="dxa"/>
             <w:shd w:val="clear" w:color="auto" w:fill="D9E2F3"/>
           </w:tcPr>
           <w:p>
@@ -1998,7 +1998,7 @@
         </w:tc>
         <w:tc>
           <w:tcPr>
-            <w:tcW w:w="2741" w:type="dxa"/>
+            <w:tcW w:w="2740" w:type="dxa"/>
             <w:shd w:val="clear" w:color="auto" w:fill="D9E2F3"/>
           </w:tcPr>
           <w:p>
@@ -2019,7 +2019,7 @@
       <w:tr>
         <w:tc>
           <w:tcPr>
-            <w:tcW w:w="1071" w:type="dxa"/>
+            <w:tcW w:w="1070" w:type="dxa"/>
           </w:tcPr>
           <w:p>
             <w:pPr>
@@ -2036,7 +2036,7 @@
         </w:tc>
         <w:tc>
           <w:tcPr>
-            <w:tcW w:w="1628" w:type="dxa"/>
+            <w:tcW w:w="1627" w:type="dxa"/>
           </w:tcPr>
           <w:p>
             <w:pPr>
@@ -2053,7 +2053,7 @@
         </w:tc>
         <w:tc>
           <w:tcPr>
-            <w:tcW w:w="2474" w:type="dxa"/>
+            <w:tcW w:w="2473" w:type="dxa"/>
           </w:tcPr>
           <w:p>
             <w:pPr>
@@ -2070,7 +2070,7 @@
         </w:tc>
         <w:tc>
           <w:tcPr>
-            <w:tcW w:w="2741" w:type="dxa"/>
+            <w:tcW w:w="2740" w:type="dxa"/>
           </w:tcPr>
           <w:p>
             <w:pPr>
@@ -2089,7 +2089,7 @@
       <w:tr>
         <w:tc>
           <w:tcPr>
-            <w:tcW w:w="1071" w:type="dxa"/>
+            <w:tcW w:w="1070" w:type="dxa"/>
           </w:tcPr>
           <w:p>
             <w:pPr>
@@ -2106,7 +2106,7 @@
         </w:tc>
         <w:tc>
           <w:tcPr>
-            <w:tcW w:w="1628" w:type="dxa"/>
+            <w:tcW w:w="1627" w:type="dxa"/>
           </w:tcPr>
           <w:p>
             <w:pPr>
@@ -2123,7 +2123,7 @@
         </w:tc>
         <w:tc>
           <w:tcPr>
-            <w:tcW w:w="2474" w:type="dxa"/>
+            <w:tcW w:w="2473" w:type="dxa"/>
           </w:tcPr>
           <w:p>
             <w:pPr>
@@ -2140,7 +2140,7 @@
         </w:tc>
         <w:tc>
           <w:tcPr>
-            <w:tcW w:w="2741" w:type="dxa"/>
+            <w:tcW w:w="2740" w:type="dxa"/>
           </w:tcPr>
           <w:p>
             <w:pPr>
@@ -2159,7 +2159,7 @@
       <w:tr>
         <w:tc>
           <w:tcPr>
-            <w:tcW w:w="1071" w:type="dxa"/>
+            <w:tcW w:w="1070" w:type="dxa"/>
           </w:tcPr>
           <w:p>
             <w:pPr>
@@ -2176,7 +2176,7 @@
         </w:tc>
         <w:tc>
           <w:tcPr>
-            <w:tcW w:w="1628" w:type="dxa"/>
+            <w:tcW w:w="1627" w:type="dxa"/>
           </w:tcPr>
           <w:p>
             <w:pPr>
@@ -2193,7 +2193,7 @@
         </w:tc>
         <w:tc>
           <w:tcPr>
-            <w:tcW w:w="2474" w:type="dxa"/>
+            <w:tcW w:w="2473" w:type="dxa"/>
           </w:tcPr>
           <w:p>
             <w:pPr>
@@ -2210,7 +2210,7 @@
         </w:tc>
         <w:tc>
           <w:tcPr>
-            <w:tcW w:w="2741" w:type="dxa"/>
+            <w:tcW w:w="2740" w:type="dxa"/>
           </w:tcPr>
           <w:p>
             <w:pPr>
@@ -2229,7 +2229,7 @@
       <w:tr>
         <w:tc>
           <w:tcPr>
-            <w:tcW w:w="1071" w:type="dxa"/>
+            <w:tcW w:w="1070" w:type="dxa"/>
           </w:tcPr>
           <w:p>
             <w:pPr>
@@ -2246,7 +2246,7 @@
         </w:tc>
         <w:tc>
           <w:tcPr>
-            <w:tcW w:w="1628" w:type="dxa"/>
+            <w:tcW w:w="1627" w:type="dxa"/>
           </w:tcPr>
           <w:p>
             <w:pPr>
@@ -2263,7 +2263,7 @@
         </w:tc>
         <w:tc>
           <w:tcPr>
-            <w:tcW w:w="2474" w:type="dxa"/>
+            <w:tcW w:w="2473" w:type="dxa"/>
           </w:tcPr>
           <w:p>
             <w:pPr>
@@ -2280,7 +2280,7 @@
         </w:tc>
         <w:tc>
           <w:tcPr>
-            <w:tcW w:w="2741" w:type="dxa"/>
+            <w:tcW w:w="2740" w:type="dxa"/>
           </w:tcPr>
           <w:p>
             <w:pPr>
@@ -2351,10 +2351,10 @@
         </w:tblBorders>
       </w:tblPr>
       <w:tblGrid>
-        <w:gridCol w:w="1023"/>
+        <w:gridCol w:w="1022"/>
         <w:gridCol w:w="1371"/>
-        <w:gridCol w:w="2757"/>
-        <w:gridCol w:w="2762"/>
+        <w:gridCol w:w="2755"/>
+        <w:gridCol w:w="2761"/>
       </w:tblGrid>
       <w:tr>
         <w:trPr>
@@ -2362,7 +2362,7 @@
         </w:trPr>
         <w:tc>
           <w:tcPr>
-            <w:tcW w:w="1023" w:type="dxa"/>
+            <w:tcW w:w="1022" w:type="dxa"/>
             <w:shd w:val="clear" w:color="auto" w:fill="D9E2F3"/>
           </w:tcPr>
           <w:p>
@@ -2400,7 +2400,7 @@
         </w:tc>
         <w:tc>
           <w:tcPr>
-            <w:tcW w:w="2757" w:type="dxa"/>
+            <w:tcW w:w="2755" w:type="dxa"/>
             <w:shd w:val="clear" w:color="auto" w:fill="D9E2F3"/>
           </w:tcPr>
           <w:p>
@@ -2419,7 +2419,7 @@
         </w:tc>
         <w:tc>
           <w:tcPr>
-            <w:tcW w:w="2762" w:type="dxa"/>
+            <w:tcW w:w="2761" w:type="dxa"/>
             <w:shd w:val="clear" w:color="auto" w:fill="D9E2F3"/>
           </w:tcPr>
           <w:p>
@@ -2440,7 +2440,7 @@
       <w:tr>
         <w:tc>
           <w:tcPr>
-            <w:tcW w:w="1023" w:type="dxa"/>
+            <w:tcW w:w="1022" w:type="dxa"/>
           </w:tcPr>
           <w:p>
             <w:pPr>
@@ -2474,7 +2474,7 @@
         </w:tc>
         <w:tc>
           <w:tcPr>
-            <w:tcW w:w="2757" w:type="dxa"/>
+            <w:tcW w:w="2755" w:type="dxa"/>
           </w:tcPr>
           <w:p>
             <w:pPr>
@@ -2491,7 +2491,7 @@
         </w:tc>
         <w:tc>
           <w:tcPr>
-            <w:tcW w:w="2762" w:type="dxa"/>
+            <w:tcW w:w="2761" w:type="dxa"/>
           </w:tcPr>
           <w:p>
             <w:pPr>
@@ -2510,7 +2510,7 @@
       <w:tr>
         <w:tc>
           <w:tcPr>
-            <w:tcW w:w="1023" w:type="dxa"/>
+            <w:tcW w:w="1022" w:type="dxa"/>
           </w:tcPr>
           <w:p>
             <w:pPr>
@@ -2544,7 +2544,7 @@
         </w:tc>
         <w:tc>
           <w:tcPr>
-            <w:tcW w:w="2757" w:type="dxa"/>
+            <w:tcW w:w="2755" w:type="dxa"/>
           </w:tcPr>
           <w:p>
             <w:pPr>
@@ -2561,7 +2561,7 @@
         </w:tc>
         <w:tc>
           <w:tcPr>
-            <w:tcW w:w="2762" w:type="dxa"/>
+            <w:tcW w:w="2761" w:type="dxa"/>
           </w:tcPr>
           <w:p>
             <w:pPr>
@@ -2580,7 +2580,7 @@
       <w:tr>
         <w:tc>
           <w:tcPr>
-            <w:tcW w:w="1023" w:type="dxa"/>
+            <w:tcW w:w="1022" w:type="dxa"/>
           </w:tcPr>
           <w:p>
             <w:pPr>
@@ -2614,7 +2614,7 @@
         </w:tc>
         <w:tc>
           <w:tcPr>
-            <w:tcW w:w="2757" w:type="dxa"/>
+            <w:tcW w:w="2755" w:type="dxa"/>
           </w:tcPr>
           <w:p>
             <w:pPr>
@@ -2631,7 +2631,7 @@
         </w:tc>
         <w:tc>
           <w:tcPr>
-            <w:tcW w:w="2762" w:type="dxa"/>
+            <w:tcW w:w="2761" w:type="dxa"/>
           </w:tcPr>
           <w:p>
             <w:pPr>
@@ -2650,7 +2650,7 @@
       <w:tr>
         <w:tc>
           <w:tcPr>
-            <w:tcW w:w="1023" w:type="dxa"/>
+            <w:tcW w:w="1022" w:type="dxa"/>
           </w:tcPr>
           <w:p>
             <w:pPr>
@@ -2684,7 +2684,7 @@
         </w:tc>
         <w:tc>
           <w:tcPr>
-            <w:tcW w:w="2757" w:type="dxa"/>
+            <w:tcW w:w="2755" w:type="dxa"/>
           </w:tcPr>
           <w:p>
             <w:pPr>
@@ -2701,7 +2701,7 @@
         </w:tc>
         <w:tc>
           <w:tcPr>
-            <w:tcW w:w="2762" w:type="dxa"/>
+            <w:tcW w:w="2761" w:type="dxa"/>
           </w:tcPr>
           <w:p>
             <w:pPr>
@@ -2720,7 +2720,7 @@
       <w:tr>
         <w:tc>
           <w:tcPr>
-            <w:tcW w:w="1023" w:type="dxa"/>
+            <w:tcW w:w="1022" w:type="dxa"/>
           </w:tcPr>
           <w:p>
             <w:pPr>
@@ -2754,7 +2754,7 @@
         </w:tc>
         <w:tc>
           <w:tcPr>
-            <w:tcW w:w="2757" w:type="dxa"/>
+            <w:tcW w:w="2755" w:type="dxa"/>
           </w:tcPr>
           <w:p>
             <w:pPr>
@@ -2771,7 +2771,7 @@
         </w:tc>
         <w:tc>
           <w:tcPr>
-            <w:tcW w:w="2762" w:type="dxa"/>
+            <w:tcW w:w="2761" w:type="dxa"/>
           </w:tcPr>
           <w:p>
             <w:pPr>
@@ -2790,7 +2790,7 @@
       <w:tr>
         <w:tc>
           <w:tcPr>
-            <w:tcW w:w="1023" w:type="dxa"/>
+            <w:tcW w:w="1022" w:type="dxa"/>
           </w:tcPr>
           <w:p>
             <w:pPr>
@@ -2824,7 +2824,7 @@
         </w:tc>
         <w:tc>
           <w:tcPr>
-            <w:tcW w:w="2757" w:type="dxa"/>
+            <w:tcW w:w="2755" w:type="dxa"/>
           </w:tcPr>
           <w:p>
             <w:pPr>
@@ -2841,7 +2841,7 @@
         </w:tc>
         <w:tc>
           <w:tcPr>
-            <w:tcW w:w="2762" w:type="dxa"/>
+            <w:tcW w:w="2761" w:type="dxa"/>
           </w:tcPr>
           <w:p>
             <w:pPr>
@@ -2860,7 +2860,7 @@
       <w:tr>
         <w:tc>
           <w:tcPr>
-            <w:tcW w:w="1023" w:type="dxa"/>
+            <w:tcW w:w="1022" w:type="dxa"/>
           </w:tcPr>
           <w:p>
             <w:pPr>
@@ -2894,7 +2894,7 @@
         </w:tc>
         <w:tc>
           <w:tcPr>
-            <w:tcW w:w="2757" w:type="dxa"/>
+            <w:tcW w:w="2755" w:type="dxa"/>
           </w:tcPr>
           <w:p>
             <w:pPr>
@@ -2911,7 +2911,7 @@
         </w:tc>
         <w:tc>
           <w:tcPr>
-            <w:tcW w:w="2762" w:type="dxa"/>
+            <w:tcW w:w="2761" w:type="dxa"/>
           </w:tcPr>
           <w:p>
             <w:pPr>
@@ -2983,11 +2983,11 @@
         </w:tblBorders>
       </w:tblPr>
       <w:tblGrid>
-        <w:gridCol w:w="1345"/>
-        <w:gridCol w:w="1925"/>
-        <w:gridCol w:w="1345"/>
-        <w:gridCol w:w="1332"/>
-        <w:gridCol w:w="1965"/>
+        <w:gridCol w:w="1344"/>
+        <w:gridCol w:w="1924"/>
+        <w:gridCol w:w="1344"/>
+        <w:gridCol w:w="1331"/>
+        <w:gridCol w:w="1964"/>
       </w:tblGrid>
       <w:tr>
         <w:trPr>
@@ -2995,7 +2995,7 @@
         </w:trPr>
         <w:tc>
           <w:tcPr>
-            <w:tcW w:w="1345" w:type="dxa"/>
+            <w:tcW w:w="1344" w:type="dxa"/>
             <w:shd w:val="clear" w:color="auto" w:fill="D9E2F3"/>
           </w:tcPr>
           <w:p>
@@ -3014,7 +3014,7 @@
         </w:tc>
         <w:tc>
           <w:tcPr>
-            <w:tcW w:w="1925" w:type="dxa"/>
+            <w:tcW w:w="1924" w:type="dxa"/>
             <w:shd w:val="clear" w:color="auto" w:fill="D9E2F3"/>
           </w:tcPr>
           <w:p>
@@ -3033,7 +3033,7 @@
         </w:tc>
         <w:tc>
           <w:tcPr>
-            <w:tcW w:w="1345" w:type="dxa"/>
+            <w:tcW w:w="1344" w:type="dxa"/>
             <w:shd w:val="clear" w:color="auto" w:fill="D9E2F3"/>
           </w:tcPr>
           <w:p>
@@ -3052,7 +3052,7 @@
         </w:tc>
         <w:tc>
           <w:tcPr>
-            <w:tcW w:w="1332" w:type="dxa"/>
+            <w:tcW w:w="1331" w:type="dxa"/>
             <w:shd w:val="clear" w:color="auto" w:fill="D9E2F3"/>
           </w:tcPr>
           <w:p>
@@ -3071,7 +3071,7 @@
         </w:tc>
         <w:tc>
           <w:tcPr>
-            <w:tcW w:w="1965" w:type="dxa"/>
+            <w:tcW w:w="1964" w:type="dxa"/>
             <w:shd w:val="clear" w:color="auto" w:fill="D9E2F3"/>
           </w:tcPr>
           <w:p>
@@ -3092,7 +3092,7 @@
       <w:tr>
         <w:tc>
           <w:tcPr>
-            <w:tcW w:w="1345" w:type="dxa"/>
+            <w:tcW w:w="1344" w:type="dxa"/>
           </w:tcPr>
           <w:p>
             <w:pPr>
@@ -3109,7 +3109,7 @@
         </w:tc>
         <w:tc>
           <w:tcPr>
-            <w:tcW w:w="1925" w:type="dxa"/>
+            <w:tcW w:w="1924" w:type="dxa"/>
           </w:tcPr>
           <w:p>
             <w:pPr>
@@ -3126,7 +3126,7 @@
         </w:tc>
         <w:tc>
           <w:tcPr>
-            <w:tcW w:w="1345" w:type="dxa"/>
+            <w:tcW w:w="1344" w:type="dxa"/>
           </w:tcPr>
           <w:p>
             <w:pPr>
@@ -3143,7 +3143,7 @@
         </w:tc>
         <w:tc>
           <w:tcPr>
-            <w:tcW w:w="1332" w:type="dxa"/>
+            <w:tcW w:w="1331" w:type="dxa"/>
           </w:tcPr>
           <w:p>
             <w:pPr>
@@ -3160,7 +3160,7 @@
         </w:tc>
         <w:tc>
           <w:tcPr>
-            <w:tcW w:w="1965" w:type="dxa"/>
+            <w:tcW w:w="1964" w:type="dxa"/>
           </w:tcPr>
           <w:p>
             <w:pPr>
@@ -3179,7 +3179,7 @@
       <w:tr>
         <w:tc>
           <w:tcPr>
-            <w:tcW w:w="1345" w:type="dxa"/>
+            <w:tcW w:w="1344" w:type="dxa"/>
           </w:tcPr>
           <w:p>
             <w:pPr>
@@ -3196,7 +3196,7 @@
         </w:tc>
         <w:tc>
           <w:tcPr>
-            <w:tcW w:w="1925" w:type="dxa"/>
+            <w:tcW w:w="1924" w:type="dxa"/>
           </w:tcPr>
           <w:p>
             <w:pPr>
@@ -3213,7 +3213,7 @@
         </w:tc>
         <w:tc>
           <w:tcPr>
-            <w:tcW w:w="1345" w:type="dxa"/>
+            <w:tcW w:w="1344" w:type="dxa"/>
           </w:tcPr>
           <w:p>
             <w:pPr>
@@ -3230,7 +3230,7 @@
         </w:tc>
         <w:tc>
           <w:tcPr>
-            <w:tcW w:w="1332" w:type="dxa"/>
+            <w:tcW w:w="1331" w:type="dxa"/>
           </w:tcPr>
           <w:p>
             <w:pPr>
@@ -3247,7 +3247,7 @@
         </w:tc>
         <w:tc>
           <w:tcPr>
-            <w:tcW w:w="1965" w:type="dxa"/>
+            <w:tcW w:w="1964" w:type="dxa"/>
           </w:tcPr>
           <w:p>
             <w:pPr>
@@ -3266,7 +3266,7 @@
       <w:tr>
         <w:tc>
           <w:tcPr>
-            <w:tcW w:w="1345" w:type="dxa"/>
+            <w:tcW w:w="1344" w:type="dxa"/>
           </w:tcPr>
           <w:p>
             <w:pPr>
@@ -3283,7 +3283,7 @@
         </w:tc>
         <w:tc>
           <w:tcPr>
-            <w:tcW w:w="1925" w:type="dxa"/>
+            <w:tcW w:w="1924" w:type="dxa"/>
           </w:tcPr>
           <w:p>
             <w:pPr>
@@ -3300,7 +3300,7 @@
         </w:tc>
         <w:tc>
           <w:tcPr>
-            <w:tcW w:w="1345" w:type="dxa"/>
+            <w:tcW w:w="1344" w:type="dxa"/>
           </w:tcPr>
           <w:p>
             <w:pPr>
@@ -3317,7 +3317,7 @@
         </w:tc>
         <w:tc>
           <w:tcPr>
-            <w:tcW w:w="1332" w:type="dxa"/>
+            <w:tcW w:w="1331" w:type="dxa"/>
           </w:tcPr>
           <w:p>
             <w:pPr>
@@ -3334,7 +3334,7 @@
         </w:tc>
         <w:tc>
           <w:tcPr>
-            <w:tcW w:w="1965" w:type="dxa"/>
+            <w:tcW w:w="1964" w:type="dxa"/>
           </w:tcPr>
           <w:p>
             <w:pPr>
@@ -3353,7 +3353,7 @@
       <w:tr>
         <w:tc>
           <w:tcPr>
-            <w:tcW w:w="1345" w:type="dxa"/>
+            <w:tcW w:w="1344" w:type="dxa"/>
           </w:tcPr>
           <w:p>
             <w:pPr>
@@ -3370,7 +3370,7 @@
         </w:tc>
         <w:tc>
           <w:tcPr>
-            <w:tcW w:w="1925" w:type="dxa"/>
+            <w:tcW w:w="1924" w:type="dxa"/>
           </w:tcPr>
           <w:p>
             <w:pPr>
@@ -3387,7 +3387,7 @@
         </w:tc>
         <w:tc>
           <w:tcPr>
-            <w:tcW w:w="1345" w:type="dxa"/>
+            <w:tcW w:w="1344" w:type="dxa"/>
           </w:tcPr>
           <w:p>
             <w:pPr>
@@ -3404,7 +3404,7 @@
         </w:tc>
         <w:tc>
           <w:tcPr>
-            <w:tcW w:w="1332" w:type="dxa"/>
+            <w:tcW w:w="1331" w:type="dxa"/>
           </w:tcPr>
           <w:p>
             <w:pPr>
@@ -3421,7 +3421,7 @@
         </w:tc>
         <w:tc>
           <w:tcPr>
-            <w:tcW w:w="1965" w:type="dxa"/>
+            <w:tcW w:w="1964" w:type="dxa"/>
           </w:tcPr>
           <w:p>
             <w:pPr>
@@ -3440,7 +3440,7 @@
       <w:tr>
         <w:tc>
           <w:tcPr>
-            <w:tcW w:w="1345" w:type="dxa"/>
+            <w:tcW w:w="1344" w:type="dxa"/>
           </w:tcPr>
           <w:p>
             <w:pPr>
@@ -3457,7 +3457,7 @@
         </w:tc>
         <w:tc>
           <w:tcPr>
-            <w:tcW w:w="1925" w:type="dxa"/>
+            <w:tcW w:w="1924" w:type="dxa"/>
           </w:tcPr>
           <w:p>
             <w:pPr>
@@ -3474,7 +3474,7 @@
         </w:tc>
         <w:tc>
           <w:tcPr>
-            <w:tcW w:w="1345" w:type="dxa"/>
+            <w:tcW w:w="1344" w:type="dxa"/>
           </w:tcPr>
           <w:p>
             <w:pPr>
@@ -3491,7 +3491,7 @@
         </w:tc>
         <w:tc>
           <w:tcPr>
-            <w:tcW w:w="1332" w:type="dxa"/>
+            <w:tcW w:w="1331" w:type="dxa"/>
           </w:tcPr>
           <w:p>
             <w:pPr>
@@ -3508,7 +3508,7 @@
         </w:tc>
         <w:tc>
           <w:tcPr>
-            <w:tcW w:w="1965" w:type="dxa"/>
+            <w:tcW w:w="1964" w:type="dxa"/>
           </w:tcPr>
           <w:p>
             <w:pPr>
@@ -3527,7 +3527,7 @@
       <w:tr>
         <w:tc>
           <w:tcPr>
-            <w:tcW w:w="1345" w:type="dxa"/>
+            <w:tcW w:w="1344" w:type="dxa"/>
           </w:tcPr>
           <w:p>
             <w:pPr>
@@ -3544,7 +3544,7 @@
         </w:tc>
         <w:tc>
           <w:tcPr>
-            <w:tcW w:w="1925" w:type="dxa"/>
+            <w:tcW w:w="1924" w:type="dxa"/>
           </w:tcPr>
           <w:p>
             <w:pPr>
@@ -3561,7 +3561,7 @@
         </w:tc>
         <w:tc>
           <w:tcPr>
-            <w:tcW w:w="1345" w:type="dxa"/>
+            <w:tcW w:w="1344" w:type="dxa"/>
           </w:tcPr>
           <w:p>
             <w:pPr>
@@ -3578,7 +3578,7 @@
         </w:tc>
         <w:tc>
           <w:tcPr>
-            <w:tcW w:w="1332" w:type="dxa"/>
+            <w:tcW w:w="1331" w:type="dxa"/>
           </w:tcPr>
           <w:p>
             <w:pPr>
@@ -3595,7 +3595,7 @@
         </w:tc>
         <w:tc>
           <w:tcPr>
-            <w:tcW w:w="1965" w:type="dxa"/>
+            <w:tcW w:w="1964" w:type="dxa"/>
           </w:tcPr>
           <w:p>
             <w:pPr>
@@ -3614,7 +3614,7 @@
       <w:tr>
         <w:tc>
           <w:tcPr>
-            <w:tcW w:w="1345" w:type="dxa"/>
+            <w:tcW w:w="1344" w:type="dxa"/>
           </w:tcPr>
           <w:p>
             <w:pPr>
@@ -3631,7 +3631,7 @@
         </w:tc>
         <w:tc>
           <w:tcPr>
-            <w:tcW w:w="1925" w:type="dxa"/>
+            <w:tcW w:w="1924" w:type="dxa"/>
           </w:tcPr>
           <w:p>
             <w:pPr>
@@ -3648,7 +3648,7 @@
         </w:tc>
         <w:tc>
           <w:tcPr>
-            <w:tcW w:w="1345" w:type="dxa"/>
+            <w:tcW w:w="1344" w:type="dxa"/>
           </w:tcPr>
           <w:p>
             <w:pPr>
@@ -3665,7 +3665,7 @@
         </w:tc>
         <w:tc>
           <w:tcPr>
-            <w:tcW w:w="1332" w:type="dxa"/>
+            <w:tcW w:w="1331" w:type="dxa"/>
           </w:tcPr>
           <w:p>
             <w:pPr>
@@ -3682,7 +3682,7 @@
         </w:tc>
         <w:tc>
           <w:tcPr>
-            <w:tcW w:w="1965" w:type="dxa"/>
+            <w:tcW w:w="1964" w:type="dxa"/>
           </w:tcPr>
           <w:p>
             <w:pPr>
@@ -3701,7 +3701,7 @@
       <w:tr>
         <w:tc>
           <w:tcPr>
-            <w:tcW w:w="1345" w:type="dxa"/>
+            <w:tcW w:w="1344" w:type="dxa"/>
           </w:tcPr>
           <w:p>
             <w:pPr>
@@ -3718,7 +3718,7 @@
         </w:tc>
         <w:tc>
           <w:tcPr>
-            <w:tcW w:w="1925" w:type="dxa"/>
+            <w:tcW w:w="1924" w:type="dxa"/>
           </w:tcPr>
           <w:p>
             <w:pPr>
@@ -3735,7 +3735,7 @@
         </w:tc>
         <w:tc>
           <w:tcPr>
-            <w:tcW w:w="1345" w:type="dxa"/>
+            <w:tcW w:w="1344" w:type="dxa"/>
           </w:tcPr>
           <w:p>
             <w:pPr>
@@ -3752,7 +3752,7 @@
         </w:tc>
         <w:tc>
           <w:tcPr>
-            <w:tcW w:w="1332" w:type="dxa"/>
+            <w:tcW w:w="1331" w:type="dxa"/>
           </w:tcPr>
           <w:p>
             <w:pPr>
@@ -3769,7 +3769,7 @@
         </w:tc>
         <w:tc>
           <w:tcPr>
-            <w:tcW w:w="1965" w:type="dxa"/>
+            <w:tcW w:w="1964" w:type="dxa"/>
           </w:tcPr>
           <w:p>
             <w:pPr>
@@ -3788,7 +3788,7 @@
       <w:tr>
         <w:tc>
           <w:tcPr>
-            <w:tcW w:w="1345" w:type="dxa"/>
+            <w:tcW w:w="1344" w:type="dxa"/>
           </w:tcPr>
           <w:p>
             <w:pPr>
@@ -3805,7 +3805,7 @@
         </w:tc>
         <w:tc>
           <w:tcPr>
-            <w:tcW w:w="1925" w:type="dxa"/>
+            <w:tcW w:w="1924" w:type="dxa"/>
           </w:tcPr>
           <w:p>
             <w:pPr>
@@ -3822,7 +3822,7 @@
         </w:tc>
         <w:tc>
           <w:tcPr>
-            <w:tcW w:w="1345" w:type="dxa"/>
+            <w:tcW w:w="1344" w:type="dxa"/>
           </w:tcPr>
           <w:p>
             <w:pPr>
@@ -3839,7 +3839,7 @@
         </w:tc>
         <w:tc>
           <w:tcPr>
-            <w:tcW w:w="1332" w:type="dxa"/>
+            <w:tcW w:w="1331" w:type="dxa"/>
           </w:tcPr>
           <w:p>
             <w:pPr>
@@ -3856,7 +3856,7 @@
         </w:tc>
         <w:tc>
           <w:tcPr>
-            <w:tcW w:w="1965" w:type="dxa"/>
+            <w:tcW w:w="1964" w:type="dxa"/>
           </w:tcPr>
           <w:p>
             <w:pPr>
@@ -3875,7 +3875,7 @@
       <w:tr>
         <w:tc>
           <w:tcPr>
-            <w:tcW w:w="1345" w:type="dxa"/>
+            <w:tcW w:w="1344" w:type="dxa"/>
           </w:tcPr>
           <w:p>
             <w:pPr>
@@ -3892,7 +3892,7 @@
         </w:tc>
         <w:tc>
           <w:tcPr>
-            <w:tcW w:w="1925" w:type="dxa"/>
+            <w:tcW w:w="1924" w:type="dxa"/>
           </w:tcPr>
           <w:p>
             <w:pPr>
@@ -3909,7 +3909,7 @@
         </w:tc>
         <w:tc>
           <w:tcPr>
-            <w:tcW w:w="1345" w:type="dxa"/>
+            <w:tcW w:w="1344" w:type="dxa"/>
           </w:tcPr>
           <w:p>
             <w:pPr>
@@ -3926,7 +3926,7 @@
         </w:tc>
         <w:tc>
           <w:tcPr>
-            <w:tcW w:w="1332" w:type="dxa"/>
+            <w:tcW w:w="1331" w:type="dxa"/>
           </w:tcPr>
           <w:p>
             <w:pPr>
@@ -3943,7 +3943,7 @@
         </w:tc>
         <w:tc>
           <w:tcPr>
-            <w:tcW w:w="1965" w:type="dxa"/>
+            <w:tcW w:w="1964" w:type="dxa"/>
           </w:tcPr>
           <w:p>
             <w:pPr>
@@ -3962,7 +3962,7 @@
       <w:tr>
         <w:tc>
           <w:tcPr>
-            <w:tcW w:w="1345" w:type="dxa"/>
+            <w:tcW w:w="1344" w:type="dxa"/>
           </w:tcPr>
           <w:p>
             <w:pPr>
@@ -3979,7 +3979,7 @@
         </w:tc>
         <w:tc>
           <w:tcPr>
-            <w:tcW w:w="1925" w:type="dxa"/>
+            <w:tcW w:w="1924" w:type="dxa"/>
           </w:tcPr>
           <w:p>
             <w:pPr>
@@ -3996,7 +3996,7 @@
         </w:tc>
         <w:tc>
           <w:tcPr>
-            <w:tcW w:w="1345" w:type="dxa"/>
+            <w:tcW w:w="1344" w:type="dxa"/>
           </w:tcPr>
           <w:p>
             <w:pPr>
@@ -4013,7 +4013,7 @@
         </w:tc>
         <w:tc>
           <w:tcPr>
-            <w:tcW w:w="1332" w:type="dxa"/>
+            <w:tcW w:w="1331" w:type="dxa"/>
           </w:tcPr>
           <w:p>
             <w:pPr>
@@ -4030,7 +4030,7 @@
         </w:tc>
         <w:tc>
           <w:tcPr>
-            <w:tcW w:w="1965" w:type="dxa"/>
+            <w:tcW w:w="1964" w:type="dxa"/>
           </w:tcPr>
           <w:p>
             <w:pPr>
@@ -4078,8 +4078,8 @@
       </w:tblPr>
       <w:tblGrid>
         <w:gridCol w:w="2120"/>
-        <w:gridCol w:w="2665"/>
-        <w:gridCol w:w="3131"/>
+        <w:gridCol w:w="2664"/>
+        <w:gridCol w:w="3130"/>
       </w:tblGrid>
       <w:tr>
         <w:trPr>
@@ -4098,7 +4098,7 @@
         </w:tc>
         <w:tc>
           <w:tcPr>
-            <w:tcW w:w="2665" w:type="dxa"/>
+            <w:tcW w:w="2664" w:type="dxa"/>
             <w:shd w:val="clear" w:color="auto" w:fill="D9E2F3"/>
           </w:tcPr>
           <w:p>
@@ -4117,7 +4117,7 @@
         </w:tc>
         <w:tc>
           <w:tcPr>
-            <w:tcW w:w="3131" w:type="dxa"/>
+            <w:tcW w:w="3130" w:type="dxa"/>
             <w:shd w:val="clear" w:color="auto" w:fill="D9E2F3"/>
           </w:tcPr>
           <w:p>
@@ -4157,7 +4157,7 @@
         </w:tc>
         <w:tc>
           <w:tcPr>
-            <w:tcW w:w="2665" w:type="dxa"/>
+            <w:tcW w:w="2664" w:type="dxa"/>
           </w:tcPr>
           <w:p>
             <w:pPr>
@@ -4174,7 +4174,7 @@
         </w:tc>
         <w:tc>
           <w:tcPr>
-            <w:tcW w:w="3131" w:type="dxa"/>
+            <w:tcW w:w="3130" w:type="dxa"/>
           </w:tcPr>
           <w:p>
             <w:pPr>
@@ -4212,7 +4212,7 @@
         </w:tc>
         <w:tc>
           <w:tcPr>
-            <w:tcW w:w="2665" w:type="dxa"/>
+            <w:tcW w:w="2664" w:type="dxa"/>
           </w:tcPr>
           <w:p>
             <w:pPr>
@@ -4229,7 +4229,7 @@
         </w:tc>
         <w:tc>
           <w:tcPr>
-            <w:tcW w:w="3131" w:type="dxa"/>
+            <w:tcW w:w="3130" w:type="dxa"/>
           </w:tcPr>
           <w:p>
             <w:pPr>
@@ -4272,8 +4272,8 @@
         </w:tblBorders>
       </w:tblPr>
       <w:tblGrid>
-        <w:gridCol w:w="3565"/>
-        <w:gridCol w:w="4352"/>
+        <w:gridCol w:w="3564"/>
+        <w:gridCol w:w="4351"/>
       </w:tblGrid>
       <w:tr>
         <w:trPr>
@@ -4281,7 +4281,7 @@
         </w:trPr>
         <w:tc>
           <w:tcPr>
-            <w:tcW w:w="3565" w:type="dxa"/>
+            <w:tcW w:w="3564" w:type="dxa"/>
             <w:shd w:val="clear" w:color="auto" w:fill="D9E2F3"/>
           </w:tcPr>
           <w:p>
@@ -4300,7 +4300,7 @@
         </w:tc>
         <w:tc>
           <w:tcPr>
-            <w:tcW w:w="4352" w:type="dxa"/>
+            <w:tcW w:w="4351" w:type="dxa"/>
             <w:shd w:val="clear" w:color="auto" w:fill="D9E2F3"/>
           </w:tcPr>
           <w:p>
@@ -4321,7 +4321,7 @@
       <w:tr>
         <w:tc>
           <w:tcPr>
-            <w:tcW w:w="3565" w:type="dxa"/>
+            <w:tcW w:w="3564" w:type="dxa"/>
           </w:tcPr>
           <w:p>
             <w:pPr>
@@ -4338,7 +4338,7 @@
         </w:tc>
         <w:tc>
           <w:tcPr>
-            <w:tcW w:w="4352" w:type="dxa"/>
+            <w:tcW w:w="4351" w:type="dxa"/>
           </w:tcPr>
           <w:p>
             <w:pPr>
@@ -4357,7 +4357,7 @@
       <w:tr>
         <w:tc>
           <w:tcPr>
-            <w:tcW w:w="3565" w:type="dxa"/>
+            <w:tcW w:w="3564" w:type="dxa"/>
           </w:tcPr>
           <w:p>
             <w:pPr>
@@ -4374,7 +4374,7 @@
         </w:tc>
         <w:tc>
           <w:tcPr>
-            <w:tcW w:w="4352" w:type="dxa"/>
+            <w:tcW w:w="4351" w:type="dxa"/>
           </w:tcPr>
           <w:p>
             <w:pPr>
@@ -4393,7 +4393,7 @@
       <w:tr>
         <w:tc>
           <w:tcPr>
-            <w:tcW w:w="3565" w:type="dxa"/>
+            <w:tcW w:w="3564" w:type="dxa"/>
           </w:tcPr>
           <w:p>
             <w:pPr>
@@ -4410,7 +4410,7 @@
         </w:tc>
         <w:tc>
           <w:tcPr>
-            <w:tcW w:w="4352" w:type="dxa"/>
+            <w:tcW w:w="4351" w:type="dxa"/>
           </w:tcPr>
           <w:p>
             <w:pPr>
@@ -4429,7 +4429,7 @@
       <w:tr>
         <w:tc>
           <w:tcPr>
-            <w:tcW w:w="3565" w:type="dxa"/>
+            <w:tcW w:w="3564" w:type="dxa"/>
           </w:tcPr>
           <w:p>
             <w:pPr>
@@ -4446,7 +4446,7 @@
         </w:tc>
         <w:tc>
           <w:tcPr>
-            <w:tcW w:w="4352" w:type="dxa"/>
+            <w:tcW w:w="4351" w:type="dxa"/>
           </w:tcPr>
           <w:p>
             <w:pPr>
@@ -4503,10 +4503,10 @@
         </w:tblBorders>
       </w:tblPr>
       <w:tblGrid>
-        <w:gridCol w:w="1518"/>
-        <w:gridCol w:w="1710"/>
-        <w:gridCol w:w="2520"/>
-        <w:gridCol w:w="2165"/>
+        <w:gridCol w:w="1517"/>
+        <w:gridCol w:w="1709"/>
+        <w:gridCol w:w="2519"/>
+        <w:gridCol w:w="2164"/>
       </w:tblGrid>
       <w:tr>
         <w:trPr>
@@ -4514,7 +4514,7 @@
         </w:trPr>
         <w:tc>
           <w:tcPr>
-            <w:tcW w:w="1518" w:type="dxa"/>
+            <w:tcW w:w="1517" w:type="dxa"/>
             <w:shd w:val="clear" w:color="auto" w:fill="D9E2F3"/>
           </w:tcPr>
           <w:p>
@@ -4533,7 +4533,7 @@
         </w:tc>
         <w:tc>
           <w:tcPr>
-            <w:tcW w:w="1710" w:type="dxa"/>
+            <w:tcW w:w="1709" w:type="dxa"/>
             <w:shd w:val="clear" w:color="auto" w:fill="D9E2F3"/>
           </w:tcPr>
           <w:p>
@@ -4552,7 +4552,7 @@
         </w:tc>
         <w:tc>
           <w:tcPr>
-            <w:tcW w:w="2520" w:type="dxa"/>
+            <w:tcW w:w="2519" w:type="dxa"/>
             <w:shd w:val="clear" w:color="auto" w:fill="D9E2F3"/>
           </w:tcPr>
           <w:p>
@@ -4571,7 +4571,7 @@
         </w:tc>
         <w:tc>
           <w:tcPr>
-            <w:tcW w:w="2165" w:type="dxa"/>
+            <w:tcW w:w="2164" w:type="dxa"/>
             <w:shd w:val="clear" w:color="auto" w:fill="D9E2F3"/>
           </w:tcPr>
           <w:p>
@@ -4592,7 +4592,7 @@
       <w:tr>
         <w:tc>
           <w:tcPr>
-            <w:tcW w:w="1518" w:type="dxa"/>
+            <w:tcW w:w="1517" w:type="dxa"/>
           </w:tcPr>
           <w:p>
             <w:pPr>
@@ -4609,7 +4609,7 @@
         </w:tc>
         <w:tc>
           <w:tcPr>
-            <w:tcW w:w="1710" w:type="dxa"/>
+            <w:tcW w:w="1709" w:type="dxa"/>
           </w:tcPr>
           <w:p>
             <w:pPr>
@@ -4626,7 +4626,7 @@
         </w:tc>
         <w:tc>
           <w:tcPr>
-            <w:tcW w:w="2520" w:type="dxa"/>
+            <w:tcW w:w="2519" w:type="dxa"/>
           </w:tcPr>
           <w:p>
             <w:pPr>
@@ -4643,7 +4643,7 @@
         </w:tc>
         <w:tc>
           <w:tcPr>
-            <w:tcW w:w="2165" w:type="dxa"/>
+            <w:tcW w:w="2164" w:type="dxa"/>
           </w:tcPr>
           <w:p>
             <w:pPr>
@@ -4662,7 +4662,7 @@
       <w:tr>
         <w:tc>
           <w:tcPr>
-            <w:tcW w:w="1518" w:type="dxa"/>
+            <w:tcW w:w="1517" w:type="dxa"/>
           </w:tcPr>
           <w:p>
             <w:pPr>
@@ -4679,7 +4679,7 @@
         </w:tc>
         <w:tc>
           <w:tcPr>
-            <w:tcW w:w="1710" w:type="dxa"/>
+            <w:tcW w:w="1709" w:type="dxa"/>
           </w:tcPr>
           <w:p>
             <w:pPr>
@@ -4696,7 +4696,7 @@
         </w:tc>
         <w:tc>
           <w:tcPr>
-            <w:tcW w:w="2520" w:type="dxa"/>
+            <w:tcW w:w="2519" w:type="dxa"/>
           </w:tcPr>
           <w:p>
             <w:pPr>
@@ -4713,7 +4713,7 @@
         </w:tc>
         <w:tc>
           <w:tcPr>
-            <w:tcW w:w="2165" w:type="dxa"/>
+            <w:tcW w:w="2164" w:type="dxa"/>
           </w:tcPr>
           <w:p>
             <w:pPr>
@@ -4732,7 +4732,7 @@
       <w:tr>
         <w:tc>
           <w:tcPr>
-            <w:tcW w:w="1518" w:type="dxa"/>
+            <w:tcW w:w="1517" w:type="dxa"/>
           </w:tcPr>
           <w:p>
             <w:pPr>
@@ -4749,7 +4749,7 @@
         </w:tc>
         <w:tc>
           <w:tcPr>
-            <w:tcW w:w="1710" w:type="dxa"/>
+            <w:tcW w:w="1709" w:type="dxa"/>
           </w:tcPr>
           <w:p>
             <w:pPr>
@@ -4766,7 +4766,7 @@
         </w:tc>
         <w:tc>
           <w:tcPr>
-            <w:tcW w:w="2520" w:type="dxa"/>
+            <w:tcW w:w="2519" w:type="dxa"/>
           </w:tcPr>
           <w:p>
             <w:pPr>
@@ -4783,7 +4783,7 @@
         </w:tc>
         <w:tc>
           <w:tcPr>
-            <w:tcW w:w="2165" w:type="dxa"/>
+            <w:tcW w:w="2164" w:type="dxa"/>
           </w:tcPr>
           <w:p>
             <w:pPr>
@@ -4802,7 +4802,7 @@
       <w:tr>
         <w:tc>
           <w:tcPr>
-            <w:tcW w:w="1518" w:type="dxa"/>
+            <w:tcW w:w="1517" w:type="dxa"/>
           </w:tcPr>
           <w:p>
             <w:pPr>
@@ -4819,7 +4819,7 @@
         </w:tc>
         <w:tc>
           <w:tcPr>
-            <w:tcW w:w="1710" w:type="dxa"/>
+            <w:tcW w:w="1709" w:type="dxa"/>
           </w:tcPr>
           <w:p>
             <w:pPr>
@@ -4836,7 +4836,7 @@
         </w:tc>
         <w:tc>
           <w:tcPr>
-            <w:tcW w:w="2520" w:type="dxa"/>
+            <w:tcW w:w="2519" w:type="dxa"/>
           </w:tcPr>
           <w:p>
             <w:pPr>
@@ -4853,7 +4853,7 @@
         </w:tc>
         <w:tc>
           <w:tcPr>
-            <w:tcW w:w="2165" w:type="dxa"/>
+            <w:tcW w:w="2164" w:type="dxa"/>
           </w:tcPr>
           <w:p>
             <w:pPr>
@@ -4920,6 +4920,1855 @@
       </w:pPr>
       <w:r>
         <w:t xml:space="preserve">Relación con los requerimientos</w:t>
+      </w:r>
+    </w:p>
+    <w:tbl>
+      <w:tblPr>
+        <w:tblStyle w:val="Table"/>
+        <w:tblW w:type="pct" w:w="5000"/>
+        <w:tblLook w:firstRow="1" w:lastRow="0" w:firstColumn="0" w:lastColumn="0" w:noHBand="0" w:noVBand="0" w:val="0020"/>
+        <w:jc w:val="start"/>
+        <w:tblBorders>
+          <w:top w:val="single" w:sz="4" w:color="808080"/>
+          <w:left w:val="single" w:sz="4" w:color="808080"/>
+          <w:bottom w:val="single" w:sz="4" w:color="808080"/>
+          <w:right w:val="single" w:sz="4" w:color="808080"/>
+          <w:insideH w:val="single" w:sz="4" w:color="808080"/>
+          <w:insideV w:val="single" w:sz="4" w:color="808080"/>
+        </w:tblBorders>
+      </w:tblPr>
+      <w:tblGrid>
+        <w:gridCol w:w="3353"/>
+        <w:gridCol w:w="4562"/>
+      </w:tblGrid>
+      <w:tr>
+        <w:trPr>
+          <w:tblHeader w:val="true"/>
+        </w:trPr>
+        <w:tc>
+          <w:tcPr>
+            <w:tcW w:w="3353" w:type="dxa"/>
+            <w:shd w:val="clear" w:color="auto" w:fill="D9E2F3"/>
+          </w:tcPr>
+          <w:p>
+            <w:pPr>
+              <w:pStyle w:val="Compact"/>
+              <w:jc w:val="left"/>
+            </w:pPr>
+            <w:r>
+              <w:rPr>
+                <w:b/>
+                <w:sz w:val="18"/>
+              </w:rPr>
+              <w:t xml:space="preserve">Stakeholder</w:t>
+            </w:r>
+          </w:p>
+        </w:tc>
+        <w:tc>
+          <w:tcPr>
+            <w:tcW w:w="4562" w:type="dxa"/>
+            <w:shd w:val="clear" w:color="auto" w:fill="D9E2F3"/>
+          </w:tcPr>
+          <w:p>
+            <w:pPr>
+              <w:pStyle w:val="Compact"/>
+              <w:jc w:val="left"/>
+            </w:pPr>
+            <w:r>
+              <w:rPr>
+                <w:b/>
+                <w:sz w:val="18"/>
+              </w:rPr>
+              <w:t xml:space="preserve">Requerimientos que lo involucran</w:t>
+            </w:r>
+          </w:p>
+        </w:tc>
+      </w:tr>
+      <w:tr>
+        <w:tc>
+          <w:tcPr>
+            <w:tcW w:w="3353" w:type="dxa"/>
+          </w:tcPr>
+          <w:p>
+            <w:pPr>
+              <w:pStyle w:val="Compact"/>
+              <w:jc w:val="left"/>
+            </w:pPr>
+            <w:r>
+              <w:rPr>
+                <w:sz w:val="18"/>
+              </w:rPr>
+              <w:t xml:space="preserve">ST-05 Jefatura y key users</w:t>
+            </w:r>
+          </w:p>
+        </w:tc>
+        <w:tc>
+          <w:tcPr>
+            <w:tcW w:w="4562" w:type="dxa"/>
+          </w:tcPr>
+          <w:p>
+            <w:pPr>
+              <w:pStyle w:val="Compact"/>
+              <w:jc w:val="left"/>
+            </w:pPr>
+            <w:r>
+              <w:rPr>
+                <w:sz w:val="18"/>
+              </w:rPr>
+              <w:t xml:space="preserve">RF-INT-03, RF-INT-04, RF-BI-01 y RF-BI-02</w:t>
+            </w:r>
+          </w:p>
+        </w:tc>
+      </w:tr>
+      <w:tr>
+        <w:tc>
+          <w:tcPr>
+            <w:tcW w:w="3353" w:type="dxa"/>
+          </w:tcPr>
+          <w:p>
+            <w:pPr>
+              <w:pStyle w:val="Compact"/>
+              <w:jc w:val="left"/>
+            </w:pPr>
+            <w:r>
+              <w:rPr>
+                <w:sz w:val="18"/>
+              </w:rPr>
+              <w:t xml:space="preserve">ST-06 Administrador</w:t>
+            </w:r>
+          </w:p>
+        </w:tc>
+        <w:tc>
+          <w:tcPr>
+            <w:tcW w:w="4562" w:type="dxa"/>
+          </w:tcPr>
+          <w:p>
+            <w:pPr>
+              <w:pStyle w:val="Compact"/>
+              <w:jc w:val="left"/>
+            </w:pPr>
+            <w:r>
+              <w:rPr>
+                <w:sz w:val="18"/>
+              </w:rPr>
+              <w:t xml:space="preserve">RF-ID-04, RF-ID-05, RF-CAT-01 a RF-CAT-05, RF-AMB-03, RF-ACC-02 y RF-INT-05</w:t>
+            </w:r>
+          </w:p>
+        </w:tc>
+      </w:tr>
+      <w:tr>
+        <w:tc>
+          <w:tcPr>
+            <w:tcW w:w="3353" w:type="dxa"/>
+          </w:tcPr>
+          <w:p>
+            <w:pPr>
+              <w:pStyle w:val="Compact"/>
+              <w:jc w:val="left"/>
+            </w:pPr>
+            <w:r>
+              <w:rPr>
+                <w:sz w:val="18"/>
+              </w:rPr>
+              <w:t xml:space="preserve">ST-07 Técnico</w:t>
+            </w:r>
+          </w:p>
+        </w:tc>
+        <w:tc>
+          <w:tcPr>
+            <w:tcW w:w="4562" w:type="dxa"/>
+          </w:tcPr>
+          <w:p>
+            <w:pPr>
+              <w:pStyle w:val="Compact"/>
+              <w:jc w:val="left"/>
+            </w:pPr>
+            <w:r>
+              <w:rPr>
+                <w:sz w:val="18"/>
+              </w:rPr>
+              <w:t xml:space="preserve">RF-ACT-01 a RF-ACT-04, RF-AMB-01 a RF-AMB-05, RF-INF-02 y RF-INT-06</w:t>
+            </w:r>
+          </w:p>
+        </w:tc>
+      </w:tr>
+      <w:tr>
+        <w:tc>
+          <w:tcPr>
+            <w:tcW w:w="3353" w:type="dxa"/>
+          </w:tcPr>
+          <w:p>
+            <w:pPr>
+              <w:pStyle w:val="Compact"/>
+              <w:jc w:val="left"/>
+            </w:pPr>
+            <w:r>
+              <w:rPr>
+                <w:sz w:val="18"/>
+              </w:rPr>
+              <w:t xml:space="preserve">ST-08 Auditor</w:t>
+            </w:r>
+          </w:p>
+        </w:tc>
+        <w:tc>
+          <w:tcPr>
+            <w:tcW w:w="4562" w:type="dxa"/>
+          </w:tcPr>
+          <w:p>
+            <w:pPr>
+              <w:pStyle w:val="Compact"/>
+              <w:jc w:val="left"/>
+            </w:pPr>
+            <w:r>
+              <w:rPr>
+                <w:sz w:val="18"/>
+              </w:rPr>
+              <w:t xml:space="preserve">RF-ACC-03, RF-BI-01 y RF-BI-02</w:t>
+            </w:r>
+          </w:p>
+        </w:tc>
+      </w:tr>
+      <w:tr>
+        <w:tc>
+          <w:tcPr>
+            <w:tcW w:w="3353" w:type="dxa"/>
+          </w:tcPr>
+          <w:p>
+            <w:pPr>
+              <w:pStyle w:val="Compact"/>
+              <w:jc w:val="left"/>
+            </w:pPr>
+            <w:r>
+              <w:rPr>
+                <w:sz w:val="18"/>
+              </w:rPr>
+              <w:t xml:space="preserve">ST-09 Persona que ingresa</w:t>
+            </w:r>
+          </w:p>
+        </w:tc>
+        <w:tc>
+          <w:tcPr>
+            <w:tcW w:w="4562" w:type="dxa"/>
+          </w:tcPr>
+          <w:p>
+            <w:pPr>
+              <w:pStyle w:val="Compact"/>
+              <w:jc w:val="left"/>
+            </w:pPr>
+            <w:r>
+              <w:rPr>
+                <w:sz w:val="18"/>
+              </w:rPr>
+              <w:t xml:space="preserve">RF-ACC-01</w:t>
+            </w:r>
+          </w:p>
+        </w:tc>
+      </w:tr>
+      <w:tr>
+        <w:tc>
+          <w:tcPr>
+            <w:tcW w:w="3353" w:type="dxa"/>
+          </w:tcPr>
+          <w:p>
+            <w:pPr>
+              <w:pStyle w:val="Compact"/>
+              <w:jc w:val="left"/>
+            </w:pPr>
+            <w:r>
+              <w:rPr>
+                <w:sz w:val="18"/>
+              </w:rPr>
+              <w:t xml:space="preserve">ST-10 Contratistas</w:t>
+            </w:r>
+          </w:p>
+        </w:tc>
+        <w:tc>
+          <w:tcPr>
+            <w:tcW w:w="4562" w:type="dxa"/>
+          </w:tcPr>
+          <w:p>
+            <w:pPr>
+              <w:pStyle w:val="Compact"/>
+              <w:jc w:val="left"/>
+            </w:pPr>
+            <w:r>
+              <w:rPr>
+                <w:sz w:val="18"/>
+              </w:rPr>
+              <w:t xml:space="preserve">RF-ACC-02</w:t>
+            </w:r>
+          </w:p>
+        </w:tc>
+      </w:tr>
+      <w:tr>
+        <w:tc>
+          <w:tcPr>
+            <w:tcW w:w="3353" w:type="dxa"/>
+          </w:tcPr>
+          <w:p>
+            <w:pPr>
+              <w:pStyle w:val="Compact"/>
+              <w:jc w:val="left"/>
+            </w:pPr>
+            <w:r>
+              <w:rPr>
+                <w:sz w:val="18"/>
+              </w:rPr>
+              <w:t xml:space="preserve">ST-11 Solicitante</w:t>
+            </w:r>
+          </w:p>
+        </w:tc>
+        <w:tc>
+          <w:tcPr>
+            <w:tcW w:w="4562" w:type="dxa"/>
+          </w:tcPr>
+          <w:p>
+            <w:pPr>
+              <w:pStyle w:val="Compact"/>
+              <w:jc w:val="left"/>
+            </w:pPr>
+            <w:r>
+              <w:rPr>
+                <w:sz w:val="18"/>
+              </w:rPr>
+              <w:t xml:space="preserve">RF-INT-01, RF-INT-02 y RF-INT-04</w:t>
+            </w:r>
+          </w:p>
+        </w:tc>
+      </w:tr>
+    </w:tbl>
+    <w:bookmarkEnd w:id="29"/>
+    <w:bookmarkStart w:id="30" w:name="seguimiento-y-control-del-registro"/>
+    <w:p>
+      <w:pPr>
+        <w:pStyle w:val="Heading2"/>
+      </w:pPr>
+      <w:r>
+        <w:t xml:space="preserve">Seguimiento y control del registro</w:t>
+      </w:r>
+    </w:p>
+    <w:p>
+      <w:pPr>
+        <w:pStyle w:val="FirstParagraph"/>
+        <w:spacing w:line="360" w:lineRule="auto" w:before="160" w:after="0"/>
+        <w:ind w:firstLine="709"/>
+        <w:jc w:val="both"/>
+      </w:pPr>
+      <w:r>
+        <w:rPr>
+          <w:sz w:val="22"/>
+        </w:rPr>
+        <w:t xml:space="preserve">Los tres integrantes revisan este documento en cada hito y cuando cambia el alcance, aparece un interesado real o se modifica una responsabilidad. La versión siguiente indica qué cambió y por qué. No se alteran evidencias anteriores para aparentar una aprobación retrospectiva.</w:t>
+      </w:r>
+    </w:p>
+    <w:p>
+      <w:pPr>
+        <w:pStyle w:val="BodyText"/>
+        <w:spacing w:line="360" w:lineRule="auto" w:before="160" w:after="0"/>
+        <w:ind w:firstLine="709"/>
+        <w:jc w:val="both"/>
+      </w:pPr>
+      <w:r>
+        <w:rPr>
+          <w:bCs/>
+          <w:b/>
+          <w:sz w:val="22"/>
+        </w:rPr>
+        <w:t xml:space="preserve">Tratamiento de una observación.</w:t>
+      </w:r>
+      <w:r>
+        <w:rPr>
+          <w:sz w:val="22"/>
+        </w:rPr>
+        <w:t xml:space="preserve"> </w:t>
+      </w:r>
+      <w:r>
+        <w:rPr>
+          <w:sz w:val="22"/>
+        </w:rPr>
+        <w:t xml:space="preserve">Se registra el stakeholder, la fecha, el requisito o la pantalla afectada, la descripción y la evidencia. Se evalúa su efecto en el alcance, el plazo y las dependencias. El equipo acuerda aceptar, ajustar, posponer o rechazar, con su motivo, asigna un responsable y una fecha, y comprueba el resultado antes de cerrar.</w:t>
+      </w:r>
+    </w:p>
+    <w:tbl>
+      <w:tblPr>
+        <w:tblStyle w:val="Table"/>
+        <w:tblW w:type="pct" w:w="5000"/>
+        <w:tblLook w:firstRow="1" w:lastRow="0" w:firstColumn="0" w:lastColumn="0" w:noHBand="0" w:noVBand="0" w:val="0020"/>
+        <w:jc w:val="start"/>
+        <w:tblBorders>
+          <w:top w:val="single" w:sz="4" w:color="808080"/>
+          <w:left w:val="single" w:sz="4" w:color="808080"/>
+          <w:bottom w:val="single" w:sz="4" w:color="808080"/>
+          <w:right w:val="single" w:sz="4" w:color="808080"/>
+          <w:insideH w:val="single" w:sz="4" w:color="808080"/>
+          <w:insideV w:val="single" w:sz="4" w:color="808080"/>
+        </w:tblBorders>
+      </w:tblPr>
+      <w:tblGrid>
+        <w:gridCol w:w="2692"/>
+        <w:gridCol w:w="5223"/>
+      </w:tblGrid>
+      <w:tr>
+        <w:trPr>
+          <w:tblHeader w:val="true"/>
+        </w:trPr>
+        <w:tc>
+          <w:tcPr>
+            <w:tcW w:w="2692" w:type="dxa"/>
+            <w:shd w:val="clear" w:color="auto" w:fill="D9E2F3"/>
+          </w:tcPr>
+          <w:p>
+            <w:pPr>
+              <w:pStyle w:val="Compact"/>
+              <w:jc w:val="left"/>
+            </w:pPr>
+            <w:r>
+              <w:rPr>
+                <w:b/>
+                <w:sz w:val="18"/>
+              </w:rPr>
+              <w:t xml:space="preserve">Control</w:t>
+            </w:r>
+          </w:p>
+        </w:tc>
+        <w:tc>
+          <w:tcPr>
+            <w:tcW w:w="5223" w:type="dxa"/>
+            <w:shd w:val="clear" w:color="auto" w:fill="D9E2F3"/>
+          </w:tcPr>
+          <w:p>
+            <w:pPr>
+              <w:pStyle w:val="Compact"/>
+              <w:jc w:val="left"/>
+            </w:pPr>
+            <w:r>
+              <w:rPr>
+                <w:b/>
+                <w:sz w:val="18"/>
+              </w:rPr>
+              <w:t xml:space="preserve">Criterio de revisión</w:t>
+            </w:r>
+          </w:p>
+        </w:tc>
+      </w:tr>
+      <w:tr>
+        <w:tc>
+          <w:tcPr>
+            <w:tcW w:w="2692" w:type="dxa"/>
+          </w:tcPr>
+          <w:p>
+            <w:pPr>
+              <w:pStyle w:val="Compact"/>
+              <w:jc w:val="left"/>
+            </w:pPr>
+            <w:r>
+              <w:rPr>
+                <w:sz w:val="18"/>
+              </w:rPr>
+              <w:t xml:space="preserve">Cobertura de roles</w:t>
+            </w:r>
+          </w:p>
+        </w:tc>
+        <w:tc>
+          <w:tcPr>
+            <w:tcW w:w="5223" w:type="dxa"/>
+          </w:tcPr>
+          <w:p>
+            <w:pPr>
+              <w:pStyle w:val="Compact"/>
+              <w:jc w:val="left"/>
+            </w:pPr>
+            <w:r>
+              <w:rPr>
+                <w:sz w:val="18"/>
+              </w:rPr>
+              <w:t xml:space="preserve">Cada rol del escenario participa en al menos un recorrido documentado antes de la entrega final</w:t>
+            </w:r>
+          </w:p>
+        </w:tc>
+      </w:tr>
+      <w:tr>
+        <w:tc>
+          <w:tcPr>
+            <w:tcW w:w="2692" w:type="dxa"/>
+          </w:tcPr>
+          <w:p>
+            <w:pPr>
+              <w:pStyle w:val="Compact"/>
+              <w:jc w:val="left"/>
+            </w:pPr>
+            <w:r>
+              <w:rPr>
+                <w:sz w:val="18"/>
+              </w:rPr>
+              <w:t xml:space="preserve">Observaciones</w:t>
+            </w:r>
+          </w:p>
+        </w:tc>
+        <w:tc>
+          <w:tcPr>
+            <w:tcW w:w="5223" w:type="dxa"/>
+          </w:tcPr>
+          <w:p>
+            <w:pPr>
+              <w:pStyle w:val="Compact"/>
+              <w:jc w:val="left"/>
+            </w:pPr>
+            <w:r>
+              <w:rPr>
+                <w:sz w:val="18"/>
+              </w:rPr>
+              <w:t xml:space="preserve">Toda observación aceptada tiene responsable, plazo y estado; las pendientes quedan visibles</w:t>
+            </w:r>
+          </w:p>
+        </w:tc>
+      </w:tr>
+      <w:tr>
+        <w:tc>
+          <w:tcPr>
+            <w:tcW w:w="2692" w:type="dxa"/>
+          </w:tcPr>
+          <w:p>
+            <w:pPr>
+              <w:pStyle w:val="Compact"/>
+              <w:jc w:val="left"/>
+            </w:pPr>
+            <w:r>
+              <w:rPr>
+                <w:sz w:val="18"/>
+              </w:rPr>
+              <w:t xml:space="preserve">Decisiones</w:t>
+            </w:r>
+          </w:p>
+        </w:tc>
+        <w:tc>
+          <w:tcPr>
+            <w:tcW w:w="5223" w:type="dxa"/>
+          </w:tcPr>
+          <w:p>
+            <w:pPr>
+              <w:pStyle w:val="Compact"/>
+              <w:jc w:val="left"/>
+            </w:pPr>
+            <w:r>
+              <w:rPr>
+                <w:sz w:val="18"/>
+              </w:rPr>
+              <w:t xml:space="preserve">Todo cambio de alcance aceptado conserva su motivo y la referencia a los documentos afectados</w:t>
+            </w:r>
+          </w:p>
+        </w:tc>
+      </w:tr>
+      <w:tr>
+        <w:tc>
+          <w:tcPr>
+            <w:tcW w:w="2692" w:type="dxa"/>
+          </w:tcPr>
+          <w:p>
+            <w:pPr>
+              <w:pStyle w:val="Compact"/>
+              <w:jc w:val="left"/>
+            </w:pPr>
+            <w:r>
+              <w:rPr>
+                <w:sz w:val="18"/>
+              </w:rPr>
+              <w:t xml:space="preserve">Retroalimentación</w:t>
+            </w:r>
+          </w:p>
+        </w:tc>
+        <w:tc>
+          <w:tcPr>
+            <w:tcW w:w="5223" w:type="dxa"/>
+          </w:tcPr>
+          <w:p>
+            <w:pPr>
+              <w:pStyle w:val="Compact"/>
+              <w:jc w:val="left"/>
+            </w:pPr>
+            <w:r>
+              <w:rPr>
+                <w:sz w:val="18"/>
+              </w:rPr>
+              <w:t xml:space="preserve">Cada comentario del docente registra su tratamiento, y no implica aprobación automática</w:t>
+            </w:r>
+          </w:p>
+        </w:tc>
+      </w:tr>
+    </w:tbl>
+    <w:bookmarkEnd w:id="30"/>
+    <w:bookmarkStart w:id="31" w:name="trazabilidad"/>
+    <w:p>
+      <w:pPr>
+        <w:pStyle w:val="Heading2"/>
+      </w:pPr>
+      <w:r>
+        <w:t xml:space="preserve">Trazabilidad</w:t>
+      </w:r>
+    </w:p>
+    <w:tbl>
+      <w:tblPr>
+        <w:tblStyle w:val="Table"/>
+        <w:tblW w:type="pct" w:w="5000"/>
+        <w:tblLook w:firstRow="1" w:lastRow="0" w:firstColumn="0" w:lastColumn="0" w:noHBand="0" w:noVBand="0" w:val="0020"/>
+        <w:jc w:val="start"/>
+        <w:tblBorders>
+          <w:top w:val="single" w:sz="4" w:color="808080"/>
+          <w:left w:val="single" w:sz="4" w:color="808080"/>
+          <w:bottom w:val="single" w:sz="4" w:color="808080"/>
+          <w:right w:val="single" w:sz="4" w:color="808080"/>
+          <w:insideH w:val="single" w:sz="4" w:color="808080"/>
+          <w:insideV w:val="single" w:sz="4" w:color="808080"/>
+        </w:tblBorders>
+      </w:tblPr>
+      <w:tblGrid>
+        <w:gridCol w:w="3351"/>
+        <w:gridCol w:w="4564"/>
+      </w:tblGrid>
+      <w:tr>
+        <w:trPr>
+          <w:tblHeader w:val="true"/>
+        </w:trPr>
+        <w:tc>
+          <w:tcPr>
+            <w:tcW w:w="3351" w:type="dxa"/>
+            <w:shd w:val="clear" w:color="auto" w:fill="D9E2F3"/>
+          </w:tcPr>
+          <w:p>
+            <w:pPr>
+              <w:pStyle w:val="Compact"/>
+              <w:jc w:val="left"/>
+            </w:pPr>
+            <w:r>
+              <w:rPr>
+                <w:b/>
+                <w:sz w:val="18"/>
+              </w:rPr>
+              <w:t xml:space="preserve">Origen</w:t>
+            </w:r>
+          </w:p>
+        </w:tc>
+        <w:tc>
+          <w:tcPr>
+            <w:tcW w:w="4564" w:type="dxa"/>
+            <w:shd w:val="clear" w:color="auto" w:fill="D9E2F3"/>
+          </w:tcPr>
+          <w:p>
+            <w:pPr>
+              <w:pStyle w:val="Compact"/>
+              <w:jc w:val="left"/>
+            </w:pPr>
+            <w:r>
+              <w:rPr>
+                <w:b/>
+                <w:sz w:val="18"/>
+              </w:rPr>
+              <w:t xml:space="preserve">Se usa en este documento</w:t>
+            </w:r>
+          </w:p>
+        </w:tc>
+      </w:tr>
+      <w:tr>
+        <w:tc>
+          <w:tcPr>
+            <w:tcW w:w="3351" w:type="dxa"/>
+          </w:tcPr>
+          <w:p>
+            <w:pPr>
+              <w:pStyle w:val="Compact"/>
+              <w:jc w:val="left"/>
+            </w:pPr>
+            <w:r>
+              <w:rPr>
+                <w:sz w:val="18"/>
+              </w:rPr>
+              <w:t xml:space="preserve">Documento Gestión de stakeholders de la Fase 1, versión 1.1</w:t>
+            </w:r>
+          </w:p>
+        </w:tc>
+        <w:tc>
+          <w:tcPr>
+            <w:tcW w:w="4564" w:type="dxa"/>
+          </w:tcPr>
+          <w:p>
+            <w:pPr>
+              <w:pStyle w:val="Compact"/>
+              <w:jc w:val="left"/>
+            </w:pPr>
+            <w:r>
+              <w:rPr>
+                <w:sz w:val="18"/>
+              </w:rPr>
+              <w:t xml:space="preserve">Lista de stakeholders, valoraciones, plan de comunicación y criterios de seguimiento</w:t>
+            </w:r>
+          </w:p>
+        </w:tc>
+      </w:tr>
+      <w:tr>
+        <w:tc>
+          <w:tcPr>
+            <w:tcW w:w="3351" w:type="dxa"/>
+          </w:tcPr>
+          <w:p>
+            <w:pPr>
+              <w:pStyle w:val="Compact"/>
+              <w:jc w:val="left"/>
+            </w:pPr>
+            <w:r>
+              <w:rPr>
+                <w:sz w:val="18"/>
+              </w:rPr>
+              <w:t xml:space="preserve">SICMA-REQ v1.0</w:t>
+            </w:r>
+          </w:p>
+        </w:tc>
+        <w:tc>
+          <w:tcPr>
+            <w:tcW w:w="4564" w:type="dxa"/>
+          </w:tcPr>
+          <w:p>
+            <w:pPr>
+              <w:pStyle w:val="Compact"/>
+              <w:jc w:val="left"/>
+            </w:pPr>
+            <w:r>
+              <w:rPr>
+                <w:sz w:val="18"/>
+              </w:rPr>
+              <w:t xml:space="preserve">Roles del sistema y requerimientos por rol</w:t>
+            </w:r>
+          </w:p>
+        </w:tc>
+      </w:tr>
+      <w:tr>
+        <w:tc>
+          <w:tcPr>
+            <w:tcW w:w="3351" w:type="dxa"/>
+          </w:tcPr>
+          <w:p>
+            <w:pPr>
+              <w:pStyle w:val="Compact"/>
+              <w:jc w:val="left"/>
+            </w:pPr>
+            <w:r>
+              <w:rPr>
+                <w:sz w:val="18"/>
+              </w:rPr>
+              <w:t xml:space="preserve">SICMA-PRY v1.0</w:t>
+            </w:r>
+          </w:p>
+        </w:tc>
+        <w:tc>
+          <w:tcPr>
+            <w:tcW w:w="4564" w:type="dxa"/>
+          </w:tcPr>
+          <w:p>
+            <w:pPr>
+              <w:pStyle w:val="Compact"/>
+              <w:jc w:val="left"/>
+            </w:pPr>
+            <w:r>
+              <w:rPr>
+                <w:sz w:val="18"/>
+              </w:rPr>
+              <w:t xml:space="preserve">Roles del equipo, comunicación y riesgos</w:t>
+            </w:r>
+          </w:p>
+        </w:tc>
+      </w:tr>
+      <w:tr>
+        <w:tc>
+          <w:tcPr>
+            <w:tcW w:w="3351" w:type="dxa"/>
+          </w:tcPr>
+          <w:p>
+            <w:pPr>
+              <w:pStyle w:val="Compact"/>
+              <w:jc w:val="left"/>
+            </w:pPr>
+            <w:r>
+              <w:rPr>
+                <w:sz w:val="18"/>
+              </w:rPr>
+              <w:t xml:space="preserve">SICMA-RCF v1.0</w:t>
+            </w:r>
+          </w:p>
+        </w:tc>
+        <w:tc>
+          <w:tcPr>
+            <w:tcW w:w="4564" w:type="dxa"/>
+          </w:tcPr>
+          <w:p>
+            <w:pPr>
+              <w:pStyle w:val="Compact"/>
+              <w:jc w:val="left"/>
+            </w:pPr>
+            <w:r>
+              <w:rPr>
+                <w:sz w:val="18"/>
+              </w:rPr>
+              <w:t xml:space="preserve">Resolución de desacuerdos</w:t>
+            </w:r>
+          </w:p>
+        </w:tc>
+      </w:tr>
+      <w:tr>
+        <w:tc>
+          <w:tcPr>
+            <w:tcW w:w="3351" w:type="dxa"/>
+          </w:tcPr>
+          <w:p>
+            <w:pPr>
+              <w:pStyle w:val="Compact"/>
+              <w:jc w:val="left"/>
+            </w:pPr>
+            <w:r>
+              <w:rPr>
+                <w:sz w:val="18"/>
+              </w:rPr>
+              <w:t xml:space="preserve">SICMA-EAV v1.0</w:t>
+            </w:r>
+          </w:p>
+        </w:tc>
+        <w:tc>
+          <w:tcPr>
+            <w:tcW w:w="4564" w:type="dxa"/>
+          </w:tcPr>
+          <w:p>
+            <w:pPr>
+              <w:pStyle w:val="Compact"/>
+              <w:jc w:val="left"/>
+            </w:pPr>
+            <w:r>
+              <w:rPr>
+                <w:sz w:val="18"/>
+              </w:rPr>
+              <w:t xml:space="preserve">Requerimientos que dependen de integraciones</w:t>
+            </w:r>
+          </w:p>
+        </w:tc>
+      </w:tr>
+    </w:tbl>
+    <w:bookmarkEnd w:id="31"/>
+    <w:bookmarkStart w:id="32" w:name="supuestos-y-pendientes"/>
+    <w:p>
+      <w:pPr>
+        <w:pStyle w:val="Heading2"/>
+      </w:pPr>
+      <w:r>
+        <w:t xml:space="preserve">Supuestos y pendientes</w:t>
+      </w:r>
+    </w:p>
+    <w:tbl>
+      <w:tblPr>
+        <w:tblStyle w:val="Table"/>
+        <w:tblW w:type="pct" w:w="5000"/>
+        <w:tblLook w:firstRow="1" w:lastRow="0" w:firstColumn="0" w:lastColumn="0" w:noHBand="0" w:noVBand="0" w:val="0020"/>
+        <w:jc w:val="start"/>
+        <w:tblBorders>
+          <w:top w:val="single" w:sz="4" w:color="808080"/>
+          <w:left w:val="single" w:sz="4" w:color="808080"/>
+          <w:bottom w:val="single" w:sz="4" w:color="808080"/>
+          <w:right w:val="single" w:sz="4" w:color="808080"/>
+          <w:insideH w:val="single" w:sz="4" w:color="808080"/>
+          <w:insideV w:val="single" w:sz="4" w:color="808080"/>
+        </w:tblBorders>
+      </w:tblPr>
+      <w:tblGrid>
+        <w:gridCol w:w="1155"/>
+        <w:gridCol w:w="1983"/>
+        <w:gridCol w:w="3402"/>
+        <w:gridCol w:w="1371"/>
+      </w:tblGrid>
+      <w:tr>
+        <w:trPr>
+          <w:tblHeader w:val="true"/>
+        </w:trPr>
+        <w:tc>
+          <w:tcPr>
+            <w:tcW w:w="1155" w:type="dxa"/>
+            <w:shd w:val="clear" w:color="auto" w:fill="D9E2F3"/>
+          </w:tcPr>
+          <w:p>
+            <w:pPr>
+              <w:pStyle w:val="Compact"/>
+              <w:jc w:val="left"/>
+            </w:pPr>
+            <w:r>
+              <w:rPr>
+                <w:b/>
+                <w:sz w:val="18"/>
+              </w:rPr>
+              <w:t xml:space="preserve">ID</w:t>
+            </w:r>
+          </w:p>
+        </w:tc>
+        <w:tc>
+          <w:tcPr>
+            <w:tcW w:w="1983" w:type="dxa"/>
+            <w:shd w:val="clear" w:color="auto" w:fill="D9E2F3"/>
+          </w:tcPr>
+          <w:p>
+            <w:pPr>
+              <w:pStyle w:val="Compact"/>
+              <w:jc w:val="left"/>
+            </w:pPr>
+            <w:r>
+              <w:rPr>
+                <w:b/>
+                <w:sz w:val="18"/>
+              </w:rPr>
+              <w:t xml:space="preserve">Tema</w:t>
+            </w:r>
+          </w:p>
+        </w:tc>
+        <w:tc>
+          <w:tcPr>
+            <w:tcW w:w="3402" w:type="dxa"/>
+            <w:shd w:val="clear" w:color="auto" w:fill="D9E2F3"/>
+          </w:tcPr>
+          <w:p>
+            <w:pPr>
+              <w:pStyle w:val="Compact"/>
+              <w:jc w:val="left"/>
+            </w:pPr>
+            <w:r>
+              <w:rPr>
+                <w:b/>
+                <w:sz w:val="18"/>
+              </w:rPr>
+              <w:t xml:space="preserve">Supuesto o pendiente</w:t>
+            </w:r>
+          </w:p>
+        </w:tc>
+        <w:tc>
+          <w:tcPr>
+            <w:tcW w:w="1371" w:type="dxa"/>
+            <w:shd w:val="clear" w:color="auto" w:fill="D9E2F3"/>
+          </w:tcPr>
+          <w:p>
+            <w:pPr>
+              <w:pStyle w:val="Compact"/>
+              <w:jc w:val="left"/>
+            </w:pPr>
+            <w:r>
+              <w:rPr>
+                <w:b/>
+                <w:sz w:val="18"/>
+              </w:rPr>
+              <w:t xml:space="preserve">Estado</w:t>
+            </w:r>
+          </w:p>
+        </w:tc>
+      </w:tr>
+      <w:tr>
+        <w:tc>
+          <w:tcPr>
+            <w:tcW w:w="1155" w:type="dxa"/>
+          </w:tcPr>
+          <w:p>
+            <w:pPr>
+              <w:pStyle w:val="Compact"/>
+              <w:jc w:val="left"/>
+            </w:pPr>
+            <w:r>
+              <w:rPr>
+                <w:sz w:val="18"/>
+              </w:rPr>
+              <w:t xml:space="preserve">D-01</w:t>
+            </w:r>
+          </w:p>
+        </w:tc>
+        <w:tc>
+          <w:tcPr>
+            <w:tcW w:w="1983" w:type="dxa"/>
+          </w:tcPr>
+          <w:p>
+            <w:pPr>
+              <w:pStyle w:val="Compact"/>
+              <w:jc w:val="left"/>
+            </w:pPr>
+            <w:r>
+              <w:rPr>
+                <w:sz w:val="18"/>
+              </w:rPr>
+              <w:t xml:space="preserve">Valoraciones</w:t>
+            </w:r>
+          </w:p>
+        </w:tc>
+        <w:tc>
+          <w:tcPr>
+            <w:tcW w:w="3402" w:type="dxa"/>
+          </w:tcPr>
+          <w:p>
+            <w:pPr>
+              <w:pStyle w:val="Compact"/>
+              <w:jc w:val="left"/>
+            </w:pPr>
+            <w:r>
+              <w:rPr>
+                <w:sz w:val="18"/>
+              </w:rPr>
+              <w:t xml:space="preserve">La influencia, el interés y las estrategias son una propuesta del equipo. Se confirman en la primera revisión</w:t>
+            </w:r>
+          </w:p>
+        </w:tc>
+        <w:tc>
+          <w:tcPr>
+            <w:tcW w:w="1371" w:type="dxa"/>
+          </w:tcPr>
+          <w:p>
+            <w:pPr>
+              <w:pStyle w:val="Compact"/>
+              <w:jc w:val="left"/>
+            </w:pPr>
+            <w:r>
+              <w:rPr>
+                <w:sz w:val="18"/>
+              </w:rPr>
+              <w:t xml:space="preserve">Abierto</w:t>
+            </w:r>
+          </w:p>
+        </w:tc>
+      </w:tr>
+      <w:tr>
+        <w:tc>
+          <w:tcPr>
+            <w:tcW w:w="1155" w:type="dxa"/>
+          </w:tcPr>
+          <w:p>
+            <w:pPr>
+              <w:pStyle w:val="Compact"/>
+              <w:jc w:val="left"/>
+            </w:pPr>
+            <w:r>
+              <w:rPr>
+                <w:sz w:val="18"/>
+              </w:rPr>
+              <w:t xml:space="preserve">D-02</w:t>
+            </w:r>
+          </w:p>
+        </w:tc>
+        <w:tc>
+          <w:tcPr>
+            <w:tcW w:w="1983" w:type="dxa"/>
+          </w:tcPr>
+          <w:p>
+            <w:pPr>
+              <w:pStyle w:val="Compact"/>
+              <w:jc w:val="left"/>
+            </w:pPr>
+            <w:r>
+              <w:rPr>
+                <w:sz w:val="18"/>
+              </w:rPr>
+              <w:t xml:space="preserve">Responsabilidades del equipo</w:t>
+            </w:r>
+          </w:p>
+        </w:tc>
+        <w:tc>
+          <w:tcPr>
+            <w:tcW w:w="3402" w:type="dxa"/>
+          </w:tcPr>
+          <w:p>
+            <w:pPr>
+              <w:pStyle w:val="Compact"/>
+              <w:jc w:val="left"/>
+            </w:pPr>
+            <w:r>
+              <w:rPr>
+                <w:sz w:val="18"/>
+              </w:rPr>
+              <w:t xml:space="preserve">El documento de la Fase 1 asigna otras responsabilidades que SICMA-PRY v1.0 (por ejemplo, Forms y Power Automate a Claudio, y el clúster MySQL a Fidel). Este documento sigue SICMA-PRY. Falta que el equipo confirme cuál queda vigente</w:t>
+            </w:r>
+          </w:p>
+        </w:tc>
+        <w:tc>
+          <w:tcPr>
+            <w:tcW w:w="1371" w:type="dxa"/>
+          </w:tcPr>
+          <w:p>
+            <w:pPr>
+              <w:pStyle w:val="Compact"/>
+              <w:jc w:val="left"/>
+            </w:pPr>
+            <w:r>
+              <w:rPr>
+                <w:sz w:val="18"/>
+              </w:rPr>
+              <w:t xml:space="preserve">Abierto</w:t>
+            </w:r>
+          </w:p>
+        </w:tc>
+      </w:tr>
+      <w:tr>
+        <w:tc>
+          <w:tcPr>
+            <w:tcW w:w="1155" w:type="dxa"/>
+          </w:tcPr>
+          <w:p>
+            <w:pPr>
+              <w:pStyle w:val="Compact"/>
+              <w:jc w:val="left"/>
+            </w:pPr>
+            <w:r>
+              <w:rPr>
+                <w:sz w:val="18"/>
+              </w:rPr>
+              <w:t xml:space="preserve">D-03</w:t>
+            </w:r>
+          </w:p>
+        </w:tc>
+        <w:tc>
+          <w:tcPr>
+            <w:tcW w:w="1983" w:type="dxa"/>
+          </w:tcPr>
+          <w:p>
+            <w:pPr>
+              <w:pStyle w:val="Compact"/>
+              <w:jc w:val="left"/>
+            </w:pPr>
+            <w:r>
+              <w:rPr>
+                <w:sz w:val="18"/>
+              </w:rPr>
+              <w:t xml:space="preserve">Key users</w:t>
+            </w:r>
+          </w:p>
+        </w:tc>
+        <w:tc>
+          <w:tcPr>
+            <w:tcW w:w="3402" w:type="dxa"/>
+          </w:tcPr>
+          <w:p>
+            <w:pPr>
+              <w:pStyle w:val="Compact"/>
+              <w:jc w:val="left"/>
+            </w:pPr>
+            <w:r>
+              <w:rPr>
+                <w:sz w:val="18"/>
+              </w:rPr>
+              <w:t xml:space="preserve">Falta confirmar qué cuentas representan a los key users y si se asocian a la Jefatura</w:t>
+            </w:r>
+          </w:p>
+        </w:tc>
+        <w:tc>
+          <w:tcPr>
+            <w:tcW w:w="1371" w:type="dxa"/>
+          </w:tcPr>
+          <w:p>
+            <w:pPr>
+              <w:pStyle w:val="Compact"/>
+              <w:jc w:val="left"/>
+            </w:pPr>
+            <w:r>
+              <w:rPr>
+                <w:sz w:val="18"/>
+              </w:rPr>
+              <w:t xml:space="preserve">Abierto</w:t>
+            </w:r>
+          </w:p>
+        </w:tc>
+      </w:tr>
+      <w:tr>
+        <w:tc>
+          <w:tcPr>
+            <w:tcW w:w="1155" w:type="dxa"/>
+          </w:tcPr>
+          <w:p>
+            <w:pPr>
+              <w:pStyle w:val="Compact"/>
+              <w:jc w:val="left"/>
+            </w:pPr>
+            <w:r>
+              <w:rPr>
+                <w:sz w:val="18"/>
+              </w:rPr>
+              <w:t xml:space="preserve">D-04</w:t>
+            </w:r>
+          </w:p>
+        </w:tc>
+        <w:tc>
+          <w:tcPr>
+            <w:tcW w:w="1983" w:type="dxa"/>
+          </w:tcPr>
+          <w:p>
+            <w:pPr>
+              <w:pStyle w:val="Compact"/>
+              <w:jc w:val="left"/>
+            </w:pPr>
+            <w:r>
+              <w:rPr>
+                <w:sz w:val="18"/>
+              </w:rPr>
+              <w:t xml:space="preserve">Frecuencia de reuniones</w:t>
+            </w:r>
+          </w:p>
+        </w:tc>
+        <w:tc>
+          <w:tcPr>
+            <w:tcW w:w="3402" w:type="dxa"/>
+          </w:tcPr>
+          <w:p>
+            <w:pPr>
+              <w:pStyle w:val="Compact"/>
+              <w:jc w:val="left"/>
+            </w:pPr>
+            <w:r>
+              <w:rPr>
+                <w:sz w:val="18"/>
+              </w:rPr>
+              <w:t xml:space="preserve">La frecuencia semanal es propuesta. SICMA-PRY deja abierta su definición</w:t>
+            </w:r>
+          </w:p>
+        </w:tc>
+        <w:tc>
+          <w:tcPr>
+            <w:tcW w:w="1371" w:type="dxa"/>
+          </w:tcPr>
+          <w:p>
+            <w:pPr>
+              <w:pStyle w:val="Compact"/>
+              <w:jc w:val="left"/>
+            </w:pPr>
+            <w:r>
+              <w:rPr>
+                <w:sz w:val="18"/>
+              </w:rPr>
+              <w:t xml:space="preserve">Abierto</w:t>
+            </w:r>
+          </w:p>
+        </w:tc>
+      </w:tr>
+      <w:tr>
+        <w:tc>
+          <w:tcPr>
+            <w:tcW w:w="1155" w:type="dxa"/>
+          </w:tcPr>
+          <w:p>
+            <w:pPr>
+              <w:pStyle w:val="Compact"/>
+              <w:jc w:val="left"/>
+            </w:pPr>
+            <w:r>
+              <w:rPr>
+                <w:sz w:val="18"/>
+              </w:rPr>
+              <w:t xml:space="preserve">D-05</w:t>
+            </w:r>
+          </w:p>
+        </w:tc>
+        <w:tc>
+          <w:tcPr>
+            <w:tcW w:w="1983" w:type="dxa"/>
+          </w:tcPr>
+          <w:p>
+            <w:pPr>
+              <w:pStyle w:val="Compact"/>
+              <w:jc w:val="left"/>
+            </w:pPr>
+            <w:r>
+              <w:rPr>
+                <w:sz w:val="18"/>
+              </w:rPr>
+              <w:t xml:space="preserve">Canal con el docente</w:t>
+            </w:r>
+          </w:p>
+        </w:tc>
+        <w:tc>
+          <w:tcPr>
+            <w:tcW w:w="3402" w:type="dxa"/>
+          </w:tcPr>
+          <w:p>
+            <w:pPr>
+              <w:pStyle w:val="Compact"/>
+              <w:jc w:val="left"/>
+            </w:pPr>
+            <w:r>
+              <w:rPr>
+                <w:sz w:val="18"/>
+              </w:rPr>
+              <w:t xml:space="preserve">Se usa el canal y las fechas que fije la asignatura, sin suponer disponibilidad adicional</w:t>
+            </w:r>
+          </w:p>
+        </w:tc>
+        <w:tc>
+          <w:tcPr>
+            <w:tcW w:w="1371" w:type="dxa"/>
+          </w:tcPr>
+          <w:p>
+            <w:pPr>
+              <w:pStyle w:val="Compact"/>
+              <w:jc w:val="left"/>
+            </w:pPr>
+            <w:r>
+              <w:rPr>
+                <w:sz w:val="18"/>
+              </w:rPr>
+              <w:t xml:space="preserve">Abierto</w:t>
+            </w:r>
+          </w:p>
+        </w:tc>
+      </w:tr>
+      <w:tr>
+        <w:tc>
+          <w:tcPr>
+            <w:tcW w:w="1155" w:type="dxa"/>
+          </w:tcPr>
+          <w:p>
+            <w:pPr>
+              <w:pStyle w:val="Compact"/>
+              <w:jc w:val="left"/>
+            </w:pPr>
+            <w:r>
+              <w:rPr>
+                <w:sz w:val="18"/>
+              </w:rPr>
+              <w:t xml:space="preserve">D-06</w:t>
+            </w:r>
+          </w:p>
+        </w:tc>
+        <w:tc>
+          <w:tcPr>
+            <w:tcW w:w="1983" w:type="dxa"/>
+          </w:tcPr>
+          <w:p>
+            <w:pPr>
+              <w:pStyle w:val="Compact"/>
+              <w:jc w:val="left"/>
+            </w:pPr>
+            <w:r>
+              <w:rPr>
+                <w:sz w:val="18"/>
+              </w:rPr>
+              <w:t xml:space="preserve">Revisión de los roles del escenario</w:t>
+            </w:r>
+          </w:p>
+        </w:tc>
+        <w:tc>
+          <w:tcPr>
+            <w:tcW w:w="3402" w:type="dxa"/>
+          </w:tcPr>
+          <w:p>
+            <w:pPr>
+              <w:pStyle w:val="Compact"/>
+              <w:jc w:val="left"/>
+            </w:pPr>
+            <w:r>
+              <w:rPr>
+                <w:sz w:val="18"/>
+              </w:rPr>
+              <w:t xml:space="preserve">Falta asignar quién representa a cada rol y en qué fecha se hace cada recorrido</w:t>
+            </w:r>
+          </w:p>
+        </w:tc>
+        <w:tc>
+          <w:tcPr>
+            <w:tcW w:w="1371" w:type="dxa"/>
+          </w:tcPr>
+          <w:p>
+            <w:pPr>
+              <w:pStyle w:val="Compact"/>
+              <w:jc w:val="left"/>
+            </w:pPr>
+            <w:r>
+              <w:rPr>
+                <w:sz w:val="18"/>
+              </w:rPr>
+              <w:t xml:space="preserve">Abierto</w:t>
+            </w:r>
+          </w:p>
+        </w:tc>
+      </w:tr>
+    </w:tbl>
+    <w:bookmarkEnd w:id="32"/>
+    <w:bookmarkStart w:id="33" w:name="glosario-y-referencias"/>
+    <w:p>
+      <w:pPr>
+        <w:pStyle w:val="Heading2"/>
+      </w:pPr>
+      <w:r>
+        <w:t xml:space="preserve">Glosario y referencias</w:t>
+      </w:r>
+    </w:p>
+    <w:tbl>
+      <w:tblPr>
+        <w:tblStyle w:val="Table"/>
+        <w:tblW w:type="pct" w:w="5000"/>
+        <w:tblLook w:firstRow="1" w:lastRow="0" w:firstColumn="0" w:lastColumn="0" w:noHBand="0" w:noVBand="0" w:val="0020"/>
+        <w:jc w:val="start"/>
+        <w:tblBorders>
+          <w:top w:val="single" w:sz="4" w:color="808080"/>
+          <w:left w:val="single" w:sz="4" w:color="808080"/>
+          <w:bottom w:val="single" w:sz="4" w:color="808080"/>
+          <w:right w:val="single" w:sz="4" w:color="808080"/>
+          <w:insideH w:val="single" w:sz="4" w:color="808080"/>
+          <w:insideV w:val="single" w:sz="4" w:color="808080"/>
+        </w:tblBorders>
+      </w:tblPr>
+      <w:tblGrid>
+        <w:gridCol w:w="2631"/>
+        <w:gridCol w:w="5284"/>
+      </w:tblGrid>
+      <w:tr>
+        <w:trPr>
+          <w:tblHeader w:val="true"/>
+        </w:trPr>
+        <w:tc>
+          <w:tcPr>
+            <w:tcW w:w="2631" w:type="dxa"/>
+            <w:shd w:val="clear" w:color="auto" w:fill="D9E2F3"/>
+          </w:tcPr>
+          <w:p>
+            <w:pPr>
+              <w:pStyle w:val="Compact"/>
+              <w:jc w:val="left"/>
+            </w:pPr>
+            <w:r>
+              <w:rPr>
+                <w:b/>
+                <w:sz w:val="18"/>
+              </w:rPr>
+              <w:t xml:space="preserve">Término</w:t>
+            </w:r>
+          </w:p>
+        </w:tc>
+        <w:tc>
+          <w:tcPr>
+            <w:tcW w:w="5284" w:type="dxa"/>
+            <w:shd w:val="clear" w:color="auto" w:fill="D9E2F3"/>
+          </w:tcPr>
+          <w:p>
+            <w:pPr>
+              <w:pStyle w:val="Compact"/>
+              <w:jc w:val="left"/>
+            </w:pPr>
+            <w:r>
+              <w:rPr>
+                <w:b/>
+                <w:sz w:val="18"/>
+              </w:rPr>
+              <w:t xml:space="preserve">Definición</w:t>
+            </w:r>
+          </w:p>
+        </w:tc>
+      </w:tr>
+      <w:tr>
+        <w:tc>
+          <w:tcPr>
+            <w:tcW w:w="2631" w:type="dxa"/>
+          </w:tcPr>
+          <w:p>
+            <w:pPr>
+              <w:pStyle w:val="Compact"/>
+              <w:jc w:val="left"/>
+            </w:pPr>
+            <w:r>
+              <w:rPr>
+                <w:sz w:val="18"/>
+              </w:rPr>
+              <w:t xml:space="preserve">Stakeholder</w:t>
+            </w:r>
+          </w:p>
+        </w:tc>
+        <w:tc>
+          <w:tcPr>
+            <w:tcW w:w="5284" w:type="dxa"/>
+          </w:tcPr>
+          <w:p>
+            <w:pPr>
+              <w:pStyle w:val="Compact"/>
+              <w:jc w:val="left"/>
+            </w:pPr>
+            <w:r>
+              <w:rPr>
+                <w:sz w:val="18"/>
+              </w:rPr>
+              <w:t xml:space="preserve">Persona o rol que participa en el proyecto, lo evalúa o representa una necesidad de uso</w:t>
+            </w:r>
+          </w:p>
+        </w:tc>
+      </w:tr>
+      <w:tr>
+        <w:tc>
+          <w:tcPr>
+            <w:tcW w:w="2631" w:type="dxa"/>
+          </w:tcPr>
+          <w:p>
+            <w:pPr>
+              <w:pStyle w:val="Compact"/>
+              <w:jc w:val="left"/>
+            </w:pPr>
+            <w:r>
+              <w:rPr>
+                <w:sz w:val="18"/>
+              </w:rPr>
+              <w:t xml:space="preserve">Interesado real</w:t>
+            </w:r>
+          </w:p>
+        </w:tc>
+        <w:tc>
+          <w:tcPr>
+            <w:tcW w:w="5284" w:type="dxa"/>
+          </w:tcPr>
+          <w:p>
+            <w:pPr>
+              <w:pStyle w:val="Compact"/>
+              <w:jc w:val="left"/>
+            </w:pPr>
+            <w:r>
+              <w:rPr>
+                <w:sz w:val="18"/>
+              </w:rPr>
+              <w:t xml:space="preserve">Persona confirmada que participa en el proyecto: el equipo y el docente</w:t>
+            </w:r>
+          </w:p>
+        </w:tc>
+      </w:tr>
+      <w:tr>
+        <w:tc>
+          <w:tcPr>
+            <w:tcW w:w="2631" w:type="dxa"/>
+          </w:tcPr>
+          <w:p>
+            <w:pPr>
+              <w:pStyle w:val="Compact"/>
+              <w:jc w:val="left"/>
+            </w:pPr>
+            <w:r>
+              <w:rPr>
+                <w:sz w:val="18"/>
+              </w:rPr>
+              <w:t xml:space="preserve">Rol del escenario</w:t>
+            </w:r>
+          </w:p>
+        </w:tc>
+        <w:tc>
+          <w:tcPr>
+            <w:tcW w:w="5284" w:type="dxa"/>
+          </w:tcPr>
+          <w:p>
+            <w:pPr>
+              <w:pStyle w:val="Compact"/>
+              <w:jc w:val="left"/>
+            </w:pPr>
+            <w:r>
+              <w:rPr>
+                <w:sz w:val="18"/>
+              </w:rPr>
+              <w:t xml:space="preserve">Rol que representa una necesidad de uso y que encarna un integrante del equipo con cuentas de prueba</w:t>
+            </w:r>
+          </w:p>
+        </w:tc>
+      </w:tr>
+      <w:tr>
+        <w:tc>
+          <w:tcPr>
+            <w:tcW w:w="2631" w:type="dxa"/>
+          </w:tcPr>
+          <w:p>
+            <w:pPr>
+              <w:pStyle w:val="Compact"/>
+              <w:jc w:val="left"/>
+            </w:pPr>
+            <w:r>
+              <w:rPr>
+                <w:sz w:val="18"/>
+              </w:rPr>
+              <w:t xml:space="preserve">Influencia</w:t>
+            </w:r>
+          </w:p>
+        </w:tc>
+        <w:tc>
+          <w:tcPr>
+            <w:tcW w:w="5284" w:type="dxa"/>
+          </w:tcPr>
+          <w:p>
+            <w:pPr>
+              <w:pStyle w:val="Compact"/>
+              <w:jc w:val="left"/>
+            </w:pPr>
+            <w:r>
+              <w:rPr>
+                <w:sz w:val="18"/>
+              </w:rPr>
+              <w:t xml:space="preserve">Capacidad de decidir o condicionar el alcance, la evaluación o la validación</w:t>
+            </w:r>
+          </w:p>
+        </w:tc>
+      </w:tr>
+      <w:tr>
+        <w:tc>
+          <w:tcPr>
+            <w:tcW w:w="2631" w:type="dxa"/>
+          </w:tcPr>
+          <w:p>
+            <w:pPr>
+              <w:pStyle w:val="Compact"/>
+              <w:jc w:val="left"/>
+            </w:pPr>
+            <w:r>
+              <w:rPr>
+                <w:sz w:val="18"/>
+              </w:rPr>
+              <w:t xml:space="preserve">Interés</w:t>
+            </w:r>
+          </w:p>
+        </w:tc>
+        <w:tc>
+          <w:tcPr>
+            <w:tcW w:w="5284" w:type="dxa"/>
+          </w:tcPr>
+          <w:p>
+            <w:pPr>
+              <w:pStyle w:val="Compact"/>
+              <w:jc w:val="left"/>
+            </w:pPr>
+            <w:r>
+              <w:rPr>
+                <w:sz w:val="18"/>
+              </w:rPr>
+              <w:t xml:space="preserve">Medida en que el stakeholder participa en los resultados</w:t>
+            </w:r>
+          </w:p>
+        </w:tc>
+      </w:tr>
+      <w:tr>
+        <w:tc>
+          <w:tcPr>
+            <w:tcW w:w="2631" w:type="dxa"/>
+          </w:tcPr>
+          <w:p>
+            <w:pPr>
+              <w:pStyle w:val="Compact"/>
+              <w:jc w:val="left"/>
+            </w:pPr>
+            <w:r>
+              <w:rPr>
+                <w:sz w:val="18"/>
+              </w:rPr>
+              <w:t xml:space="preserve">Key user</w:t>
+            </w:r>
+          </w:p>
+        </w:tc>
+        <w:tc>
+          <w:tcPr>
+            <w:tcW w:w="5284" w:type="dxa"/>
+          </w:tcPr>
+          <w:p>
+            <w:pPr>
+              <w:pStyle w:val="Compact"/>
+              <w:jc w:val="left"/>
+            </w:pPr>
+            <w:r>
+              <w:rPr>
+                <w:sz w:val="18"/>
+              </w:rPr>
+              <w:t xml:space="preserve">Usuario del servicio sobre el que se hará una intervención; solo recibe avisos</w:t>
+            </w:r>
+          </w:p>
+        </w:tc>
+      </w:tr>
+      <w:tr>
+        <w:tc>
+          <w:tcPr>
+            <w:tcW w:w="2631" w:type="dxa"/>
+          </w:tcPr>
+          <w:p>
+            <w:pPr>
+              <w:pStyle w:val="Compact"/>
+              <w:jc w:val="left"/>
+            </w:pPr>
+            <w:r>
+              <w:rPr>
+                <w:sz w:val="18"/>
+              </w:rPr>
+              <w:t xml:space="preserve">Persona que ingresa</w:t>
+            </w:r>
+          </w:p>
+        </w:tc>
+        <w:tc>
+          <w:tcPr>
+            <w:tcW w:w="5284" w:type="dxa"/>
+          </w:tcPr>
+          <w:p>
+            <w:pPr>
+              <w:pStyle w:val="Compact"/>
+              <w:jc w:val="left"/>
+            </w:pPr>
+            <w:r>
+              <w:rPr>
+                <w:sz w:val="18"/>
+              </w:rPr>
+              <w:t xml:space="preserve">Persona que se valida en el lector HID para un acceso físico</w:t>
+            </w:r>
+          </w:p>
+        </w:tc>
+      </w:tr>
+    </w:tbl>
+    <w:p>
+      <w:pPr>
+        <w:pStyle w:val="Heading3"/>
+        <w:pageBreakBefore/>
+      </w:pPr>
+      <w:r>
+        <w:t>Referencias</w:t>
+      </w:r>
+    </w:p>
+    <w:p>
+      <w:pPr>
+        <w:pStyle w:val="BodyText"/>
+        <w:keepNext/>
+        <w:spacing w:line="360" w:lineRule="auto" w:before="160" w:after="0"/>
+        <w:ind w:firstLine="709"/>
+        <w:jc w:val="both"/>
+      </w:pPr>
+      <w:r>
+        <w:rPr>
+          <w:b/>
+          <w:sz w:val="22"/>
+        </w:rPr>
+        <w:t>Documentos del proyecto</w:t>
+      </w:r>
+    </w:p>
+    <w:p>
+      <w:pPr>
+        <w:pStyle w:val="Compact"/>
+        <w:spacing w:after="60"/>
+        <w:ind w:left="510" w:hanging="510"/>
+      </w:pPr>
+      <w:r>
+        <w:rPr>
+          <w:b w:val="0"/>
+        </w:rPr>
+        <w:t>[1] Equipo SICMA. Formato Universal de documentos SICMA. 2026.</w:t>
+      </w:r>
+    </w:p>
+    <w:p>
+      <w:pPr>
+        <w:pStyle w:val="Compact"/>
+        <w:spacing w:after="60"/>
+        <w:ind w:left="510" w:hanging="510"/>
+      </w:pPr>
+      <w:r>
+        <w:rPr>
+          <w:b w:val="0"/>
+        </w:rPr>
+        <w:t>[2] Equipo SICMA. Gestión de stakeholders, versión 1.1 (5 de octubre de 2026). Documento de la Fase 1.</w:t>
+      </w:r>
+    </w:p>
+    <w:p>
+      <w:pPr>
+        <w:pStyle w:val="Compact"/>
+        <w:spacing w:after="60"/>
+        <w:ind w:left="510" w:hanging="510"/>
+      </w:pPr>
+      <w:r>
+        <w:rPr>
+          <w:b w:val="0"/>
+        </w:rPr>
+        <w:t>[3] SICMA-REQ v1.0. Requerimientos. Equipo SICMA, 2026-10-17.</w:t>
+      </w:r>
+    </w:p>
+    <w:p>
+      <w:pPr>
+        <w:pStyle w:val="Compact"/>
+        <w:spacing w:after="60"/>
+        <w:ind w:left="510" w:hanging="510"/>
+      </w:pPr>
+      <w:r>
+        <w:rPr>
+          <w:b w:val="0"/>
+        </w:rPr>
+        <w:t>[4] SICMA-PRY v1.0. Plan del Proyecto. Equipo SICMA, 2026-10-17.</w:t>
+      </w:r>
+    </w:p>
+    <w:p>
+      <w:pPr>
+        <w:pStyle w:val="Compact"/>
+        <w:spacing w:after="60"/>
+        <w:ind w:left="510" w:hanging="510"/>
+      </w:pPr>
+      <w:r>
+        <w:rPr>
+          <w:b w:val="0"/>
+        </w:rPr>
+        <w:t>[5] SICMA-RCF v1.0. Resolución de Conflictos. Equipo SICMA, 2026-10-17.</w:t>
+      </w:r>
+    </w:p>
+    <w:p>
+      <w:pPr>
+        <w:pStyle w:val="Compact"/>
+        <w:spacing w:after="60"/>
+        <w:ind w:left="510" w:hanging="510"/>
+      </w:pPr>
+      <w:r>
+        <w:rPr>
+          <w:b w:val="0"/>
+        </w:rPr>
+        <w:t>[6] SICMA-EAV v1.0. Estado de Avance. Equipo SICMA, 2026-10-17.</w:t>
+      </w:r>
+    </w:p>
+    <w:p>
+      <w:pPr>
+        <w:pStyle w:val="BodyText"/>
+        <w:keepNext/>
+        <w:spacing w:line="360" w:lineRule="auto" w:before="160" w:after="0"/>
+        <w:ind w:firstLine="709"/>
+        <w:jc w:val="both"/>
+      </w:pPr>
+      <w:r>
+        <w:rPr>
+          <w:b/>
+          <w:sz w:val="22"/>
+        </w:rPr>
+        <w:t>Normas y fuentes externas</w:t>
+      </w:r>
+    </w:p>
+    <w:p>
+      <w:pPr>
+        <w:pStyle w:val="Compact"/>
+        <w:spacing w:after="60"/>
+        <w:ind w:left="510" w:hanging="510"/>
+      </w:pPr>
+      <w:r>
+        <w:rPr>
+          <w:b w:val="0"/>
+        </w:rPr>
+        <w:t>[7] Project Management Institute. (2021). A Guide to the Project Management Body of Knowledge (PMBOK Guide), 7.ª edición. PMI.</w:t>
+      </w:r>
+    </w:p>
+    <w:p>
+      <w:pPr>
+        <w:pStyle w:val="Compact"/>
+        <w:spacing w:after="60"/>
+        <w:ind w:left="510" w:hanging="510"/>
+      </w:pPr>
+      <w:r>
+        <w:rPr>
+          <w:b w:val="0"/>
+        </w:rPr>
+        <w:t>[8] Mendelow, A. L. (1981). Environmental scanning: The impact of the stakeholder concept. Proceedings of the Second International Conference on Information Systems, 407-418.</w:t>
+      </w:r>
+    </w:p>
+    <w:bookmarkEnd w:id="33"/>
+    <w:bookmarkStart w:id="35" w:name="anexos"/>
+    <w:p>
+      <w:pPr>
+        <w:pStyle w:val="Heading2"/>
+      </w:pPr>
+      <w:r>
+        <w:t xml:space="preserve">Anexos</w:t>
+      </w:r>
+    </w:p>
+    <w:bookmarkStart w:id="34" w:name="X19703fa27a8cafca26eaf91878a4aab173322a7"/>
+    <w:p>
+      <w:pPr>
+        <w:pStyle w:val="Heading3"/>
+      </w:pPr>
+      <w:r>
+        <w:t xml:space="preserve">Anexo A. Plantilla del registro de revisión de un recorrido</w:t>
       </w:r>
     </w:p>
     <w:tbl>
@@ -4939,7 +6788,7 @@
       </w:tblPr>
       <w:tblGrid>
         <w:gridCol w:w="3354"/>
-        <w:gridCol w:w="4563"/>
+        <w:gridCol w:w="4561"/>
       </w:tblGrid>
       <w:tr>
         <w:trPr>
@@ -4960,13 +6809,13 @@
                 <w:b/>
                 <w:sz w:val="18"/>
               </w:rPr>
-              <w:t xml:space="preserve">Stakeholder</w:t>
-            </w:r>
-          </w:p>
-        </w:tc>
-        <w:tc>
-          <w:tcPr>
-            <w:tcW w:w="4563" w:type="dxa"/>
+              <w:t xml:space="preserve">Campo</w:t>
+            </w:r>
+          </w:p>
+        </w:tc>
+        <w:tc>
+          <w:tcPr>
+            <w:tcW w:w="4561" w:type="dxa"/>
             <w:shd w:val="clear" w:color="auto" w:fill="D9E2F3"/>
           </w:tcPr>
           <w:p>
@@ -4979,7 +6828,7 @@
                 <w:b/>
                 <w:sz w:val="18"/>
               </w:rPr>
-              <w:t xml:space="preserve">Requerimientos que lo involucran</w:t>
+              <w:t xml:space="preserve">Contenido</w:t>
             </w:r>
           </w:p>
         </w:tc>
@@ -4998,24 +6847,24 @@
               <w:rPr>
                 <w:sz w:val="18"/>
               </w:rPr>
-              <w:t xml:space="preserve">ST-05 Jefatura y key users</w:t>
-            </w:r>
-          </w:p>
-        </w:tc>
-        <w:tc>
-          <w:tcPr>
-            <w:tcW w:w="4563" w:type="dxa"/>
-          </w:tcPr>
-          <w:p>
-            <w:pPr>
-              <w:pStyle w:val="Compact"/>
-              <w:jc w:val="left"/>
-            </w:pPr>
-            <w:r>
-              <w:rPr>
-                <w:sz w:val="18"/>
-              </w:rPr>
-              <w:t xml:space="preserve">RF-INT-03, RF-INT-04, RF-BI-01 y RF-BI-02</w:t>
+              <w:t xml:space="preserve">Rol del escenario</w:t>
+            </w:r>
+          </w:p>
+        </w:tc>
+        <w:tc>
+          <w:tcPr>
+            <w:tcW w:w="4561" w:type="dxa"/>
+          </w:tcPr>
+          <w:p>
+            <w:pPr>
+              <w:pStyle w:val="Compact"/>
+              <w:jc w:val="left"/>
+            </w:pPr>
+            <w:r>
+              <w:rPr>
+                <w:sz w:val="18"/>
+              </w:rPr>
+              <w:t xml:space="preserve">ST-XX y nombre del rol</w:t>
             </w:r>
           </w:p>
         </w:tc>
@@ -5034,24 +6883,24 @@
               <w:rPr>
                 <w:sz w:val="18"/>
               </w:rPr>
-              <w:t xml:space="preserve">ST-06 Administrador</w:t>
-            </w:r>
-          </w:p>
-        </w:tc>
-        <w:tc>
-          <w:tcPr>
-            <w:tcW w:w="4563" w:type="dxa"/>
-          </w:tcPr>
-          <w:p>
-            <w:pPr>
-              <w:pStyle w:val="Compact"/>
-              <w:jc w:val="left"/>
-            </w:pPr>
-            <w:r>
-              <w:rPr>
-                <w:sz w:val="18"/>
-              </w:rPr>
-              <w:t xml:space="preserve">RF-ID-04, RF-ID-05, RF-CAT-01 a RF-CAT-05, RF-AMB-03, RF-ACC-02 y RF-INT-05</w:t>
+              <w:t xml:space="preserve">Quién lo representa y quién lo revisa</w:t>
+            </w:r>
+          </w:p>
+        </w:tc>
+        <w:tc>
+          <w:tcPr>
+            <w:tcW w:w="4561" w:type="dxa"/>
+          </w:tcPr>
+          <w:p>
+            <w:pPr>
+              <w:pStyle w:val="Compact"/>
+              <w:jc w:val="left"/>
+            </w:pPr>
+            <w:r>
+              <w:rPr>
+                <w:sz w:val="18"/>
+              </w:rPr>
+              <w:t xml:space="preserve">Dos integrantes distintos</w:t>
             </w:r>
           </w:p>
         </w:tc>
@@ -5070,24 +6919,24 @@
               <w:rPr>
                 <w:sz w:val="18"/>
               </w:rPr>
-              <w:t xml:space="preserve">ST-07 Técnico</w:t>
-            </w:r>
-          </w:p>
-        </w:tc>
-        <w:tc>
-          <w:tcPr>
-            <w:tcW w:w="4563" w:type="dxa"/>
-          </w:tcPr>
-          <w:p>
-            <w:pPr>
-              <w:pStyle w:val="Compact"/>
-              <w:jc w:val="left"/>
-            </w:pPr>
-            <w:r>
-              <w:rPr>
-                <w:sz w:val="18"/>
-              </w:rPr>
-              <w:t xml:space="preserve">RF-ACT-01 a RF-ACT-04, RF-AMB-01 a RF-AMB-05, RF-INF-02 y RF-INT-06</w:t>
+              <w:t xml:space="preserve">Fecha</w:t>
+            </w:r>
+          </w:p>
+        </w:tc>
+        <w:tc>
+          <w:tcPr>
+            <w:tcW w:w="4561" w:type="dxa"/>
+          </w:tcPr>
+          <w:p>
+            <w:pPr>
+              <w:pStyle w:val="Compact"/>
+              <w:jc w:val="left"/>
+            </w:pPr>
+            <w:r>
+              <w:rPr>
+                <w:sz w:val="18"/>
+              </w:rPr>
+              <w:t xml:space="preserve">Cuándo se hizo el recorrido</w:t>
             </w:r>
           </w:p>
         </w:tc>
@@ -5106,24 +6955,24 @@
               <w:rPr>
                 <w:sz w:val="18"/>
               </w:rPr>
-              <w:t xml:space="preserve">ST-08 Auditor</w:t>
-            </w:r>
-          </w:p>
-        </w:tc>
-        <w:tc>
-          <w:tcPr>
-            <w:tcW w:w="4563" w:type="dxa"/>
-          </w:tcPr>
-          <w:p>
-            <w:pPr>
-              <w:pStyle w:val="Compact"/>
-              <w:jc w:val="left"/>
-            </w:pPr>
-            <w:r>
-              <w:rPr>
-                <w:sz w:val="18"/>
-              </w:rPr>
-              <w:t xml:space="preserve">RF-ACC-03, RF-BI-01 y RF-BI-02</w:t>
+              <w:t xml:space="preserve">Flujo revisado</w:t>
+            </w:r>
+          </w:p>
+        </w:tc>
+        <w:tc>
+          <w:tcPr>
+            <w:tcW w:w="4561" w:type="dxa"/>
+          </w:tcPr>
+          <w:p>
+            <w:pPr>
+              <w:pStyle w:val="Compact"/>
+              <w:jc w:val="left"/>
+            </w:pPr>
+            <w:r>
+              <w:rPr>
+                <w:sz w:val="18"/>
+              </w:rPr>
+              <w:t xml:space="preserve">Por ejemplo, solicitud, aprobación, asignación y cierre de una intervención</w:t>
             </w:r>
           </w:p>
         </w:tc>
@@ -5142,24 +6991,24 @@
               <w:rPr>
                 <w:sz w:val="18"/>
               </w:rPr>
-              <w:t xml:space="preserve">ST-09 Persona que ingresa</w:t>
-            </w:r>
-          </w:p>
-        </w:tc>
-        <w:tc>
-          <w:tcPr>
-            <w:tcW w:w="4563" w:type="dxa"/>
-          </w:tcPr>
-          <w:p>
-            <w:pPr>
-              <w:pStyle w:val="Compact"/>
-              <w:jc w:val="left"/>
-            </w:pPr>
-            <w:r>
-              <w:rPr>
-                <w:sz w:val="18"/>
-              </w:rPr>
-              <w:t xml:space="preserve">RF-ACC-01</w:t>
+              <w:t xml:space="preserve">Resultado esperado y observado</w:t>
+            </w:r>
+          </w:p>
+        </w:tc>
+        <w:tc>
+          <w:tcPr>
+            <w:tcW w:w="4561" w:type="dxa"/>
+          </w:tcPr>
+          <w:p>
+            <w:pPr>
+              <w:pStyle w:val="Compact"/>
+              <w:jc w:val="left"/>
+            </w:pPr>
+            <w:r>
+              <w:rPr>
+                <w:sz w:val="18"/>
+              </w:rPr>
+              <w:t xml:space="preserve">Qué debía pasar y qué pasó</w:t>
             </w:r>
           </w:p>
         </w:tc>
@@ -5178,24 +7027,24 @@
               <w:rPr>
                 <w:sz w:val="18"/>
               </w:rPr>
-              <w:t xml:space="preserve">ST-10 Contratistas</w:t>
-            </w:r>
-          </w:p>
-        </w:tc>
-        <w:tc>
-          <w:tcPr>
-            <w:tcW w:w="4563" w:type="dxa"/>
-          </w:tcPr>
-          <w:p>
-            <w:pPr>
-              <w:pStyle w:val="Compact"/>
-              <w:jc w:val="left"/>
-            </w:pPr>
-            <w:r>
-              <w:rPr>
-                <w:sz w:val="18"/>
-              </w:rPr>
-              <w:t xml:space="preserve">RF-ACC-02</w:t>
+              <w:t xml:space="preserve">Observaciones</w:t>
+            </w:r>
+          </w:p>
+        </w:tc>
+        <w:tc>
+          <w:tcPr>
+            <w:tcW w:w="4561" w:type="dxa"/>
+          </w:tcPr>
+          <w:p>
+            <w:pPr>
+              <w:pStyle w:val="Compact"/>
+              <w:jc w:val="left"/>
+            </w:pPr>
+            <w:r>
+              <w:rPr>
+                <w:sz w:val="18"/>
+              </w:rPr>
+              <w:t xml:space="preserve">Hechos, sin juicios de valor</w:t>
             </w:r>
           </w:p>
         </w:tc>
@@ -5214,1861 +7063,13 @@
               <w:rPr>
                 <w:sz w:val="18"/>
               </w:rPr>
-              <w:t xml:space="preserve">ST-11 Solicitante</w:t>
-            </w:r>
-          </w:p>
-        </w:tc>
-        <w:tc>
-          <w:tcPr>
-            <w:tcW w:w="4563" w:type="dxa"/>
-          </w:tcPr>
-          <w:p>
-            <w:pPr>
-              <w:pStyle w:val="Compact"/>
-              <w:jc w:val="left"/>
-            </w:pPr>
-            <w:r>
-              <w:rPr>
-                <w:sz w:val="18"/>
-              </w:rPr>
-              <w:t xml:space="preserve">RF-INT-01, RF-INT-02 y RF-INT-04</w:t>
-            </w:r>
-          </w:p>
-        </w:tc>
-      </w:tr>
-    </w:tbl>
-    <w:bookmarkEnd w:id="29"/>
-    <w:bookmarkStart w:id="30" w:name="seguimiento-y-control-del-registro"/>
-    <w:p>
-      <w:pPr>
-        <w:pStyle w:val="Heading2"/>
-      </w:pPr>
-      <w:r>
-        <w:t xml:space="preserve">Seguimiento y control del registro</w:t>
-      </w:r>
-    </w:p>
-    <w:p>
-      <w:pPr>
-        <w:pStyle w:val="FirstParagraph"/>
-        <w:spacing w:line="360" w:lineRule="auto" w:before="160" w:after="0"/>
-        <w:ind w:firstLine="709"/>
-        <w:jc w:val="both"/>
-      </w:pPr>
-      <w:r>
-        <w:rPr>
-          <w:sz w:val="22"/>
-        </w:rPr>
-        <w:t xml:space="preserve">Los tres integrantes revisan este documento en cada hito y cuando cambia el alcance, aparece un interesado real o se modifica una responsabilidad. La versión siguiente indica qué cambió y por qué. No se alteran evidencias anteriores para aparentar una aprobación retrospectiva.</w:t>
-      </w:r>
-    </w:p>
-    <w:p>
-      <w:pPr>
-        <w:pStyle w:val="BodyText"/>
-        <w:spacing w:line="360" w:lineRule="auto" w:before="160" w:after="0"/>
-        <w:ind w:firstLine="709"/>
-        <w:jc w:val="both"/>
-      </w:pPr>
-      <w:r>
-        <w:rPr>
-          <w:bCs/>
-          <w:b/>
-          <w:sz w:val="22"/>
-        </w:rPr>
-        <w:t xml:space="preserve">Tratamiento de una observación.</w:t>
-      </w:r>
-      <w:r>
-        <w:rPr>
-          <w:sz w:val="22"/>
-        </w:rPr>
-        <w:t xml:space="preserve"> </w:t>
-      </w:r>
-      <w:r>
-        <w:rPr>
-          <w:sz w:val="22"/>
-        </w:rPr>
-        <w:t xml:space="preserve">Se registra el stakeholder, la fecha, el requisito o la pantalla afectada, la descripción y la evidencia. Se evalúa su efecto en el alcance, el plazo y las dependencias. El equipo acuerda aceptar, ajustar, posponer o rechazar, con su motivo, asigna un responsable y una fecha, y comprueba el resultado antes de cerrar.</w:t>
-      </w:r>
-    </w:p>
-    <w:tbl>
-      <w:tblPr>
-        <w:tblStyle w:val="Table"/>
-        <w:tblW w:type="pct" w:w="5000"/>
-        <w:tblLook w:firstRow="1" w:lastRow="0" w:firstColumn="0" w:lastColumn="0" w:noHBand="0" w:noVBand="0" w:val="0020"/>
-        <w:jc w:val="start"/>
-        <w:tblBorders>
-          <w:top w:val="single" w:sz="4" w:color="808080"/>
-          <w:left w:val="single" w:sz="4" w:color="808080"/>
-          <w:bottom w:val="single" w:sz="4" w:color="808080"/>
-          <w:right w:val="single" w:sz="4" w:color="808080"/>
-          <w:insideH w:val="single" w:sz="4" w:color="808080"/>
-          <w:insideV w:val="single" w:sz="4" w:color="808080"/>
-        </w:tblBorders>
-      </w:tblPr>
-      <w:tblGrid>
-        <w:gridCol w:w="2692"/>
-        <w:gridCol w:w="5225"/>
-      </w:tblGrid>
-      <w:tr>
-        <w:trPr>
-          <w:tblHeader w:val="true"/>
-        </w:trPr>
-        <w:tc>
-          <w:tcPr>
-            <w:tcW w:w="2692" w:type="dxa"/>
-            <w:shd w:val="clear" w:color="auto" w:fill="D9E2F3"/>
-          </w:tcPr>
-          <w:p>
-            <w:pPr>
-              <w:pStyle w:val="Compact"/>
-              <w:jc w:val="left"/>
-            </w:pPr>
-            <w:r>
-              <w:rPr>
-                <w:b/>
-                <w:sz w:val="18"/>
-              </w:rPr>
-              <w:t xml:space="preserve">Control</w:t>
-            </w:r>
-          </w:p>
-        </w:tc>
-        <w:tc>
-          <w:tcPr>
-            <w:tcW w:w="5225" w:type="dxa"/>
-            <w:shd w:val="clear" w:color="auto" w:fill="D9E2F3"/>
-          </w:tcPr>
-          <w:p>
-            <w:pPr>
-              <w:pStyle w:val="Compact"/>
-              <w:jc w:val="left"/>
-            </w:pPr>
-            <w:r>
-              <w:rPr>
-                <w:b/>
-                <w:sz w:val="18"/>
-              </w:rPr>
-              <w:t xml:space="preserve">Criterio de revisión</w:t>
-            </w:r>
-          </w:p>
-        </w:tc>
-      </w:tr>
-      <w:tr>
-        <w:tc>
-          <w:tcPr>
-            <w:tcW w:w="2692" w:type="dxa"/>
-          </w:tcPr>
-          <w:p>
-            <w:pPr>
-              <w:pStyle w:val="Compact"/>
-              <w:jc w:val="left"/>
-            </w:pPr>
-            <w:r>
-              <w:rPr>
-                <w:sz w:val="18"/>
-              </w:rPr>
-              <w:t xml:space="preserve">Cobertura de roles</w:t>
-            </w:r>
-          </w:p>
-        </w:tc>
-        <w:tc>
-          <w:tcPr>
-            <w:tcW w:w="5225" w:type="dxa"/>
-          </w:tcPr>
-          <w:p>
-            <w:pPr>
-              <w:pStyle w:val="Compact"/>
-              <w:jc w:val="left"/>
-            </w:pPr>
-            <w:r>
-              <w:rPr>
-                <w:sz w:val="18"/>
-              </w:rPr>
-              <w:t xml:space="preserve">Cada rol del escenario participa en al menos un recorrido documentado antes de la entrega final</w:t>
-            </w:r>
-          </w:p>
-        </w:tc>
-      </w:tr>
-      <w:tr>
-        <w:tc>
-          <w:tcPr>
-            <w:tcW w:w="2692" w:type="dxa"/>
-          </w:tcPr>
-          <w:p>
-            <w:pPr>
-              <w:pStyle w:val="Compact"/>
-              <w:jc w:val="left"/>
-            </w:pPr>
-            <w:r>
-              <w:rPr>
-                <w:sz w:val="18"/>
-              </w:rPr>
-              <w:t xml:space="preserve">Observaciones</w:t>
-            </w:r>
-          </w:p>
-        </w:tc>
-        <w:tc>
-          <w:tcPr>
-            <w:tcW w:w="5225" w:type="dxa"/>
-          </w:tcPr>
-          <w:p>
-            <w:pPr>
-              <w:pStyle w:val="Compact"/>
-              <w:jc w:val="left"/>
-            </w:pPr>
-            <w:r>
-              <w:rPr>
-                <w:sz w:val="18"/>
-              </w:rPr>
-              <w:t xml:space="preserve">Toda observación aceptada tiene responsable, plazo y estado; las pendientes quedan visibles</w:t>
-            </w:r>
-          </w:p>
-        </w:tc>
-      </w:tr>
-      <w:tr>
-        <w:tc>
-          <w:tcPr>
-            <w:tcW w:w="2692" w:type="dxa"/>
-          </w:tcPr>
-          <w:p>
-            <w:pPr>
-              <w:pStyle w:val="Compact"/>
-              <w:jc w:val="left"/>
-            </w:pPr>
-            <w:r>
-              <w:rPr>
-                <w:sz w:val="18"/>
-              </w:rPr>
-              <w:t xml:space="preserve">Decisiones</w:t>
-            </w:r>
-          </w:p>
-        </w:tc>
-        <w:tc>
-          <w:tcPr>
-            <w:tcW w:w="5225" w:type="dxa"/>
-          </w:tcPr>
-          <w:p>
-            <w:pPr>
-              <w:pStyle w:val="Compact"/>
-              <w:jc w:val="left"/>
-            </w:pPr>
-            <w:r>
-              <w:rPr>
-                <w:sz w:val="18"/>
-              </w:rPr>
-              <w:t xml:space="preserve">Todo cambio de alcance aceptado conserva su motivo y la referencia a los documentos afectados</w:t>
-            </w:r>
-          </w:p>
-        </w:tc>
-      </w:tr>
-      <w:tr>
-        <w:tc>
-          <w:tcPr>
-            <w:tcW w:w="2692" w:type="dxa"/>
-          </w:tcPr>
-          <w:p>
-            <w:pPr>
-              <w:pStyle w:val="Compact"/>
-              <w:jc w:val="left"/>
-            </w:pPr>
-            <w:r>
-              <w:rPr>
-                <w:sz w:val="18"/>
-              </w:rPr>
-              <w:t xml:space="preserve">Retroalimentación</w:t>
-            </w:r>
-          </w:p>
-        </w:tc>
-        <w:tc>
-          <w:tcPr>
-            <w:tcW w:w="5225" w:type="dxa"/>
-          </w:tcPr>
-          <w:p>
-            <w:pPr>
-              <w:pStyle w:val="Compact"/>
-              <w:jc w:val="left"/>
-            </w:pPr>
-            <w:r>
-              <w:rPr>
-                <w:sz w:val="18"/>
-              </w:rPr>
-              <w:t xml:space="preserve">Cada comentario del docente registra su tratamiento, y no implica aprobación automática</w:t>
-            </w:r>
-          </w:p>
-        </w:tc>
-      </w:tr>
-    </w:tbl>
-    <w:bookmarkEnd w:id="30"/>
-    <w:bookmarkStart w:id="31" w:name="trazabilidad"/>
-    <w:p>
-      <w:pPr>
-        <w:pStyle w:val="Heading2"/>
-      </w:pPr>
-      <w:r>
-        <w:t xml:space="preserve">Trazabilidad</w:t>
-      </w:r>
-    </w:p>
-    <w:tbl>
-      <w:tblPr>
-        <w:tblStyle w:val="Table"/>
-        <w:tblW w:type="pct" w:w="5000"/>
-        <w:tblLook w:firstRow="1" w:lastRow="0" w:firstColumn="0" w:lastColumn="0" w:noHBand="0" w:noVBand="0" w:val="0020"/>
-        <w:jc w:val="start"/>
-        <w:tblBorders>
-          <w:top w:val="single" w:sz="4" w:color="808080"/>
-          <w:left w:val="single" w:sz="4" w:color="808080"/>
-          <w:bottom w:val="single" w:sz="4" w:color="808080"/>
-          <w:right w:val="single" w:sz="4" w:color="808080"/>
-          <w:insideH w:val="single" w:sz="4" w:color="808080"/>
-          <w:insideV w:val="single" w:sz="4" w:color="808080"/>
-        </w:tblBorders>
-      </w:tblPr>
-      <w:tblGrid>
-        <w:gridCol w:w="3352"/>
-        <w:gridCol w:w="4565"/>
-      </w:tblGrid>
-      <w:tr>
-        <w:trPr>
-          <w:tblHeader w:val="true"/>
-        </w:trPr>
-        <w:tc>
-          <w:tcPr>
-            <w:tcW w:w="3352" w:type="dxa"/>
-            <w:shd w:val="clear" w:color="auto" w:fill="D9E2F3"/>
-          </w:tcPr>
-          <w:p>
-            <w:pPr>
-              <w:pStyle w:val="Compact"/>
-              <w:jc w:val="left"/>
-            </w:pPr>
-            <w:r>
-              <w:rPr>
-                <w:b/>
-                <w:sz w:val="18"/>
-              </w:rPr>
-              <w:t xml:space="preserve">Origen</w:t>
-            </w:r>
-          </w:p>
-        </w:tc>
-        <w:tc>
-          <w:tcPr>
-            <w:tcW w:w="4565" w:type="dxa"/>
-            <w:shd w:val="clear" w:color="auto" w:fill="D9E2F3"/>
-          </w:tcPr>
-          <w:p>
-            <w:pPr>
-              <w:pStyle w:val="Compact"/>
-              <w:jc w:val="left"/>
-            </w:pPr>
-            <w:r>
-              <w:rPr>
-                <w:b/>
-                <w:sz w:val="18"/>
-              </w:rPr>
-              <w:t xml:space="preserve">Se usa en este documento</w:t>
-            </w:r>
-          </w:p>
-        </w:tc>
-      </w:tr>
-      <w:tr>
-        <w:tc>
-          <w:tcPr>
-            <w:tcW w:w="3352" w:type="dxa"/>
-          </w:tcPr>
-          <w:p>
-            <w:pPr>
-              <w:pStyle w:val="Compact"/>
-              <w:jc w:val="left"/>
-            </w:pPr>
-            <w:r>
-              <w:rPr>
-                <w:sz w:val="18"/>
-              </w:rPr>
-              <w:t xml:space="preserve">Documento Gestión de stakeholders de la Fase 1, versión 1.1</w:t>
-            </w:r>
-          </w:p>
-        </w:tc>
-        <w:tc>
-          <w:tcPr>
-            <w:tcW w:w="4565" w:type="dxa"/>
-          </w:tcPr>
-          <w:p>
-            <w:pPr>
-              <w:pStyle w:val="Compact"/>
-              <w:jc w:val="left"/>
-            </w:pPr>
-            <w:r>
-              <w:rPr>
-                <w:sz w:val="18"/>
-              </w:rPr>
-              <w:t xml:space="preserve">Lista de stakeholders, valoraciones, plan de comunicación y criterios de seguimiento</w:t>
-            </w:r>
-          </w:p>
-        </w:tc>
-      </w:tr>
-      <w:tr>
-        <w:tc>
-          <w:tcPr>
-            <w:tcW w:w="3352" w:type="dxa"/>
-          </w:tcPr>
-          <w:p>
-            <w:pPr>
-              <w:pStyle w:val="Compact"/>
-              <w:jc w:val="left"/>
-            </w:pPr>
-            <w:r>
-              <w:rPr>
-                <w:sz w:val="18"/>
-              </w:rPr>
-              <w:t xml:space="preserve">SICMA-REQ v1.0</w:t>
-            </w:r>
-          </w:p>
-        </w:tc>
-        <w:tc>
-          <w:tcPr>
-            <w:tcW w:w="4565" w:type="dxa"/>
-          </w:tcPr>
-          <w:p>
-            <w:pPr>
-              <w:pStyle w:val="Compact"/>
-              <w:jc w:val="left"/>
-            </w:pPr>
-            <w:r>
-              <w:rPr>
-                <w:sz w:val="18"/>
-              </w:rPr>
-              <w:t xml:space="preserve">Roles del sistema y requerimientos por rol</w:t>
-            </w:r>
-          </w:p>
-        </w:tc>
-      </w:tr>
-      <w:tr>
-        <w:tc>
-          <w:tcPr>
-            <w:tcW w:w="3352" w:type="dxa"/>
-          </w:tcPr>
-          <w:p>
-            <w:pPr>
-              <w:pStyle w:val="Compact"/>
-              <w:jc w:val="left"/>
-            </w:pPr>
-            <w:r>
-              <w:rPr>
-                <w:sz w:val="18"/>
-              </w:rPr>
-              <w:t xml:space="preserve">SICMA-PRY v1.0</w:t>
-            </w:r>
-          </w:p>
-        </w:tc>
-        <w:tc>
-          <w:tcPr>
-            <w:tcW w:w="4565" w:type="dxa"/>
-          </w:tcPr>
-          <w:p>
-            <w:pPr>
-              <w:pStyle w:val="Compact"/>
-              <w:jc w:val="left"/>
-            </w:pPr>
-            <w:r>
-              <w:rPr>
-                <w:sz w:val="18"/>
-              </w:rPr>
-              <w:t xml:space="preserve">Roles del equipo, comunicación y riesgos</w:t>
-            </w:r>
-          </w:p>
-        </w:tc>
-      </w:tr>
-      <w:tr>
-        <w:tc>
-          <w:tcPr>
-            <w:tcW w:w="3352" w:type="dxa"/>
-          </w:tcPr>
-          <w:p>
-            <w:pPr>
-              <w:pStyle w:val="Compact"/>
-              <w:jc w:val="left"/>
-            </w:pPr>
-            <w:r>
-              <w:rPr>
-                <w:sz w:val="18"/>
-              </w:rPr>
-              <w:t xml:space="preserve">SICMA-RCF v1.0</w:t>
-            </w:r>
-          </w:p>
-        </w:tc>
-        <w:tc>
-          <w:tcPr>
-            <w:tcW w:w="4565" w:type="dxa"/>
-          </w:tcPr>
-          <w:p>
-            <w:pPr>
-              <w:pStyle w:val="Compact"/>
-              <w:jc w:val="left"/>
-            </w:pPr>
-            <w:r>
-              <w:rPr>
-                <w:sz w:val="18"/>
-              </w:rPr>
-              <w:t xml:space="preserve">Resolución de desacuerdos</w:t>
-            </w:r>
-          </w:p>
-        </w:tc>
-      </w:tr>
-      <w:tr>
-        <w:tc>
-          <w:tcPr>
-            <w:tcW w:w="3352" w:type="dxa"/>
-          </w:tcPr>
-          <w:p>
-            <w:pPr>
-              <w:pStyle w:val="Compact"/>
-              <w:jc w:val="left"/>
-            </w:pPr>
-            <w:r>
-              <w:rPr>
-                <w:sz w:val="18"/>
-              </w:rPr>
-              <w:t xml:space="preserve">SICMA-EAV v1.0</w:t>
-            </w:r>
-          </w:p>
-        </w:tc>
-        <w:tc>
-          <w:tcPr>
-            <w:tcW w:w="4565" w:type="dxa"/>
-          </w:tcPr>
-          <w:p>
-            <w:pPr>
-              <w:pStyle w:val="Compact"/>
-              <w:jc w:val="left"/>
-            </w:pPr>
-            <w:r>
-              <w:rPr>
-                <w:sz w:val="18"/>
-              </w:rPr>
-              <w:t xml:space="preserve">Requerimientos que dependen de integraciones</w:t>
-            </w:r>
-          </w:p>
-        </w:tc>
-      </w:tr>
-    </w:tbl>
-    <w:bookmarkEnd w:id="31"/>
-    <w:bookmarkStart w:id="32" w:name="supuestos-y-pendientes"/>
-    <w:p>
-      <w:pPr>
-        <w:pStyle w:val="Heading2"/>
-      </w:pPr>
-      <w:r>
-        <w:t xml:space="preserve">Supuestos y pendientes</w:t>
-      </w:r>
-    </w:p>
-    <w:tbl>
-      <w:tblPr>
-        <w:tblStyle w:val="Table"/>
-        <w:tblW w:type="pct" w:w="5000"/>
-        <w:tblLook w:firstRow="1" w:lastRow="0" w:firstColumn="0" w:lastColumn="0" w:noHBand="0" w:noVBand="0" w:val="0020"/>
-        <w:jc w:val="start"/>
-        <w:tblBorders>
-          <w:top w:val="single" w:sz="4" w:color="808080"/>
-          <w:left w:val="single" w:sz="4" w:color="808080"/>
-          <w:bottom w:val="single" w:sz="4" w:color="808080"/>
-          <w:right w:val="single" w:sz="4" w:color="808080"/>
-          <w:insideH w:val="single" w:sz="4" w:color="808080"/>
-          <w:insideV w:val="single" w:sz="4" w:color="808080"/>
-        </w:tblBorders>
-      </w:tblPr>
-      <w:tblGrid>
-        <w:gridCol w:w="1156"/>
-        <w:gridCol w:w="1984"/>
-        <w:gridCol w:w="3403"/>
-        <w:gridCol w:w="1371"/>
-      </w:tblGrid>
-      <w:tr>
-        <w:trPr>
-          <w:tblHeader w:val="true"/>
-        </w:trPr>
-        <w:tc>
-          <w:tcPr>
-            <w:tcW w:w="1156" w:type="dxa"/>
-            <w:shd w:val="clear" w:color="auto" w:fill="D9E2F3"/>
-          </w:tcPr>
-          <w:p>
-            <w:pPr>
-              <w:pStyle w:val="Compact"/>
-              <w:jc w:val="left"/>
-            </w:pPr>
-            <w:r>
-              <w:rPr>
-                <w:b/>
-                <w:sz w:val="18"/>
-              </w:rPr>
-              <w:t xml:space="preserve">ID</w:t>
-            </w:r>
-          </w:p>
-        </w:tc>
-        <w:tc>
-          <w:tcPr>
-            <w:tcW w:w="1984" w:type="dxa"/>
-            <w:shd w:val="clear" w:color="auto" w:fill="D9E2F3"/>
-          </w:tcPr>
-          <w:p>
-            <w:pPr>
-              <w:pStyle w:val="Compact"/>
-              <w:jc w:val="left"/>
-            </w:pPr>
-            <w:r>
-              <w:rPr>
-                <w:b/>
-                <w:sz w:val="18"/>
-              </w:rPr>
-              <w:t xml:space="preserve">Tema</w:t>
-            </w:r>
-          </w:p>
-        </w:tc>
-        <w:tc>
-          <w:tcPr>
-            <w:tcW w:w="3403" w:type="dxa"/>
-            <w:shd w:val="clear" w:color="auto" w:fill="D9E2F3"/>
-          </w:tcPr>
-          <w:p>
-            <w:pPr>
-              <w:pStyle w:val="Compact"/>
-              <w:jc w:val="left"/>
-            </w:pPr>
-            <w:r>
-              <w:rPr>
-                <w:b/>
-                <w:sz w:val="18"/>
-              </w:rPr>
-              <w:t xml:space="preserve">Supuesto o pendiente</w:t>
-            </w:r>
-          </w:p>
-        </w:tc>
-        <w:tc>
-          <w:tcPr>
-            <w:tcW w:w="1371" w:type="dxa"/>
-            <w:shd w:val="clear" w:color="auto" w:fill="D9E2F3"/>
-          </w:tcPr>
-          <w:p>
-            <w:pPr>
-              <w:pStyle w:val="Compact"/>
-              <w:jc w:val="left"/>
-            </w:pPr>
-            <w:r>
-              <w:rPr>
-                <w:b/>
-                <w:sz w:val="18"/>
-              </w:rPr>
               <w:t xml:space="preserve">Estado</w:t>
             </w:r>
           </w:p>
         </w:tc>
-      </w:tr>
-      <w:tr>
-        <w:tc>
-          <w:tcPr>
-            <w:tcW w:w="1156" w:type="dxa"/>
-          </w:tcPr>
-          <w:p>
-            <w:pPr>
-              <w:pStyle w:val="Compact"/>
-              <w:jc w:val="left"/>
-            </w:pPr>
-            <w:r>
-              <w:rPr>
-                <w:sz w:val="18"/>
-              </w:rPr>
-              <w:t xml:space="preserve">D-01</w:t>
-            </w:r>
-          </w:p>
-        </w:tc>
-        <w:tc>
-          <w:tcPr>
-            <w:tcW w:w="1984" w:type="dxa"/>
-          </w:tcPr>
-          <w:p>
-            <w:pPr>
-              <w:pStyle w:val="Compact"/>
-              <w:jc w:val="left"/>
-            </w:pPr>
-            <w:r>
-              <w:rPr>
-                <w:sz w:val="18"/>
-              </w:rPr>
-              <w:t xml:space="preserve">Valoraciones</w:t>
-            </w:r>
-          </w:p>
-        </w:tc>
-        <w:tc>
-          <w:tcPr>
-            <w:tcW w:w="3403" w:type="dxa"/>
-          </w:tcPr>
-          <w:p>
-            <w:pPr>
-              <w:pStyle w:val="Compact"/>
-              <w:jc w:val="left"/>
-            </w:pPr>
-            <w:r>
-              <w:rPr>
-                <w:sz w:val="18"/>
-              </w:rPr>
-              <w:t xml:space="preserve">La influencia, el interés y las estrategias son una propuesta del equipo. Se confirman en la primera revisión</w:t>
-            </w:r>
-          </w:p>
-        </w:tc>
-        <w:tc>
-          <w:tcPr>
-            <w:tcW w:w="1371" w:type="dxa"/>
-          </w:tcPr>
-          <w:p>
-            <w:pPr>
-              <w:pStyle w:val="Compact"/>
-              <w:jc w:val="left"/>
-            </w:pPr>
-            <w:r>
-              <w:rPr>
-                <w:sz w:val="18"/>
-              </w:rPr>
-              <w:t xml:space="preserve">Abierto</w:t>
-            </w:r>
-          </w:p>
-        </w:tc>
-      </w:tr>
-      <w:tr>
-        <w:tc>
-          <w:tcPr>
-            <w:tcW w:w="1156" w:type="dxa"/>
-          </w:tcPr>
-          <w:p>
-            <w:pPr>
-              <w:pStyle w:val="Compact"/>
-              <w:jc w:val="left"/>
-            </w:pPr>
-            <w:r>
-              <w:rPr>
-                <w:sz w:val="18"/>
-              </w:rPr>
-              <w:t xml:space="preserve">D-02</w:t>
-            </w:r>
-          </w:p>
-        </w:tc>
-        <w:tc>
-          <w:tcPr>
-            <w:tcW w:w="1984" w:type="dxa"/>
-          </w:tcPr>
-          <w:p>
-            <w:pPr>
-              <w:pStyle w:val="Compact"/>
-              <w:jc w:val="left"/>
-            </w:pPr>
-            <w:r>
-              <w:rPr>
-                <w:sz w:val="18"/>
-              </w:rPr>
-              <w:t xml:space="preserve">Responsabilidades del equipo</w:t>
-            </w:r>
-          </w:p>
-        </w:tc>
-        <w:tc>
-          <w:tcPr>
-            <w:tcW w:w="3403" w:type="dxa"/>
-          </w:tcPr>
-          <w:p>
-            <w:pPr>
-              <w:pStyle w:val="Compact"/>
-              <w:jc w:val="left"/>
-            </w:pPr>
-            <w:r>
-              <w:rPr>
-                <w:sz w:val="18"/>
-              </w:rPr>
-              <w:t xml:space="preserve">El documento de la Fase 1 asigna otras responsabilidades que SICMA-PRY v1.0 (por ejemplo, Forms y Power Automate a Claudio, y el clúster MySQL a Fidel). Este documento sigue SICMA-PRY. Falta que el equipo confirme cuál queda vigente</w:t>
-            </w:r>
-          </w:p>
-        </w:tc>
-        <w:tc>
-          <w:tcPr>
-            <w:tcW w:w="1371" w:type="dxa"/>
-          </w:tcPr>
-          <w:p>
-            <w:pPr>
-              <w:pStyle w:val="Compact"/>
-              <w:jc w:val="left"/>
-            </w:pPr>
-            <w:r>
-              <w:rPr>
-                <w:sz w:val="18"/>
-              </w:rPr>
-              <w:t xml:space="preserve">Abierto</w:t>
-            </w:r>
-          </w:p>
-        </w:tc>
-      </w:tr>
-      <w:tr>
-        <w:tc>
-          <w:tcPr>
-            <w:tcW w:w="1156" w:type="dxa"/>
-          </w:tcPr>
-          <w:p>
-            <w:pPr>
-              <w:pStyle w:val="Compact"/>
-              <w:jc w:val="left"/>
-            </w:pPr>
-            <w:r>
-              <w:rPr>
-                <w:sz w:val="18"/>
-              </w:rPr>
-              <w:t xml:space="preserve">D-03</w:t>
-            </w:r>
-          </w:p>
-        </w:tc>
-        <w:tc>
-          <w:tcPr>
-            <w:tcW w:w="1984" w:type="dxa"/>
-          </w:tcPr>
-          <w:p>
-            <w:pPr>
-              <w:pStyle w:val="Compact"/>
-              <w:jc w:val="left"/>
-            </w:pPr>
-            <w:r>
-              <w:rPr>
-                <w:sz w:val="18"/>
-              </w:rPr>
-              <w:t xml:space="preserve">Key users</w:t>
-            </w:r>
-          </w:p>
-        </w:tc>
-        <w:tc>
-          <w:tcPr>
-            <w:tcW w:w="3403" w:type="dxa"/>
-          </w:tcPr>
-          <w:p>
-            <w:pPr>
-              <w:pStyle w:val="Compact"/>
-              <w:jc w:val="left"/>
-            </w:pPr>
-            <w:r>
-              <w:rPr>
-                <w:sz w:val="18"/>
-              </w:rPr>
-              <w:t xml:space="preserve">Falta confirmar qué cuentas representan a los key users y si se asocian a la Jefatura</w:t>
-            </w:r>
-          </w:p>
-        </w:tc>
-        <w:tc>
-          <w:tcPr>
-            <w:tcW w:w="1371" w:type="dxa"/>
-          </w:tcPr>
-          <w:p>
-            <w:pPr>
-              <w:pStyle w:val="Compact"/>
-              <w:jc w:val="left"/>
-            </w:pPr>
-            <w:r>
-              <w:rPr>
-                <w:sz w:val="18"/>
-              </w:rPr>
-              <w:t xml:space="preserve">Abierto</w:t>
-            </w:r>
-          </w:p>
-        </w:tc>
-      </w:tr>
-      <w:tr>
-        <w:tc>
-          <w:tcPr>
-            <w:tcW w:w="1156" w:type="dxa"/>
-          </w:tcPr>
-          <w:p>
-            <w:pPr>
-              <w:pStyle w:val="Compact"/>
-              <w:jc w:val="left"/>
-            </w:pPr>
-            <w:r>
-              <w:rPr>
-                <w:sz w:val="18"/>
-              </w:rPr>
-              <w:t xml:space="preserve">D-04</w:t>
-            </w:r>
-          </w:p>
-        </w:tc>
-        <w:tc>
-          <w:tcPr>
-            <w:tcW w:w="1984" w:type="dxa"/>
-          </w:tcPr>
-          <w:p>
-            <w:pPr>
-              <w:pStyle w:val="Compact"/>
-              <w:jc w:val="left"/>
-            </w:pPr>
-            <w:r>
-              <w:rPr>
-                <w:sz w:val="18"/>
-              </w:rPr>
-              <w:t xml:space="preserve">Frecuencia de reuniones</w:t>
-            </w:r>
-          </w:p>
-        </w:tc>
-        <w:tc>
-          <w:tcPr>
-            <w:tcW w:w="3403" w:type="dxa"/>
-          </w:tcPr>
-          <w:p>
-            <w:pPr>
-              <w:pStyle w:val="Compact"/>
-              <w:jc w:val="left"/>
-            </w:pPr>
-            <w:r>
-              <w:rPr>
-                <w:sz w:val="18"/>
-              </w:rPr>
-              <w:t xml:space="preserve">La frecuencia semanal es propuesta. SICMA-PRY deja abierta su definición</w:t>
-            </w:r>
-          </w:p>
-        </w:tc>
-        <w:tc>
-          <w:tcPr>
-            <w:tcW w:w="1371" w:type="dxa"/>
-          </w:tcPr>
-          <w:p>
-            <w:pPr>
-              <w:pStyle w:val="Compact"/>
-              <w:jc w:val="left"/>
-            </w:pPr>
-            <w:r>
-              <w:rPr>
-                <w:sz w:val="18"/>
-              </w:rPr>
-              <w:t xml:space="preserve">Abierto</w:t>
-            </w:r>
-          </w:p>
-        </w:tc>
-      </w:tr>
-      <w:tr>
-        <w:tc>
-          <w:tcPr>
-            <w:tcW w:w="1156" w:type="dxa"/>
-          </w:tcPr>
-          <w:p>
-            <w:pPr>
-              <w:pStyle w:val="Compact"/>
-              <w:jc w:val="left"/>
-            </w:pPr>
-            <w:r>
-              <w:rPr>
-                <w:sz w:val="18"/>
-              </w:rPr>
-              <w:t xml:space="preserve">D-05</w:t>
-            </w:r>
-          </w:p>
-        </w:tc>
-        <w:tc>
-          <w:tcPr>
-            <w:tcW w:w="1984" w:type="dxa"/>
-          </w:tcPr>
-          <w:p>
-            <w:pPr>
-              <w:pStyle w:val="Compact"/>
-              <w:jc w:val="left"/>
-            </w:pPr>
-            <w:r>
-              <w:rPr>
-                <w:sz w:val="18"/>
-              </w:rPr>
-              <w:t xml:space="preserve">Canal con el docente</w:t>
-            </w:r>
-          </w:p>
-        </w:tc>
-        <w:tc>
-          <w:tcPr>
-            <w:tcW w:w="3403" w:type="dxa"/>
-          </w:tcPr>
-          <w:p>
-            <w:pPr>
-              <w:pStyle w:val="Compact"/>
-              <w:jc w:val="left"/>
-            </w:pPr>
-            <w:r>
-              <w:rPr>
-                <w:sz w:val="18"/>
-              </w:rPr>
-              <w:t xml:space="preserve">Se usa el canal y las fechas que fije la asignatura, sin suponer disponibilidad adicional</w:t>
-            </w:r>
-          </w:p>
-        </w:tc>
-        <w:tc>
-          <w:tcPr>
-            <w:tcW w:w="1371" w:type="dxa"/>
-          </w:tcPr>
-          <w:p>
-            <w:pPr>
-              <w:pStyle w:val="Compact"/>
-              <w:jc w:val="left"/>
-            </w:pPr>
-            <w:r>
-              <w:rPr>
-                <w:sz w:val="18"/>
-              </w:rPr>
-              <w:t xml:space="preserve">Abierto</w:t>
-            </w:r>
-          </w:p>
-        </w:tc>
-      </w:tr>
-      <w:tr>
-        <w:tc>
-          <w:tcPr>
-            <w:tcW w:w="1156" w:type="dxa"/>
-          </w:tcPr>
-          <w:p>
-            <w:pPr>
-              <w:pStyle w:val="Compact"/>
-              <w:jc w:val="left"/>
-            </w:pPr>
-            <w:r>
-              <w:rPr>
-                <w:sz w:val="18"/>
-              </w:rPr>
-              <w:t xml:space="preserve">D-06</w:t>
-            </w:r>
-          </w:p>
-        </w:tc>
-        <w:tc>
-          <w:tcPr>
-            <w:tcW w:w="1984" w:type="dxa"/>
-          </w:tcPr>
-          <w:p>
-            <w:pPr>
-              <w:pStyle w:val="Compact"/>
-              <w:jc w:val="left"/>
-            </w:pPr>
-            <w:r>
-              <w:rPr>
-                <w:sz w:val="18"/>
-              </w:rPr>
-              <w:t xml:space="preserve">Revisión de los roles del escenario</w:t>
-            </w:r>
-          </w:p>
-        </w:tc>
-        <w:tc>
-          <w:tcPr>
-            <w:tcW w:w="3403" w:type="dxa"/>
-          </w:tcPr>
-          <w:p>
-            <w:pPr>
-              <w:pStyle w:val="Compact"/>
-              <w:jc w:val="left"/>
-            </w:pPr>
-            <w:r>
-              <w:rPr>
-                <w:sz w:val="18"/>
-              </w:rPr>
-              <w:t xml:space="preserve">Falta asignar quién representa a cada rol y en qué fecha se hace cada recorrido</w:t>
-            </w:r>
-          </w:p>
-        </w:tc>
-        <w:tc>
-          <w:tcPr>
-            <w:tcW w:w="1371" w:type="dxa"/>
-          </w:tcPr>
-          <w:p>
-            <w:pPr>
-              <w:pStyle w:val="Compact"/>
-              <w:jc w:val="left"/>
-            </w:pPr>
-            <w:r>
-              <w:rPr>
-                <w:sz w:val="18"/>
-              </w:rPr>
-              <w:t xml:space="preserve">Abierto</w:t>
-            </w:r>
-          </w:p>
-        </w:tc>
-      </w:tr>
-    </w:tbl>
-    <w:bookmarkEnd w:id="32"/>
-    <w:bookmarkStart w:id="33" w:name="glosario-y-referencias"/>
-    <w:p>
-      <w:pPr>
-        <w:pStyle w:val="Heading2"/>
-      </w:pPr>
-      <w:r>
-        <w:t xml:space="preserve">Glosario y referencias</w:t>
-      </w:r>
-    </w:p>
-    <w:tbl>
-      <w:tblPr>
-        <w:tblStyle w:val="Table"/>
-        <w:tblW w:type="pct" w:w="5000"/>
-        <w:tblLook w:firstRow="1" w:lastRow="0" w:firstColumn="0" w:lastColumn="0" w:noHBand="0" w:noVBand="0" w:val="0020"/>
-        <w:jc w:val="start"/>
-        <w:tblBorders>
-          <w:top w:val="single" w:sz="4" w:color="808080"/>
-          <w:left w:val="single" w:sz="4" w:color="808080"/>
-          <w:bottom w:val="single" w:sz="4" w:color="808080"/>
-          <w:right w:val="single" w:sz="4" w:color="808080"/>
-          <w:insideH w:val="single" w:sz="4" w:color="808080"/>
-          <w:insideV w:val="single" w:sz="4" w:color="808080"/>
-        </w:tblBorders>
-      </w:tblPr>
-      <w:tblGrid>
-        <w:gridCol w:w="2632"/>
-        <w:gridCol w:w="5285"/>
-      </w:tblGrid>
-      <w:tr>
-        <w:trPr>
-          <w:tblHeader w:val="true"/>
-        </w:trPr>
-        <w:tc>
-          <w:tcPr>
-            <w:tcW w:w="2632" w:type="dxa"/>
-            <w:shd w:val="clear" w:color="auto" w:fill="D9E2F3"/>
-          </w:tcPr>
-          <w:p>
-            <w:pPr>
-              <w:pStyle w:val="Compact"/>
-              <w:jc w:val="left"/>
-            </w:pPr>
-            <w:r>
-              <w:rPr>
-                <w:b/>
-                <w:sz w:val="18"/>
-              </w:rPr>
-              <w:t xml:space="preserve">Término</w:t>
-            </w:r>
-          </w:p>
-        </w:tc>
-        <w:tc>
-          <w:tcPr>
-            <w:tcW w:w="5285" w:type="dxa"/>
-            <w:shd w:val="clear" w:color="auto" w:fill="D9E2F3"/>
-          </w:tcPr>
-          <w:p>
-            <w:pPr>
-              <w:pStyle w:val="Compact"/>
-              <w:jc w:val="left"/>
-            </w:pPr>
-            <w:r>
-              <w:rPr>
-                <w:b/>
-                <w:sz w:val="18"/>
-              </w:rPr>
-              <w:t xml:space="preserve">Definición</w:t>
-            </w:r>
-          </w:p>
-        </w:tc>
-      </w:tr>
-      <w:tr>
-        <w:tc>
-          <w:tcPr>
-            <w:tcW w:w="2632" w:type="dxa"/>
-          </w:tcPr>
-          <w:p>
-            <w:pPr>
-              <w:pStyle w:val="Compact"/>
-              <w:jc w:val="left"/>
-            </w:pPr>
-            <w:r>
-              <w:rPr>
-                <w:sz w:val="18"/>
-              </w:rPr>
-              <w:t xml:space="preserve">Stakeholder</w:t>
-            </w:r>
-          </w:p>
-        </w:tc>
-        <w:tc>
-          <w:tcPr>
-            <w:tcW w:w="5285" w:type="dxa"/>
-          </w:tcPr>
-          <w:p>
-            <w:pPr>
-              <w:pStyle w:val="Compact"/>
-              <w:jc w:val="left"/>
-            </w:pPr>
-            <w:r>
-              <w:rPr>
-                <w:sz w:val="18"/>
-              </w:rPr>
-              <w:t xml:space="preserve">Persona o rol que participa en el proyecto, lo evalúa o representa una necesidad de uso</w:t>
-            </w:r>
-          </w:p>
-        </w:tc>
-      </w:tr>
-      <w:tr>
-        <w:tc>
-          <w:tcPr>
-            <w:tcW w:w="2632" w:type="dxa"/>
-          </w:tcPr>
-          <w:p>
-            <w:pPr>
-              <w:pStyle w:val="Compact"/>
-              <w:jc w:val="left"/>
-            </w:pPr>
-            <w:r>
-              <w:rPr>
-                <w:sz w:val="18"/>
-              </w:rPr>
-              <w:t xml:space="preserve">Interesado real</w:t>
-            </w:r>
-          </w:p>
-        </w:tc>
-        <w:tc>
-          <w:tcPr>
-            <w:tcW w:w="5285" w:type="dxa"/>
-          </w:tcPr>
-          <w:p>
-            <w:pPr>
-              <w:pStyle w:val="Compact"/>
-              <w:jc w:val="left"/>
-            </w:pPr>
-            <w:r>
-              <w:rPr>
-                <w:sz w:val="18"/>
-              </w:rPr>
-              <w:t xml:space="preserve">Persona confirmada que participa en el proyecto: el equipo y el docente</w:t>
-            </w:r>
-          </w:p>
-        </w:tc>
-      </w:tr>
-      <w:tr>
-        <w:tc>
-          <w:tcPr>
-            <w:tcW w:w="2632" w:type="dxa"/>
-          </w:tcPr>
-          <w:p>
-            <w:pPr>
-              <w:pStyle w:val="Compact"/>
-              <w:jc w:val="left"/>
-            </w:pPr>
-            <w:r>
-              <w:rPr>
-                <w:sz w:val="18"/>
-              </w:rPr>
-              <w:t xml:space="preserve">Rol del escenario</w:t>
-            </w:r>
-          </w:p>
-        </w:tc>
-        <w:tc>
-          <w:tcPr>
-            <w:tcW w:w="5285" w:type="dxa"/>
-          </w:tcPr>
-          <w:p>
-            <w:pPr>
-              <w:pStyle w:val="Compact"/>
-              <w:jc w:val="left"/>
-            </w:pPr>
-            <w:r>
-              <w:rPr>
-                <w:sz w:val="18"/>
-              </w:rPr>
-              <w:t xml:space="preserve">Rol que representa una necesidad de uso y que encarna un integrante del equipo con cuentas de prueba</w:t>
-            </w:r>
-          </w:p>
-        </w:tc>
-      </w:tr>
-      <w:tr>
-        <w:tc>
-          <w:tcPr>
-            <w:tcW w:w="2632" w:type="dxa"/>
-          </w:tcPr>
-          <w:p>
-            <w:pPr>
-              <w:pStyle w:val="Compact"/>
-              <w:jc w:val="left"/>
-            </w:pPr>
-            <w:r>
-              <w:rPr>
-                <w:sz w:val="18"/>
-              </w:rPr>
-              <w:t xml:space="preserve">Influencia</w:t>
-            </w:r>
-          </w:p>
-        </w:tc>
-        <w:tc>
-          <w:tcPr>
-            <w:tcW w:w="5285" w:type="dxa"/>
-          </w:tcPr>
-          <w:p>
-            <w:pPr>
-              <w:pStyle w:val="Compact"/>
-              <w:jc w:val="left"/>
-            </w:pPr>
-            <w:r>
-              <w:rPr>
-                <w:sz w:val="18"/>
-              </w:rPr>
-              <w:t xml:space="preserve">Capacidad de decidir o condicionar el alcance, la evaluación o la validación</w:t>
-            </w:r>
-          </w:p>
-        </w:tc>
-      </w:tr>
-      <w:tr>
-        <w:tc>
-          <w:tcPr>
-            <w:tcW w:w="2632" w:type="dxa"/>
-          </w:tcPr>
-          <w:p>
-            <w:pPr>
-              <w:pStyle w:val="Compact"/>
-              <w:jc w:val="left"/>
-            </w:pPr>
-            <w:r>
-              <w:rPr>
-                <w:sz w:val="18"/>
-              </w:rPr>
-              <w:t xml:space="preserve">Interés</w:t>
-            </w:r>
-          </w:p>
-        </w:tc>
-        <w:tc>
-          <w:tcPr>
-            <w:tcW w:w="5285" w:type="dxa"/>
-          </w:tcPr>
-          <w:p>
-            <w:pPr>
-              <w:pStyle w:val="Compact"/>
-              <w:jc w:val="left"/>
-            </w:pPr>
-            <w:r>
-              <w:rPr>
-                <w:sz w:val="18"/>
-              </w:rPr>
-              <w:t xml:space="preserve">Medida en que el stakeholder participa en los resultados</w:t>
-            </w:r>
-          </w:p>
-        </w:tc>
-      </w:tr>
-      <w:tr>
-        <w:tc>
-          <w:tcPr>
-            <w:tcW w:w="2632" w:type="dxa"/>
-          </w:tcPr>
-          <w:p>
-            <w:pPr>
-              <w:pStyle w:val="Compact"/>
-              <w:jc w:val="left"/>
-            </w:pPr>
-            <w:r>
-              <w:rPr>
-                <w:sz w:val="18"/>
-              </w:rPr>
-              <w:t xml:space="preserve">Key user</w:t>
-            </w:r>
-          </w:p>
-        </w:tc>
-        <w:tc>
-          <w:tcPr>
-            <w:tcW w:w="5285" w:type="dxa"/>
-          </w:tcPr>
-          <w:p>
-            <w:pPr>
-              <w:pStyle w:val="Compact"/>
-              <w:jc w:val="left"/>
-            </w:pPr>
-            <w:r>
-              <w:rPr>
-                <w:sz w:val="18"/>
-              </w:rPr>
-              <w:t xml:space="preserve">Usuario del servicio sobre el que se hará una intervención; solo recibe avisos</w:t>
-            </w:r>
-          </w:p>
-        </w:tc>
-      </w:tr>
-      <w:tr>
-        <w:tc>
-          <w:tcPr>
-            <w:tcW w:w="2632" w:type="dxa"/>
-          </w:tcPr>
-          <w:p>
-            <w:pPr>
-              <w:pStyle w:val="Compact"/>
-              <w:jc w:val="left"/>
-            </w:pPr>
-            <w:r>
-              <w:rPr>
-                <w:sz w:val="18"/>
-              </w:rPr>
-              <w:t xml:space="preserve">Persona que ingresa</w:t>
-            </w:r>
-          </w:p>
-        </w:tc>
-        <w:tc>
-          <w:tcPr>
-            <w:tcW w:w="5285" w:type="dxa"/>
-          </w:tcPr>
-          <w:p>
-            <w:pPr>
-              <w:pStyle w:val="Compact"/>
-              <w:jc w:val="left"/>
-            </w:pPr>
-            <w:r>
-              <w:rPr>
-                <w:sz w:val="18"/>
-              </w:rPr>
-              <w:t xml:space="preserve">Persona que se valida en el lector HID para un acceso físico</w:t>
-            </w:r>
-          </w:p>
-        </w:tc>
-      </w:tr>
-    </w:tbl>
-    <w:p>
-      <w:pPr>
-        <w:pStyle w:val="Heading3"/>
-      </w:pPr>
-      <w:r>
-        <w:t>Referencias</w:t>
-      </w:r>
-    </w:p>
-    <w:p>
-      <w:pPr>
-        <w:pStyle w:val="BodyText"/>
-        <w:keepNext/>
-        <w:spacing w:line="360" w:lineRule="auto" w:before="160" w:after="0"/>
-        <w:ind w:firstLine="709"/>
-        <w:jc w:val="both"/>
-      </w:pPr>
-      <w:r>
-        <w:rPr>
-          <w:b/>
-          <w:sz w:val="22"/>
-        </w:rPr>
-        <w:t>Documentos del proyecto</w:t>
-      </w:r>
-    </w:p>
-    <w:p>
-      <w:pPr>
-        <w:pStyle w:val="Compact"/>
-        <w:spacing w:after="60"/>
-        <w:ind w:left="510" w:hanging="510"/>
-      </w:pPr>
-      <w:r>
-        <w:rPr>
-          <w:b w:val="0"/>
-        </w:rPr>
-        <w:t>[1] Equipo SICMA. Formato Universal de documentos SICMA. 2026.</w:t>
-      </w:r>
-    </w:p>
-    <w:p>
-      <w:pPr>
-        <w:pStyle w:val="Compact"/>
-        <w:spacing w:after="60"/>
-        <w:ind w:left="510" w:hanging="510"/>
-      </w:pPr>
-      <w:r>
-        <w:rPr>
-          <w:b w:val="0"/>
-        </w:rPr>
-        <w:t>[2] Equipo SICMA. Gestión de stakeholders, versión 1.1 (5 de octubre de 2026). Documento de la Fase 1.</w:t>
-      </w:r>
-    </w:p>
-    <w:p>
-      <w:pPr>
-        <w:pStyle w:val="Compact"/>
-        <w:spacing w:after="60"/>
-        <w:ind w:left="510" w:hanging="510"/>
-      </w:pPr>
-      <w:r>
-        <w:rPr>
-          <w:b w:val="0"/>
-        </w:rPr>
-        <w:t>[3] SICMA-REQ v1.0. Requerimientos. Equipo SICMA, 2026-10-17.</w:t>
-      </w:r>
-    </w:p>
-    <w:p>
-      <w:pPr>
-        <w:pStyle w:val="Compact"/>
-        <w:spacing w:after="60"/>
-        <w:ind w:left="510" w:hanging="510"/>
-      </w:pPr>
-      <w:r>
-        <w:rPr>
-          <w:b w:val="0"/>
-        </w:rPr>
-        <w:t>[4] SICMA-PRY v1.0. Plan del Proyecto. Equipo SICMA, 2026-10-17.</w:t>
-      </w:r>
-    </w:p>
-    <w:p>
-      <w:pPr>
-        <w:pStyle w:val="Compact"/>
-        <w:spacing w:after="60"/>
-        <w:ind w:left="510" w:hanging="510"/>
-      </w:pPr>
-      <w:r>
-        <w:rPr>
-          <w:b w:val="0"/>
-        </w:rPr>
-        <w:t>[5] SICMA-RCF v1.0. Resolución de Conflictos. Equipo SICMA, 2026-10-17.</w:t>
-      </w:r>
-    </w:p>
-    <w:p>
-      <w:pPr>
-        <w:pStyle w:val="Compact"/>
-        <w:spacing w:after="60"/>
-        <w:ind w:left="510" w:hanging="510"/>
-      </w:pPr>
-      <w:r>
-        <w:rPr>
-          <w:b w:val="0"/>
-        </w:rPr>
-        <w:t>[6] SICMA-EAV v1.0. Estado de Avance. Equipo SICMA, 2026-10-17.</w:t>
-      </w:r>
-    </w:p>
-    <w:p>
-      <w:pPr>
-        <w:pStyle w:val="BodyText"/>
-        <w:keepNext/>
-        <w:spacing w:line="360" w:lineRule="auto" w:before="160" w:after="0"/>
-        <w:ind w:firstLine="709"/>
-        <w:jc w:val="both"/>
-      </w:pPr>
-      <w:r>
-        <w:rPr>
-          <w:b/>
-          <w:sz w:val="22"/>
-        </w:rPr>
-        <w:t>Normas y fuentes externas</w:t>
-      </w:r>
-    </w:p>
-    <w:p>
-      <w:pPr>
-        <w:pStyle w:val="Compact"/>
-        <w:spacing w:after="60"/>
-        <w:ind w:left="510" w:hanging="510"/>
-      </w:pPr>
-      <w:r>
-        <w:rPr>
-          <w:b w:val="0"/>
-        </w:rPr>
-        <w:t>[7] Project Management Institute. (2021). A Guide to the Project Management Body of Knowledge (PMBOK Guide), 7.ª edición. PMI.</w:t>
-      </w:r>
-    </w:p>
-    <w:p>
-      <w:pPr>
-        <w:pStyle w:val="Compact"/>
-        <w:spacing w:after="60"/>
-        <w:ind w:left="510" w:hanging="510"/>
-      </w:pPr>
-      <w:r>
-        <w:rPr>
-          <w:b w:val="0"/>
-        </w:rPr>
-        <w:t>[8] Mendelow, A. L. (1981). Environmental scanning: The impact of the stakeholder concept. Proceedings of the Second International Conference on Information Systems, 407-418.</w:t>
-      </w:r>
-    </w:p>
-    <w:bookmarkEnd w:id="33"/>
-    <w:bookmarkStart w:id="35" w:name="anexos"/>
-    <w:p>
-      <w:pPr>
-        <w:pStyle w:val="Heading2"/>
-      </w:pPr>
-      <w:r>
-        <w:t xml:space="preserve">Anexos</w:t>
-      </w:r>
-    </w:p>
-    <w:bookmarkStart w:id="34" w:name="X19703fa27a8cafca26eaf91878a4aab173322a7"/>
-    <w:p>
-      <w:pPr>
-        <w:pStyle w:val="Heading3"/>
-      </w:pPr>
-      <w:r>
-        <w:t xml:space="preserve">Anexo A. Plantilla del registro de revisión de un recorrido</w:t>
-      </w:r>
-    </w:p>
-    <w:tbl>
-      <w:tblPr>
-        <w:tblStyle w:val="Table"/>
-        <w:tblW w:type="pct" w:w="5000"/>
-        <w:tblLook w:firstRow="1" w:lastRow="0" w:firstColumn="0" w:lastColumn="0" w:noHBand="0" w:noVBand="0" w:val="0020"/>
-        <w:jc w:val="start"/>
-        <w:tblBorders>
-          <w:top w:val="single" w:sz="4" w:color="808080"/>
-          <w:left w:val="single" w:sz="4" w:color="808080"/>
-          <w:bottom w:val="single" w:sz="4" w:color="808080"/>
-          <w:right w:val="single" w:sz="4" w:color="808080"/>
-          <w:insideH w:val="single" w:sz="4" w:color="808080"/>
-          <w:insideV w:val="single" w:sz="4" w:color="808080"/>
-        </w:tblBorders>
-      </w:tblPr>
-      <w:tblGrid>
-        <w:gridCol w:w="3355"/>
-        <w:gridCol w:w="4562"/>
-      </w:tblGrid>
-      <w:tr>
-        <w:trPr>
-          <w:tblHeader w:val="true"/>
-        </w:trPr>
-        <w:tc>
-          <w:tcPr>
-            <w:tcW w:w="3355" w:type="dxa"/>
-            <w:shd w:val="clear" w:color="auto" w:fill="D9E2F3"/>
-          </w:tcPr>
-          <w:p>
-            <w:pPr>
-              <w:pStyle w:val="Compact"/>
-              <w:jc w:val="left"/>
-            </w:pPr>
-            <w:r>
-              <w:rPr>
-                <w:b/>
-                <w:sz w:val="18"/>
-              </w:rPr>
-              <w:t xml:space="preserve">Campo</w:t>
-            </w:r>
-          </w:p>
-        </w:tc>
-        <w:tc>
-          <w:tcPr>
-            <w:tcW w:w="4562" w:type="dxa"/>
-            <w:shd w:val="clear" w:color="auto" w:fill="D9E2F3"/>
-          </w:tcPr>
-          <w:p>
-            <w:pPr>
-              <w:pStyle w:val="Compact"/>
-              <w:jc w:val="left"/>
-            </w:pPr>
-            <w:r>
-              <w:rPr>
-                <w:b/>
-                <w:sz w:val="18"/>
-              </w:rPr>
-              <w:t xml:space="preserve">Contenido</w:t>
-            </w:r>
-          </w:p>
-        </w:tc>
-      </w:tr>
-      <w:tr>
-        <w:tc>
-          <w:tcPr>
-            <w:tcW w:w="3355" w:type="dxa"/>
-          </w:tcPr>
-          <w:p>
-            <w:pPr>
-              <w:pStyle w:val="Compact"/>
-              <w:jc w:val="left"/>
-            </w:pPr>
-            <w:r>
-              <w:rPr>
-                <w:sz w:val="18"/>
-              </w:rPr>
-              <w:t xml:space="preserve">Rol del escenario</w:t>
-            </w:r>
-          </w:p>
-        </w:tc>
-        <w:tc>
-          <w:tcPr>
-            <w:tcW w:w="4562" w:type="dxa"/>
-          </w:tcPr>
-          <w:p>
-            <w:pPr>
-              <w:pStyle w:val="Compact"/>
-              <w:jc w:val="left"/>
-            </w:pPr>
-            <w:r>
-              <w:rPr>
-                <w:sz w:val="18"/>
-              </w:rPr>
-              <w:t xml:space="preserve">ST-XX y nombre del rol</w:t>
-            </w:r>
-          </w:p>
-        </w:tc>
-      </w:tr>
-      <w:tr>
-        <w:tc>
-          <w:tcPr>
-            <w:tcW w:w="3355" w:type="dxa"/>
-          </w:tcPr>
-          <w:p>
-            <w:pPr>
-              <w:pStyle w:val="Compact"/>
-              <w:jc w:val="left"/>
-            </w:pPr>
-            <w:r>
-              <w:rPr>
-                <w:sz w:val="18"/>
-              </w:rPr>
-              <w:t xml:space="preserve">Quién lo representa y quién lo revisa</w:t>
-            </w:r>
-          </w:p>
-        </w:tc>
-        <w:tc>
-          <w:tcPr>
-            <w:tcW w:w="4562" w:type="dxa"/>
-          </w:tcPr>
-          <w:p>
-            <w:pPr>
-              <w:pStyle w:val="Compact"/>
-              <w:jc w:val="left"/>
-            </w:pPr>
-            <w:r>
-              <w:rPr>
-                <w:sz w:val="18"/>
-              </w:rPr>
-              <w:t xml:space="preserve">Dos integrantes distintos</w:t>
-            </w:r>
-          </w:p>
-        </w:tc>
-      </w:tr>
-      <w:tr>
-        <w:tc>
-          <w:tcPr>
-            <w:tcW w:w="3355" w:type="dxa"/>
-          </w:tcPr>
-          <w:p>
-            <w:pPr>
-              <w:pStyle w:val="Compact"/>
-              <w:jc w:val="left"/>
-            </w:pPr>
-            <w:r>
-              <w:rPr>
-                <w:sz w:val="18"/>
-              </w:rPr>
-              <w:t xml:space="preserve">Fecha</w:t>
-            </w:r>
-          </w:p>
-        </w:tc>
-        <w:tc>
-          <w:tcPr>
-            <w:tcW w:w="4562" w:type="dxa"/>
-          </w:tcPr>
-          <w:p>
-            <w:pPr>
-              <w:pStyle w:val="Compact"/>
-              <w:jc w:val="left"/>
-            </w:pPr>
-            <w:r>
-              <w:rPr>
-                <w:sz w:val="18"/>
-              </w:rPr>
-              <w:t xml:space="preserve">Cuándo se hizo el recorrido</w:t>
-            </w:r>
-          </w:p>
-        </w:tc>
-      </w:tr>
-      <w:tr>
-        <w:tc>
-          <w:tcPr>
-            <w:tcW w:w="3355" w:type="dxa"/>
-          </w:tcPr>
-          <w:p>
-            <w:pPr>
-              <w:pStyle w:val="Compact"/>
-              <w:jc w:val="left"/>
-            </w:pPr>
-            <w:r>
-              <w:rPr>
-                <w:sz w:val="18"/>
-              </w:rPr>
-              <w:t xml:space="preserve">Flujo revisado</w:t>
-            </w:r>
-          </w:p>
-        </w:tc>
-        <w:tc>
-          <w:tcPr>
-            <w:tcW w:w="4562" w:type="dxa"/>
-          </w:tcPr>
-          <w:p>
-            <w:pPr>
-              <w:pStyle w:val="Compact"/>
-              <w:jc w:val="left"/>
-            </w:pPr>
-            <w:r>
-              <w:rPr>
-                <w:sz w:val="18"/>
-              </w:rPr>
-              <w:t xml:space="preserve">Por ejemplo, solicitud, aprobación, asignación y cierre de una intervención</w:t>
-            </w:r>
-          </w:p>
-        </w:tc>
-      </w:tr>
-      <w:tr>
-        <w:tc>
-          <w:tcPr>
-            <w:tcW w:w="3355" w:type="dxa"/>
-          </w:tcPr>
-          <w:p>
-            <w:pPr>
-              <w:pStyle w:val="Compact"/>
-              <w:jc w:val="left"/>
-            </w:pPr>
-            <w:r>
-              <w:rPr>
-                <w:sz w:val="18"/>
-              </w:rPr>
-              <w:t xml:space="preserve">Resultado esperado y observado</w:t>
-            </w:r>
-          </w:p>
-        </w:tc>
-        <w:tc>
-          <w:tcPr>
-            <w:tcW w:w="4562" w:type="dxa"/>
-          </w:tcPr>
-          <w:p>
-            <w:pPr>
-              <w:pStyle w:val="Compact"/>
-              <w:jc w:val="left"/>
-            </w:pPr>
-            <w:r>
-              <w:rPr>
-                <w:sz w:val="18"/>
-              </w:rPr>
-              <w:t xml:space="preserve">Qué debía pasar y qué pasó</w:t>
-            </w:r>
-          </w:p>
-        </w:tc>
-      </w:tr>
-      <w:tr>
-        <w:tc>
-          <w:tcPr>
-            <w:tcW w:w="3355" w:type="dxa"/>
-          </w:tcPr>
-          <w:p>
-            <w:pPr>
-              <w:pStyle w:val="Compact"/>
-              <w:jc w:val="left"/>
-            </w:pPr>
-            <w:r>
-              <w:rPr>
-                <w:sz w:val="18"/>
-              </w:rPr>
-              <w:t xml:space="preserve">Observaciones</w:t>
-            </w:r>
-          </w:p>
-        </w:tc>
-        <w:tc>
-          <w:tcPr>
-            <w:tcW w:w="4562" w:type="dxa"/>
-          </w:tcPr>
-          <w:p>
-            <w:pPr>
-              <w:pStyle w:val="Compact"/>
-              <w:jc w:val="left"/>
-            </w:pPr>
-            <w:r>
-              <w:rPr>
-                <w:sz w:val="18"/>
-              </w:rPr>
-              <w:t xml:space="preserve">Hechos, sin juicios de valor</w:t>
-            </w:r>
-          </w:p>
-        </w:tc>
-      </w:tr>
-      <w:tr>
-        <w:tc>
-          <w:tcPr>
-            <w:tcW w:w="3355" w:type="dxa"/>
-          </w:tcPr>
-          <w:p>
-            <w:pPr>
-              <w:pStyle w:val="Compact"/>
-              <w:jc w:val="left"/>
-            </w:pPr>
-            <w:r>
-              <w:rPr>
-                <w:sz w:val="18"/>
-              </w:rPr>
-              <w:t xml:space="preserve">Estado</w:t>
-            </w:r>
-          </w:p>
-        </w:tc>
-        <w:tc>
-          <w:tcPr>
-            <w:tcW w:w="4562" w:type="dxa"/>
+        <w:tc>
+          <w:tcPr>
+            <w:tcW w:w="4561" w:type="dxa"/>
           </w:tcPr>
           <w:p>
             <w:pPr>

--- a/Fase 2/Evidencias del Proyecto/SICMA_STK_v1.1.docx
+++ b/Fase 2/Evidencias del Proyecto/SICMA_STK_v1.1.docx
@@ -1064,7 +1064,7 @@
               <w:rPr>
                 <w:sz w:val="18"/>
               </w:rPr>
-              <w:t>Primera versión del registro y análisis de stakeholders de SICMA Se aplica el formato de entrega (márgenes de 3 cm, interlineado 1,5, sangría y texto justificado). Se ajusta el ancho de las columnas de las tablas. Las referencias pasan a una hoja aparte.</w:t>
+              <w:t>Primera versión del registro y análisis de stakeholders de SICMA.</w:t>
             </w:r>
           </w:p>
         </w:tc>
@@ -1117,7 +1117,7 @@
               <w:rPr>
                 <w:sz w:val="18"/>
               </w:rPr>
-              <w:t xml:space="preserve">Fidel Rodríguez</w:t>
+              <w:t>Claudio Varas</w:t>
             </w:r>
           </w:p>
         </w:tc>
@@ -1134,7 +1134,7 @@
               <w:rPr>
                 <w:sz w:val="18"/>
               </w:rPr>
-              <w:t>Se rehace el registro con los stakeholders del documento Gestión de stakeholders de la Fase 1: 4 interesados reales y 7 roles del escenario. Se quitan las tecnologías, los proveedores, las instituciones y los departamentos que figuraban como stakeholders Se quita la etiqueta Vigente de la portada.</w:t>
+              <w:t>Se rehace el registro con los stakeholders del documento Gestión de stakeholders de la Fase 1: 4 interesados reales y 7 roles del escenario. Se quitan las tecnologías, los proveedores, las instituciones y los departamentos que figuraban como stakeholders.</w:t>
             </w:r>
           </w:p>
         </w:tc>

--- a/Fase 2/Evidencias del Proyecto/SICMA_STK_v1.1.docx
+++ b/Fase 2/Evidencias del Proyecto/SICMA_STK_v1.1.docx
@@ -301,73 +301,7 @@
     </w:p>
     <w:p>
       <w:pPr>
-        <w:pStyle w:val="Title"/>
         <w:pageBreakBefore/>
-      </w:pPr>
-      <w:r>
-        <w:t xml:space="preserve">SICMA</w:t>
-      </w:r>
-      <w:r>
-        <w:t xml:space="preserve"> </w:t>
-      </w:r>
-      <w:r>
-        <w:t xml:space="preserve">·</w:t>
-      </w:r>
-      <w:r>
-        <w:t xml:space="preserve"> </w:t>
-      </w:r>
-      <w:r>
-        <w:t xml:space="preserve">Stakeholders</w:t>
-      </w:r>
-    </w:p>
-    <w:p>
-      <w:pPr>
-        <w:pStyle w:val="Subtitle"/>
-      </w:pPr>
-      <w:r>
-        <w:t xml:space="preserve">SICMA-STK</w:t>
-      </w:r>
-      <w:r>
-        <w:t xml:space="preserve"> </w:t>
-      </w:r>
-      <w:r>
-        <w:t xml:space="preserve">·</w:t>
-      </w:r>
-      <w:r>
-        <w:t xml:space="preserve"> </w:t>
-      </w:r>
-      <w:r>
-        <w:t xml:space="preserve">Versión</w:t>
-      </w:r>
-      <w:r>
-        <w:t xml:space="preserve"> </w:t>
-      </w:r>
-      <w:r>
-        <w:t xml:space="preserve">1.1</w:t>
-      </w:r>
-      <w:r>
-        <w:t xml:space="preserve"> </w:t>
-      </w:r>
-      <w:r>
-        <w:t xml:space="preserve">·</w:t>
-      </w:r>
-      <w:r>
-        <w:t xml:space="preserve"> </w:t>
-      </w:r>
-      <w:r>
-        <w:t xml:space="preserve">Vigente</w:t>
-      </w:r>
-    </w:p>
-    <w:p>
-      <w:pPr>
-        <w:pStyle w:val="Date"/>
-      </w:pPr>
-      <w:r>
-        <w:t xml:space="preserve">2026-10-17</w:t>
-      </w:r>
-    </w:p>
-    <w:p>
-      <w:pPr>
         <w:spacing w:before="360" w:after="160"/>
       </w:pPr>
       <w:r>
@@ -575,7 +509,7 @@
         <w:pStyle w:val="toc1"/>
       </w:pPr>
       <w:r>
-        <w:t>Glosario y referencias</w:t>
+        <w:t>Glosario</w:t>
       </w:r>
       <w:r>
         <w:tab/>
@@ -586,7 +520,7 @@
     </w:p>
     <w:p>
       <w:pPr>
-        <w:pStyle w:val="toc2"/>
+        <w:pStyle w:val="toc1"/>
       </w:pPr>
       <w:r>
         <w:t>Referencias</w:t>
@@ -6289,7 +6223,7 @@
         <w:pStyle w:val="Heading2"/>
       </w:pPr>
       <w:r>
-        <w:t xml:space="preserve">Glosario y referencias</w:t>
+        <w:t>Glosario</w:t>
       </w:r>
     </w:p>
     <w:tbl>
@@ -6609,7 +6543,7 @@
     </w:tbl>
     <w:p>
       <w:pPr>
-        <w:pStyle w:val="Heading3"/>
+        <w:pStyle w:val="Heading2"/>
         <w:pageBreakBefore/>
       </w:pPr>
       <w:r>
@@ -7390,7 +7324,7 @@
         <w:rFonts w:asciiTheme="minorHAnsi" w:cstheme="minorBidi" w:eastAsiaTheme="minorHAnsi" w:hAnsiTheme="minorHAnsi"/>
         <w:sz w:val="24"/>
         <w:szCs w:val="24"/>
-        <w:lang w:bidi="ar-SA" w:eastAsia="en-US" w:val="en-US"/>
+        <w:lang w:bidi="ar-SA" w:eastAsia="es-CL" w:val="es-CL"/>
       </w:rPr>
     </w:rPrDefault>
     <w:pPrDefault>
@@ -7422,7 +7356,7 @@
     </w:rPr>
   </w:style>
   <w:style w:customStyle="1" w:styleId="FirstParagraph" w:type="paragraph">
-    <w:name w:val="First Paragraph"/>
+    <w:name w:val="Primer párrafo"/>
     <w:basedOn w:val="BodyText"/>
     <w:next w:val="BodyText"/>
     <w:qFormat/>
@@ -7432,7 +7366,7 @@
     </w:rPr>
   </w:style>
   <w:style w:customStyle="1" w:styleId="Compact" w:type="paragraph">
-    <w:name w:val="Compact"/>
+    <w:name w:val="Compacto"/>
     <w:basedOn w:val="BodyText"/>
     <w:qFormat/>
     <w:pPr>
@@ -7772,7 +7706,7 @@
     <w:unhideWhenUsed/>
   </w:style>
   <w:style w:default="1" w:styleId="Table" w:type="table">
-    <w:name w:val="Table"/>
+    <w:name w:val="Tabla"/>
     <w:basedOn w:val="TableNormal"/>
     <w:semiHidden/>
     <w:unhideWhenUsed/>
@@ -7836,7 +7770,7 @@
     </w:rPr>
   </w:style>
   <w:style w:customStyle="1" w:styleId="TableCaption" w:type="paragraph">
-    <w:name w:val="Table Caption"/>
+    <w:name w:val="Leyenda de tabla"/>
     <w:basedOn w:val="Caption"/>
     <w:pPr>
       <w:keepNext/>
@@ -7846,7 +7780,7 @@
     </w:rPr>
   </w:style>
   <w:style w:customStyle="1" w:styleId="ImageCaption" w:type="paragraph">
-    <w:name w:val="Image Caption"/>
+    <w:name w:val="Leyenda de imagen"/>
     <w:basedOn w:val="Caption"/>
     <w:rPr>
       <w:rFonts w:ascii="Calibri" w:hAnsi="Calibri" w:cs="Calibri" w:eastAsia="Calibri"/>
@@ -7860,7 +7794,7 @@
     </w:rPr>
   </w:style>
   <w:style w:customStyle="1" w:styleId="CaptionedFigure" w:type="paragraph">
-    <w:name w:val="Captioned Figure"/>
+    <w:name w:val="Figura con leyenda"/>
     <w:basedOn w:val="Figure"/>
     <w:pPr>
       <w:keepNext/>
@@ -7875,7 +7809,7 @@
     <w:link w:val="BodyText"/>
   </w:style>
   <w:style w:customStyle="1" w:styleId="VerbatimChar" w:type="character">
-    <w:name w:val="Verbatim Char"/>
+    <w:name w:val="Carácter literal"/>
     <w:basedOn w:val="BodyTextChar"/>
     <w:rPr>
       <w:rFonts w:ascii="Consolas" w:hAnsi="Consolas"/>
@@ -7919,7 +7853,7 @@
     </w:rPr>
   </w:style>
   <w:style w:type="paragraph" w:customStyle="1" w:styleId="SourceCode">
-    <w:name w:val="Source Code"/>
+    <w:name w:val="Código fuente"/>
     <w:basedOn w:val="Normal"/>
     <w:link w:val="VerbatimChar"/>
     <w:pPr>

--- a/Fase 2/Evidencias del Proyecto/SICMA_STK_v1.1.docx
+++ b/Fase 2/Evidencias del Proyecto/SICMA_STK_v1.1.docx
@@ -824,7 +824,7 @@
               <w:rPr>
                 <w:sz w:val="18"/>
               </w:rPr>
-              <w:t xml:space="preserve">Documento Gestión de stakeholders de la Fase 1 (versión 1.1 del 5 de octubre de 2026), SICMA-REQ v1.0, SICMA-PRY v1.0, SICMA-RCF v1.0 y SICMA-EAV v1.0</w:t>
+              <w:t>Documento Gestión de stakeholders de la Fase 1 (versión 1.1 del 5 de octubre de 2026), SICMA-REQ v1.0, SICMA-PRY v1.1, SICMA-RCF v1.0 y SICMA-EAV v1.0</w:t>
             </w:r>
           </w:p>
         </w:tc>
@@ -2242,7 +2242,7 @@
         <w:rPr>
           <w:sz w:val="22"/>
         </w:rPr>
-        <w:t xml:space="preserve">El equipo decide el diseño del sistema. El docente orienta y evalúa dentro de la asignatura, y no tiene la responsabilidad de desarrollar el sistema, administrar el datacenter simulado ni aprobar cada cambio técnico. La participación prevista de ST-01 a ST-03 sigue SICMA-PRY v1.0 (D-02).</w:t>
+        <w:t>El equipo decide el diseño del sistema. El docente orienta y evalúa dentro de la asignatura, y no tiene la responsabilidad de desarrollar el sistema, administrar el datacenter simulado ni aprobar cada cambio técnico. La participación prevista de ST-01 a ST-03 sigue SICMA-PRY v1.1 (D-02).</w:t>
       </w:r>
     </w:p>
     <w:p>
@@ -5588,7 +5588,7 @@
               <w:rPr>
                 <w:sz w:val="18"/>
               </w:rPr>
-              <w:t xml:space="preserve">SICMA-PRY v1.0</w:t>
+              <w:t>SICMA-PRY v1.1</w:t>
             </w:r>
           </w:p>
         </w:tc>
@@ -5913,7 +5913,7 @@
               <w:rPr>
                 <w:sz w:val="18"/>
               </w:rPr>
-              <w:t xml:space="preserve">El documento de la Fase 1 asigna otras responsabilidades que SICMA-PRY v1.0 (por ejemplo, Forms y Power Automate a Claudio, y el clúster MySQL a Fidel). Este documento sigue SICMA-PRY. Falta que el equipo confirme cuál queda vigente</w:t>
+              <w:t>El documento de la Fase 1 asigna otras responsabilidades que SICMA-PRY v1.1 (por ejemplo, Forms y Power Automate a Claudio, y el clúster MySQL a Fidel). Este documento sigue SICMA-PRY. Falta que el equipo confirme cuál queda vigente</w:t>
             </w:r>
           </w:p>
         </w:tc>
@@ -6615,7 +6615,7 @@
         <w:rPr>
           <w:b w:val="0"/>
         </w:rPr>
-        <w:t>[4] SICMA-PRY v1.0. Plan del Proyecto. Equipo SICMA, 2026-10-17.</w:t>
+        <w:t>[4] SICMA-PRY v1.1. Plan del Proyecto. Equipo SICMA, 2026-10-24.</w:t>
       </w:r>
     </w:p>
     <w:p>
